--- a/backend/templates/ica_template_2026_01.docx
+++ b/backend/templates/ica_template_2026_01.docx
@@ -54,15 +54,36 @@
                                 <w:szCs w:val="24"/>
                               </w:rPr>
                             </w:pPr>
+                            <w:proofErr w:type="gramStart"/>
                             <w:r>
                               <w:rPr>
                                 <w:szCs w:val="24"/>
                               </w:rPr>
-                              <w:t>{{ IF household.</w:t>
-                            </w:r>
-                            <w:r>
-                              <w:t>date_signed</w:t>
-                            </w:r>
+                              <w:t>{{ IF</w:t>
+                            </w:r>
+                            <w:proofErr w:type="gramEnd"/>
+                            <w:r>
+                              <w:rPr>
+                                <w:szCs w:val="24"/>
+                              </w:rPr>
+                              <w:t xml:space="preserve"> </w:t>
+                            </w:r>
+                            <w:proofErr w:type="spellStart"/>
+                            <w:proofErr w:type="gramStart"/>
+                            <w:r>
+                              <w:rPr>
+                                <w:szCs w:val="24"/>
+                              </w:rPr>
+                              <w:t>household.</w:t>
+                            </w:r>
+                            <w:r>
+                              <w:t>date</w:t>
+                            </w:r>
+                            <w:proofErr w:type="gramEnd"/>
+                            <w:r>
+                              <w:t>_signed</w:t>
+                            </w:r>
+                            <w:proofErr w:type="spellEnd"/>
                             <w:r>
                               <w:rPr>
                                 <w:szCs w:val="24"/>
@@ -86,23 +107,61 @@
                                 <w:bCs/>
                                 <w:szCs w:val="24"/>
                               </w:rPr>
-                              <w:t>This Agreement replaces and supersedes the one signed by the household on {{ household.</w:t>
-                            </w:r>
+                              <w:t xml:space="preserve">This Agreement replaces and supersedes the one signed by the household on </w:t>
+                            </w:r>
+                            <w:proofErr w:type="gramStart"/>
                             <w:r>
                               <w:rPr>
                                 <w:b/>
                                 <w:bCs/>
                                 <w:szCs w:val="24"/>
                               </w:rPr>
-                              <w:t>date_signed</w:t>
-                            </w:r>
+                              <w:t xml:space="preserve">{{ </w:t>
+                            </w:r>
+                            <w:proofErr w:type="spellStart"/>
                             <w:r>
                               <w:rPr>
                                 <w:b/>
                                 <w:bCs/>
                                 <w:szCs w:val="24"/>
                               </w:rPr>
-                              <w:t xml:space="preserve"> }}</w:t>
+                              <w:t>household</w:t>
+                            </w:r>
+                            <w:proofErr w:type="gramEnd"/>
+                            <w:r>
+                              <w:rPr>
+                                <w:b/>
+                                <w:bCs/>
+                                <w:szCs w:val="24"/>
+                              </w:rPr>
+                              <w:t>.date_</w:t>
+                            </w:r>
+                            <w:proofErr w:type="gramStart"/>
+                            <w:r>
+                              <w:rPr>
+                                <w:b/>
+                                <w:bCs/>
+                                <w:szCs w:val="24"/>
+                              </w:rPr>
+                              <w:t>signed</w:t>
+                            </w:r>
+                            <w:proofErr w:type="spellEnd"/>
+                            <w:r>
+                              <w:rPr>
+                                <w:b/>
+                                <w:bCs/>
+                                <w:szCs w:val="24"/>
+                              </w:rPr>
+                              <w:t xml:space="preserve"> }</w:t>
+                            </w:r>
+                            <w:proofErr w:type="gramEnd"/>
+                            <w:r>
+                              <w:rPr>
+                                <w:b/>
+                                <w:bCs/>
+                                <w:szCs w:val="24"/>
+                              </w:rPr>
+                              <w:t>}</w:t>
                             </w:r>
                           </w:p>
                           <w:p>
@@ -113,11 +172,33 @@
                                 <w:szCs w:val="24"/>
                               </w:rPr>
                             </w:pPr>
+                            <w:proofErr w:type="gramStart"/>
                             <w:r>
                               <w:rPr>
                                 <w:szCs w:val="24"/>
                               </w:rPr>
-                              <w:t>{{ END-IF }}</w:t>
+                              <w:t>{{ END</w:t>
+                            </w:r>
+                            <w:proofErr w:type="gramEnd"/>
+                            <w:r>
+                              <w:rPr>
+                                <w:szCs w:val="24"/>
+                              </w:rPr>
+                              <w:t>-</w:t>
+                            </w:r>
+                            <w:proofErr w:type="gramStart"/>
+                            <w:r>
+                              <w:rPr>
+                                <w:szCs w:val="24"/>
+                              </w:rPr>
+                              <w:t>IF }</w:t>
+                            </w:r>
+                            <w:proofErr w:type="gramEnd"/>
+                            <w:r>
+                              <w:rPr>
+                                <w:szCs w:val="24"/>
+                              </w:rPr>
+                              <w:t>}</w:t>
                             </w:r>
                           </w:p>
                           <w:p>
@@ -177,15 +258,36 @@
                           <w:szCs w:val="24"/>
                         </w:rPr>
                       </w:pPr>
+                      <w:proofErr w:type="gramStart"/>
                       <w:r>
                         <w:rPr>
                           <w:szCs w:val="24"/>
                         </w:rPr>
-                        <w:t>{{ IF household.</w:t>
-                      </w:r>
-                      <w:r>
-                        <w:t>date_signed</w:t>
-                      </w:r>
+                        <w:t>{{ IF</w:t>
+                      </w:r>
+                      <w:proofErr w:type="gramEnd"/>
+                      <w:r>
+                        <w:rPr>
+                          <w:szCs w:val="24"/>
+                        </w:rPr>
+                        <w:t xml:space="preserve"> </w:t>
+                      </w:r>
+                      <w:proofErr w:type="spellStart"/>
+                      <w:proofErr w:type="gramStart"/>
+                      <w:r>
+                        <w:rPr>
+                          <w:szCs w:val="24"/>
+                        </w:rPr>
+                        <w:t>household.</w:t>
+                      </w:r>
+                      <w:r>
+                        <w:t>date</w:t>
+                      </w:r>
+                      <w:proofErr w:type="gramEnd"/>
+                      <w:r>
+                        <w:t>_signed</w:t>
+                      </w:r>
+                      <w:proofErr w:type="spellEnd"/>
                       <w:r>
                         <w:rPr>
                           <w:szCs w:val="24"/>
@@ -209,23 +311,61 @@
                           <w:bCs/>
                           <w:szCs w:val="24"/>
                         </w:rPr>
-                        <w:t>This Agreement replaces and supersedes the one signed by the household on {{ household.</w:t>
-                      </w:r>
+                        <w:t xml:space="preserve">This Agreement replaces and supersedes the one signed by the household on </w:t>
+                      </w:r>
+                      <w:proofErr w:type="gramStart"/>
                       <w:r>
                         <w:rPr>
                           <w:b/>
                           <w:bCs/>
                           <w:szCs w:val="24"/>
                         </w:rPr>
-                        <w:t>date_signed</w:t>
-                      </w:r>
+                        <w:t xml:space="preserve">{{ </w:t>
+                      </w:r>
+                      <w:proofErr w:type="spellStart"/>
                       <w:r>
                         <w:rPr>
                           <w:b/>
                           <w:bCs/>
                           <w:szCs w:val="24"/>
                         </w:rPr>
-                        <w:t xml:space="preserve"> }}</w:t>
+                        <w:t>household</w:t>
+                      </w:r>
+                      <w:proofErr w:type="gramEnd"/>
+                      <w:r>
+                        <w:rPr>
+                          <w:b/>
+                          <w:bCs/>
+                          <w:szCs w:val="24"/>
+                        </w:rPr>
+                        <w:t>.date_</w:t>
+                      </w:r>
+                      <w:proofErr w:type="gramStart"/>
+                      <w:r>
+                        <w:rPr>
+                          <w:b/>
+                          <w:bCs/>
+                          <w:szCs w:val="24"/>
+                        </w:rPr>
+                        <w:t>signed</w:t>
+                      </w:r>
+                      <w:proofErr w:type="spellEnd"/>
+                      <w:r>
+                        <w:rPr>
+                          <w:b/>
+                          <w:bCs/>
+                          <w:szCs w:val="24"/>
+                        </w:rPr>
+                        <w:t xml:space="preserve"> }</w:t>
+                      </w:r>
+                      <w:proofErr w:type="gramEnd"/>
+                      <w:r>
+                        <w:rPr>
+                          <w:b/>
+                          <w:bCs/>
+                          <w:szCs w:val="24"/>
+                        </w:rPr>
+                        <w:t>}</w:t>
                       </w:r>
                     </w:p>
                     <w:p>
@@ -236,11 +376,33 @@
                           <w:szCs w:val="24"/>
                         </w:rPr>
                       </w:pPr>
+                      <w:proofErr w:type="gramStart"/>
                       <w:r>
                         <w:rPr>
                           <w:szCs w:val="24"/>
                         </w:rPr>
-                        <w:t>{{ END-IF }}</w:t>
+                        <w:t>{{ END</w:t>
+                      </w:r>
+                      <w:proofErr w:type="gramEnd"/>
+                      <w:r>
+                        <w:rPr>
+                          <w:szCs w:val="24"/>
+                        </w:rPr>
+                        <w:t>-</w:t>
+                      </w:r>
+                      <w:proofErr w:type="gramStart"/>
+                      <w:r>
+                        <w:rPr>
+                          <w:szCs w:val="24"/>
+                        </w:rPr>
+                        <w:t>IF }</w:t>
+                      </w:r>
+                      <w:proofErr w:type="gramEnd"/>
+                      <w:r>
+                        <w:rPr>
+                          <w:szCs w:val="24"/>
+                        </w:rPr>
+                        <w:t>}</w:t>
                       </w:r>
                     </w:p>
                     <w:p>
@@ -325,11 +487,19 @@
                                 <w:szCs w:val="24"/>
                               </w:rPr>
                             </w:pPr>
+                            <w:proofErr w:type="gramStart"/>
                             <w:r>
                               <w:rPr>
                                 <w:szCs w:val="24"/>
                               </w:rPr>
-                              <w:t xml:space="preserve">{{ IF </w:t>
+                              <w:t>{{ IF</w:t>
+                            </w:r>
+                            <w:proofErr w:type="gramEnd"/>
+                            <w:r>
+                              <w:rPr>
+                                <w:szCs w:val="24"/>
+                              </w:rPr>
+                              <w:t xml:space="preserve"> </w:t>
                             </w:r>
                             <w:r>
                               <w:rPr>
@@ -340,17 +510,33 @@
                             <w:r>
                               <w:t xml:space="preserve"> </w:t>
                             </w:r>
+                            <w:proofErr w:type="spellStart"/>
                             <w:r>
                               <w:rPr>
                                 <w:szCs w:val="24"/>
                               </w:rPr>
-                              <w:t>cosignatory_id</w:t>
-                            </w:r>
+                              <w:t>cosignatory_</w:t>
+                            </w:r>
+                            <w:proofErr w:type="gramStart"/>
                             <w:r>
                               <w:rPr>
                                 <w:szCs w:val="24"/>
                               </w:rPr>
-                              <w:t xml:space="preserve"> }}</w:t>
+                              <w:t>id</w:t>
+                            </w:r>
+                            <w:proofErr w:type="spellEnd"/>
+                            <w:r>
+                              <w:rPr>
+                                <w:szCs w:val="24"/>
+                              </w:rPr>
+                              <w:t xml:space="preserve"> }</w:t>
+                            </w:r>
+                            <w:proofErr w:type="gramEnd"/>
+                            <w:r>
+                              <w:rPr>
+                                <w:szCs w:val="24"/>
+                              </w:rPr>
+                              <w:t>}</w:t>
                             </w:r>
                           </w:p>
                           <w:p>
@@ -372,19 +558,55 @@
                               <w:rPr>
                                 <w:szCs w:val="24"/>
                               </w:rPr>
-                              <w:t xml:space="preserve">: {{ </w:t>
-                            </w:r>
+                              <w:t xml:space="preserve">: </w:t>
+                            </w:r>
+                            <w:proofErr w:type="gramStart"/>
                             <w:r>
                               <w:rPr>
                                 <w:szCs w:val="24"/>
                               </w:rPr>
-                              <w:t>household.</w:t>
-                            </w:r>
+                              <w:t xml:space="preserve">{{ </w:t>
+                            </w:r>
+                            <w:proofErr w:type="spellStart"/>
                             <w:r>
                               <w:rPr>
                                 <w:szCs w:val="24"/>
                               </w:rPr>
-                              <w:t>cosignatory_fullname }}</w:t>
+                              <w:t>household</w:t>
+                            </w:r>
+                            <w:proofErr w:type="gramEnd"/>
+                            <w:r>
+                              <w:rPr>
+                                <w:szCs w:val="24"/>
+                              </w:rPr>
+                              <w:t>.</w:t>
+                            </w:r>
+                            <w:r>
+                              <w:rPr>
+                                <w:szCs w:val="24"/>
+                              </w:rPr>
+                              <w:t>cosignatory_</w:t>
+                            </w:r>
+                            <w:proofErr w:type="gramStart"/>
+                            <w:r>
+                              <w:rPr>
+                                <w:szCs w:val="24"/>
+                              </w:rPr>
+                              <w:t>fullname</w:t>
+                            </w:r>
+                            <w:proofErr w:type="spellEnd"/>
+                            <w:r>
+                              <w:rPr>
+                                <w:szCs w:val="24"/>
+                              </w:rPr>
+                              <w:t xml:space="preserve"> }</w:t>
+                            </w:r>
+                            <w:proofErr w:type="gramEnd"/>
+                            <w:r>
+                              <w:rPr>
+                                <w:szCs w:val="24"/>
+                              </w:rPr>
+                              <w:t>}</w:t>
                             </w:r>
                           </w:p>
                           <w:p>
@@ -402,23 +624,39 @@
                               </w:rPr>
                               <w:t xml:space="preserve">NRC: </w:t>
                             </w:r>
+                            <w:proofErr w:type="gramStart"/>
                             <w:r>
                               <w:rPr>
                                 <w:szCs w:val="24"/>
                               </w:rPr>
                               <w:t xml:space="preserve">{{ </w:t>
                             </w:r>
+                            <w:proofErr w:type="spellStart"/>
                             <w:r>
                               <w:rPr>
                                 <w:szCs w:val="24"/>
                               </w:rPr>
-                              <w:t>household.</w:t>
-                            </w:r>
+                              <w:t>household</w:t>
+                            </w:r>
+                            <w:proofErr w:type="gramEnd"/>
                             <w:r>
                               <w:rPr>
                                 <w:szCs w:val="24"/>
                               </w:rPr>
-                              <w:t>cosignatory_nrc}}</w:t>
+                              <w:t>.</w:t>
+                            </w:r>
+                            <w:r>
+                              <w:rPr>
+                                <w:szCs w:val="24"/>
+                              </w:rPr>
+                              <w:t>cosignatory_nrc</w:t>
+                            </w:r>
+                            <w:proofErr w:type="spellEnd"/>
+                            <w:r>
+                              <w:rPr>
+                                <w:szCs w:val="24"/>
+                              </w:rPr>
+                              <w:t>}}</w:t>
                             </w:r>
                           </w:p>
                           <w:p>
@@ -436,11 +674,33 @@
                               </w:rPr>
                               <w:t xml:space="preserve">Contact: </w:t>
                             </w:r>
+                            <w:proofErr w:type="gramStart"/>
                             <w:r>
                               <w:rPr>
                                 <w:szCs w:val="24"/>
                               </w:rPr>
-                              <w:t>{{ household.cosignatory_contact}}</w:t>
+                              <w:t xml:space="preserve">{{ </w:t>
+                            </w:r>
+                            <w:proofErr w:type="spellStart"/>
+                            <w:r>
+                              <w:rPr>
+                                <w:szCs w:val="24"/>
+                              </w:rPr>
+                              <w:t>household</w:t>
+                            </w:r>
+                            <w:proofErr w:type="gramEnd"/>
+                            <w:r>
+                              <w:rPr>
+                                <w:szCs w:val="24"/>
+                              </w:rPr>
+                              <w:t>.cosignatory_contact</w:t>
+                            </w:r>
+                            <w:proofErr w:type="spellEnd"/>
+                            <w:r>
+                              <w:rPr>
+                                <w:szCs w:val="24"/>
+                              </w:rPr>
+                              <w:t>}}</w:t>
                             </w:r>
                           </w:p>
                           <w:p>
@@ -450,11 +710,33 @@
                                 <w:szCs w:val="24"/>
                               </w:rPr>
                             </w:pPr>
+                            <w:proofErr w:type="gramStart"/>
                             <w:r>
                               <w:rPr>
                                 <w:szCs w:val="24"/>
                               </w:rPr>
-                              <w:t>{{ END-IF }}</w:t>
+                              <w:t>{{ END</w:t>
+                            </w:r>
+                            <w:proofErr w:type="gramEnd"/>
+                            <w:r>
+                              <w:rPr>
+                                <w:szCs w:val="24"/>
+                              </w:rPr>
+                              <w:t>-</w:t>
+                            </w:r>
+                            <w:proofErr w:type="gramStart"/>
+                            <w:r>
+                              <w:rPr>
+                                <w:szCs w:val="24"/>
+                              </w:rPr>
+                              <w:t>IF }</w:t>
+                            </w:r>
+                            <w:proofErr w:type="gramEnd"/>
+                            <w:r>
+                              <w:rPr>
+                                <w:szCs w:val="24"/>
+                              </w:rPr>
+                              <w:t>}</w:t>
                             </w:r>
                           </w:p>
                           <w:p>
@@ -507,11 +789,19 @@
                           <w:szCs w:val="24"/>
                         </w:rPr>
                       </w:pPr>
+                      <w:proofErr w:type="gramStart"/>
                       <w:r>
                         <w:rPr>
                           <w:szCs w:val="24"/>
                         </w:rPr>
-                        <w:t xml:space="preserve">{{ IF </w:t>
+                        <w:t>{{ IF</w:t>
+                      </w:r>
+                      <w:proofErr w:type="gramEnd"/>
+                      <w:r>
+                        <w:rPr>
+                          <w:szCs w:val="24"/>
+                        </w:rPr>
+                        <w:t xml:space="preserve"> </w:t>
                       </w:r>
                       <w:r>
                         <w:rPr>
@@ -522,17 +812,33 @@
                       <w:r>
                         <w:t xml:space="preserve"> </w:t>
                       </w:r>
+                      <w:proofErr w:type="spellStart"/>
                       <w:r>
                         <w:rPr>
                           <w:szCs w:val="24"/>
                         </w:rPr>
-                        <w:t>cosignatory_id</w:t>
-                      </w:r>
+                        <w:t>cosignatory_</w:t>
+                      </w:r>
+                      <w:proofErr w:type="gramStart"/>
                       <w:r>
                         <w:rPr>
                           <w:szCs w:val="24"/>
                         </w:rPr>
-                        <w:t xml:space="preserve"> }}</w:t>
+                        <w:t>id</w:t>
+                      </w:r>
+                      <w:proofErr w:type="spellEnd"/>
+                      <w:r>
+                        <w:rPr>
+                          <w:szCs w:val="24"/>
+                        </w:rPr>
+                        <w:t xml:space="preserve"> }</w:t>
+                      </w:r>
+                      <w:proofErr w:type="gramEnd"/>
+                      <w:r>
+                        <w:rPr>
+                          <w:szCs w:val="24"/>
+                        </w:rPr>
+                        <w:t>}</w:t>
                       </w:r>
                     </w:p>
                     <w:p>
@@ -554,19 +860,55 @@
                         <w:rPr>
                           <w:szCs w:val="24"/>
                         </w:rPr>
-                        <w:t xml:space="preserve">: {{ </w:t>
-                      </w:r>
+                        <w:t xml:space="preserve">: </w:t>
+                      </w:r>
+                      <w:proofErr w:type="gramStart"/>
                       <w:r>
                         <w:rPr>
                           <w:szCs w:val="24"/>
                         </w:rPr>
-                        <w:t>household.</w:t>
-                      </w:r>
+                        <w:t xml:space="preserve">{{ </w:t>
+                      </w:r>
+                      <w:proofErr w:type="spellStart"/>
                       <w:r>
                         <w:rPr>
                           <w:szCs w:val="24"/>
                         </w:rPr>
-                        <w:t>cosignatory_fullname }}</w:t>
+                        <w:t>household</w:t>
+                      </w:r>
+                      <w:proofErr w:type="gramEnd"/>
+                      <w:r>
+                        <w:rPr>
+                          <w:szCs w:val="24"/>
+                        </w:rPr>
+                        <w:t>.</w:t>
+                      </w:r>
+                      <w:r>
+                        <w:rPr>
+                          <w:szCs w:val="24"/>
+                        </w:rPr>
+                        <w:t>cosignatory_</w:t>
+                      </w:r>
+                      <w:proofErr w:type="gramStart"/>
+                      <w:r>
+                        <w:rPr>
+                          <w:szCs w:val="24"/>
+                        </w:rPr>
+                        <w:t>fullname</w:t>
+                      </w:r>
+                      <w:proofErr w:type="spellEnd"/>
+                      <w:r>
+                        <w:rPr>
+                          <w:szCs w:val="24"/>
+                        </w:rPr>
+                        <w:t xml:space="preserve"> }</w:t>
+                      </w:r>
+                      <w:proofErr w:type="gramEnd"/>
+                      <w:r>
+                        <w:rPr>
+                          <w:szCs w:val="24"/>
+                        </w:rPr>
+                        <w:t>}</w:t>
                       </w:r>
                     </w:p>
                     <w:p>
@@ -584,23 +926,39 @@
                         </w:rPr>
                         <w:t xml:space="preserve">NRC: </w:t>
                       </w:r>
+                      <w:proofErr w:type="gramStart"/>
                       <w:r>
                         <w:rPr>
                           <w:szCs w:val="24"/>
                         </w:rPr>
                         <w:t xml:space="preserve">{{ </w:t>
                       </w:r>
+                      <w:proofErr w:type="spellStart"/>
                       <w:r>
                         <w:rPr>
                           <w:szCs w:val="24"/>
                         </w:rPr>
-                        <w:t>household.</w:t>
-                      </w:r>
+                        <w:t>household</w:t>
+                      </w:r>
+                      <w:proofErr w:type="gramEnd"/>
                       <w:r>
                         <w:rPr>
                           <w:szCs w:val="24"/>
                         </w:rPr>
-                        <w:t>cosignatory_nrc}}</w:t>
+                        <w:t>.</w:t>
+                      </w:r>
+                      <w:r>
+                        <w:rPr>
+                          <w:szCs w:val="24"/>
+                        </w:rPr>
+                        <w:t>cosignatory_nrc</w:t>
+                      </w:r>
+                      <w:proofErr w:type="spellEnd"/>
+                      <w:r>
+                        <w:rPr>
+                          <w:szCs w:val="24"/>
+                        </w:rPr>
+                        <w:t>}}</w:t>
                       </w:r>
                     </w:p>
                     <w:p>
@@ -618,11 +976,33 @@
                         </w:rPr>
                         <w:t xml:space="preserve">Contact: </w:t>
                       </w:r>
+                      <w:proofErr w:type="gramStart"/>
                       <w:r>
                         <w:rPr>
                           <w:szCs w:val="24"/>
                         </w:rPr>
-                        <w:t>{{ household.cosignatory_contact}}</w:t>
+                        <w:t xml:space="preserve">{{ </w:t>
+                      </w:r>
+                      <w:proofErr w:type="spellStart"/>
+                      <w:r>
+                        <w:rPr>
+                          <w:szCs w:val="24"/>
+                        </w:rPr>
+                        <w:t>household</w:t>
+                      </w:r>
+                      <w:proofErr w:type="gramEnd"/>
+                      <w:r>
+                        <w:rPr>
+                          <w:szCs w:val="24"/>
+                        </w:rPr>
+                        <w:t>.cosignatory_contact</w:t>
+                      </w:r>
+                      <w:proofErr w:type="spellEnd"/>
+                      <w:r>
+                        <w:rPr>
+                          <w:szCs w:val="24"/>
+                        </w:rPr>
+                        <w:t>}}</w:t>
                       </w:r>
                     </w:p>
                     <w:p>
@@ -632,11 +1012,33 @@
                           <w:szCs w:val="24"/>
                         </w:rPr>
                       </w:pPr>
+                      <w:proofErr w:type="gramStart"/>
                       <w:r>
                         <w:rPr>
                           <w:szCs w:val="24"/>
                         </w:rPr>
-                        <w:t>{{ END-IF }}</w:t>
+                        <w:t>{{ END</w:t>
+                      </w:r>
+                      <w:proofErr w:type="gramEnd"/>
+                      <w:r>
+                        <w:rPr>
+                          <w:szCs w:val="24"/>
+                        </w:rPr>
+                        <w:t>-</w:t>
+                      </w:r>
+                      <w:proofErr w:type="gramStart"/>
+                      <w:r>
+                        <w:rPr>
+                          <w:szCs w:val="24"/>
+                        </w:rPr>
+                        <w:t>IF }</w:t>
+                      </w:r>
+                      <w:proofErr w:type="gramEnd"/>
+                      <w:r>
+                        <w:rPr>
+                          <w:szCs w:val="24"/>
+                        </w:rPr>
+                        <w:t>}</w:t>
                       </w:r>
                     </w:p>
                     <w:p>
@@ -726,19 +1128,49 @@
                               <w:rPr>
                                 <w:szCs w:val="24"/>
                               </w:rPr>
-                              <w:t xml:space="preserve">: {{ </w:t>
-                            </w:r>
+                              <w:t xml:space="preserve">: </w:t>
+                            </w:r>
+                            <w:proofErr w:type="gramStart"/>
                             <w:r>
                               <w:rPr>
                                 <w:szCs w:val="24"/>
                               </w:rPr>
-                              <w:t>household.</w:t>
-                            </w:r>
+                              <w:t xml:space="preserve">{{ </w:t>
+                            </w:r>
+                            <w:proofErr w:type="spellStart"/>
                             <w:r>
                               <w:rPr>
                                 <w:szCs w:val="24"/>
                               </w:rPr>
-                              <w:t>fullname }}</w:t>
+                              <w:t>household</w:t>
+                            </w:r>
+                            <w:proofErr w:type="gramEnd"/>
+                            <w:r>
+                              <w:rPr>
+                                <w:szCs w:val="24"/>
+                              </w:rPr>
+                              <w:t>.</w:t>
+                            </w:r>
+                            <w:proofErr w:type="gramStart"/>
+                            <w:r>
+                              <w:rPr>
+                                <w:szCs w:val="24"/>
+                              </w:rPr>
+                              <w:t>fullname</w:t>
+                            </w:r>
+                            <w:proofErr w:type="spellEnd"/>
+                            <w:r>
+                              <w:rPr>
+                                <w:szCs w:val="24"/>
+                              </w:rPr>
+                              <w:t xml:space="preserve"> }</w:t>
+                            </w:r>
+                            <w:proofErr w:type="gramEnd"/>
+                            <w:r>
+                              <w:rPr>
+                                <w:szCs w:val="24"/>
+                              </w:rPr>
+                              <w:t>}</w:t>
                             </w:r>
                           </w:p>
                           <w:p>
@@ -760,8 +1192,16 @@
                               <w:rPr>
                                 <w:szCs w:val="24"/>
                               </w:rPr>
-                              <w:t xml:space="preserve">: {{ </w:t>
-                            </w:r>
+                              <w:t xml:space="preserve">: </w:t>
+                            </w:r>
+                            <w:proofErr w:type="gramStart"/>
+                            <w:r>
+                              <w:rPr>
+                                <w:szCs w:val="24"/>
+                              </w:rPr>
+                              <w:t xml:space="preserve">{{ </w:t>
+                            </w:r>
+                            <w:proofErr w:type="spellStart"/>
                             <w:r>
                               <w:rPr>
                                 <w:szCs w:val="24"/>
@@ -772,7 +1212,15 @@
                               <w:rPr>
                                 <w:szCs w:val="24"/>
                               </w:rPr>
-                              <w:t>nrc }}</w:t>
+                              <w:t>nrc</w:t>
+                            </w:r>
+                            <w:proofErr w:type="spellEnd"/>
+                            <w:proofErr w:type="gramEnd"/>
+                            <w:r>
+                              <w:rPr>
+                                <w:szCs w:val="24"/>
+                              </w:rPr>
+                              <w:t xml:space="preserve"> }}</w:t>
                             </w:r>
                           </w:p>
                           <w:p>
@@ -794,19 +1242,49 @@
                               <w:rPr>
                                 <w:szCs w:val="24"/>
                               </w:rPr>
-                              <w:t xml:space="preserve">: {{ </w:t>
-                            </w:r>
+                              <w:t xml:space="preserve">: </w:t>
+                            </w:r>
+                            <w:proofErr w:type="gramStart"/>
                             <w:r>
                               <w:rPr>
                                 <w:szCs w:val="24"/>
                               </w:rPr>
-                              <w:t>household.</w:t>
-                            </w:r>
+                              <w:t xml:space="preserve">{{ </w:t>
+                            </w:r>
+                            <w:proofErr w:type="spellStart"/>
                             <w:r>
                               <w:rPr>
                                 <w:szCs w:val="24"/>
                               </w:rPr>
-                              <w:t>contact }}</w:t>
+                              <w:t>household</w:t>
+                            </w:r>
+                            <w:proofErr w:type="gramEnd"/>
+                            <w:r>
+                              <w:rPr>
+                                <w:szCs w:val="24"/>
+                              </w:rPr>
+                              <w:t>.</w:t>
+                            </w:r>
+                            <w:proofErr w:type="gramStart"/>
+                            <w:r>
+                              <w:rPr>
+                                <w:szCs w:val="24"/>
+                              </w:rPr>
+                              <w:t>contact</w:t>
+                            </w:r>
+                            <w:proofErr w:type="spellEnd"/>
+                            <w:r>
+                              <w:rPr>
+                                <w:szCs w:val="24"/>
+                              </w:rPr>
+                              <w:t xml:space="preserve"> }</w:t>
+                            </w:r>
+                            <w:proofErr w:type="gramEnd"/>
+                            <w:r>
+                              <w:rPr>
+                                <w:szCs w:val="24"/>
+                              </w:rPr>
+                              <w:t>}</w:t>
                             </w:r>
                           </w:p>
                         </w:txbxContent>
@@ -853,19 +1331,49 @@
                         <w:rPr>
                           <w:szCs w:val="24"/>
                         </w:rPr>
-                        <w:t xml:space="preserve">: {{ </w:t>
-                      </w:r>
+                        <w:t xml:space="preserve">: </w:t>
+                      </w:r>
+                      <w:proofErr w:type="gramStart"/>
                       <w:r>
                         <w:rPr>
                           <w:szCs w:val="24"/>
                         </w:rPr>
-                        <w:t>household.</w:t>
-                      </w:r>
+                        <w:t xml:space="preserve">{{ </w:t>
+                      </w:r>
+                      <w:proofErr w:type="spellStart"/>
                       <w:r>
                         <w:rPr>
                           <w:szCs w:val="24"/>
                         </w:rPr>
-                        <w:t>fullname }}</w:t>
+                        <w:t>household</w:t>
+                      </w:r>
+                      <w:proofErr w:type="gramEnd"/>
+                      <w:r>
+                        <w:rPr>
+                          <w:szCs w:val="24"/>
+                        </w:rPr>
+                        <w:t>.</w:t>
+                      </w:r>
+                      <w:proofErr w:type="gramStart"/>
+                      <w:r>
+                        <w:rPr>
+                          <w:szCs w:val="24"/>
+                        </w:rPr>
+                        <w:t>fullname</w:t>
+                      </w:r>
+                      <w:proofErr w:type="spellEnd"/>
+                      <w:r>
+                        <w:rPr>
+                          <w:szCs w:val="24"/>
+                        </w:rPr>
+                        <w:t xml:space="preserve"> }</w:t>
+                      </w:r>
+                      <w:proofErr w:type="gramEnd"/>
+                      <w:r>
+                        <w:rPr>
+                          <w:szCs w:val="24"/>
+                        </w:rPr>
+                        <w:t>}</w:t>
                       </w:r>
                     </w:p>
                     <w:p>
@@ -887,8 +1395,16 @@
                         <w:rPr>
                           <w:szCs w:val="24"/>
                         </w:rPr>
-                        <w:t xml:space="preserve">: {{ </w:t>
-                      </w:r>
+                        <w:t xml:space="preserve">: </w:t>
+                      </w:r>
+                      <w:proofErr w:type="gramStart"/>
+                      <w:r>
+                        <w:rPr>
+                          <w:szCs w:val="24"/>
+                        </w:rPr>
+                        <w:t xml:space="preserve">{{ </w:t>
+                      </w:r>
+                      <w:proofErr w:type="spellStart"/>
                       <w:r>
                         <w:rPr>
                           <w:szCs w:val="24"/>
@@ -899,7 +1415,15 @@
                         <w:rPr>
                           <w:szCs w:val="24"/>
                         </w:rPr>
-                        <w:t>nrc }}</w:t>
+                        <w:t>nrc</w:t>
+                      </w:r>
+                      <w:proofErr w:type="spellEnd"/>
+                      <w:proofErr w:type="gramEnd"/>
+                      <w:r>
+                        <w:rPr>
+                          <w:szCs w:val="24"/>
+                        </w:rPr>
+                        <w:t xml:space="preserve"> }}</w:t>
                       </w:r>
                     </w:p>
                     <w:p>
@@ -921,19 +1445,49 @@
                         <w:rPr>
                           <w:szCs w:val="24"/>
                         </w:rPr>
-                        <w:t xml:space="preserve">: {{ </w:t>
-                      </w:r>
+                        <w:t xml:space="preserve">: </w:t>
+                      </w:r>
+                      <w:proofErr w:type="gramStart"/>
                       <w:r>
                         <w:rPr>
                           <w:szCs w:val="24"/>
                         </w:rPr>
-                        <w:t>household.</w:t>
-                      </w:r>
+                        <w:t xml:space="preserve">{{ </w:t>
+                      </w:r>
+                      <w:proofErr w:type="spellStart"/>
                       <w:r>
                         <w:rPr>
                           <w:szCs w:val="24"/>
                         </w:rPr>
-                        <w:t>contact }}</w:t>
+                        <w:t>household</w:t>
+                      </w:r>
+                      <w:proofErr w:type="gramEnd"/>
+                      <w:r>
+                        <w:rPr>
+                          <w:szCs w:val="24"/>
+                        </w:rPr>
+                        <w:t>.</w:t>
+                      </w:r>
+                      <w:proofErr w:type="gramStart"/>
+                      <w:r>
+                        <w:rPr>
+                          <w:szCs w:val="24"/>
+                        </w:rPr>
+                        <w:t>contact</w:t>
+                      </w:r>
+                      <w:proofErr w:type="spellEnd"/>
+                      <w:r>
+                        <w:rPr>
+                          <w:szCs w:val="24"/>
+                        </w:rPr>
+                        <w:t xml:space="preserve"> }</w:t>
+                      </w:r>
+                      <w:proofErr w:type="gramEnd"/>
+                      <w:r>
+                        <w:rPr>
+                          <w:szCs w:val="24"/>
+                        </w:rPr>
+                        <w:t>}</w:t>
                       </w:r>
                     </w:p>
                   </w:txbxContent>
@@ -962,26 +1516,69 @@
       <w:pPr>
         <w:pStyle w:val="NoSpacing"/>
       </w:pPr>
-      <w:r>
-        <w:t>{{ IF household.</w:t>
-      </w:r>
-      <w:r>
-        <w:t>sdate_gardensdryland</w:t>
-      </w:r>
-      <w:r>
-        <w:t xml:space="preserve"> || household.</w:t>
-      </w:r>
-      <w:r>
-        <w:t>sdate_structures</w:t>
-      </w:r>
-      <w:r>
-        <w:t xml:space="preserve"> || household.</w:t>
-      </w:r>
-      <w:r>
-        <w:t>sdate_landholdings</w:t>
-      </w:r>
-      <w:r>
-        <w:t xml:space="preserve"> }}</w:t>
+      <w:proofErr w:type="gramStart"/>
+      <w:r>
+        <w:t>{{ IF</w:t>
+      </w:r>
+      <w:proofErr w:type="gramEnd"/>
+      <w:r>
+        <w:t xml:space="preserve"> </w:t>
+      </w:r>
+      <w:proofErr w:type="spellStart"/>
+      <w:proofErr w:type="gramStart"/>
+      <w:r>
+        <w:t>household.</w:t>
+      </w:r>
+      <w:r>
+        <w:t>sdate</w:t>
+      </w:r>
+      <w:proofErr w:type="gramEnd"/>
+      <w:r>
+        <w:t>_gardensdryland</w:t>
+      </w:r>
+      <w:proofErr w:type="spellEnd"/>
+      <w:r>
+        <w:t xml:space="preserve"> || </w:t>
+      </w:r>
+      <w:proofErr w:type="spellStart"/>
+      <w:proofErr w:type="gramStart"/>
+      <w:r>
+        <w:t>household.</w:t>
+      </w:r>
+      <w:r>
+        <w:t>sdate</w:t>
+      </w:r>
+      <w:proofErr w:type="gramEnd"/>
+      <w:r>
+        <w:t>_structures</w:t>
+      </w:r>
+      <w:proofErr w:type="spellEnd"/>
+      <w:r>
+        <w:t xml:space="preserve"> || </w:t>
+      </w:r>
+      <w:proofErr w:type="spellStart"/>
+      <w:proofErr w:type="gramStart"/>
+      <w:r>
+        <w:t>household.</w:t>
+      </w:r>
+      <w:r>
+        <w:t>sdate</w:t>
+      </w:r>
+      <w:proofErr w:type="gramEnd"/>
+      <w:r>
+        <w:t>_</w:t>
+      </w:r>
+      <w:proofErr w:type="gramStart"/>
+      <w:r>
+        <w:t>landholdings</w:t>
+      </w:r>
+      <w:proofErr w:type="spellEnd"/>
+      <w:r>
+        <w:t xml:space="preserve"> }</w:t>
+      </w:r>
+      <w:proofErr w:type="gramEnd"/>
+      <w:r>
+        <w:t>}</w:t>
       </w:r>
     </w:p>
     <w:tbl>
@@ -992,7 +1589,7 @@
         <w:tblLook w:val="04A0" w:firstRow="1" w:lastRow="0" w:firstColumn="1" w:lastColumn="0" w:noHBand="0" w:noVBand="1"/>
       </w:tblPr>
       <w:tblGrid>
-        <w:gridCol w:w="4338"/>
+        <w:gridCol w:w="3273"/>
         <w:gridCol w:w="3203"/>
       </w:tblGrid>
       <w:tr>
@@ -1002,7 +1599,7 @@
         <w:tc>
           <w:tcPr>
             <w:cnfStyle w:val="001000000000" w:firstRow="0" w:lastRow="0" w:firstColumn="1" w:lastColumn="0" w:oddVBand="0" w:evenVBand="0" w:oddHBand="0" w:evenHBand="0" w:firstRowFirstColumn="0" w:firstRowLastColumn="0" w:lastRowFirstColumn="0" w:lastRowLastColumn="0"/>
-            <w:tcW w:w="7541" w:type="dxa"/>
+            <w:tcW w:w="5220" w:type="dxa"/>
             <w:gridSpan w:val="2"/>
           </w:tcPr>
           <w:p>
@@ -1025,21 +1622,33 @@
         <w:tc>
           <w:tcPr>
             <w:cnfStyle w:val="001000000000" w:firstRow="0" w:lastRow="0" w:firstColumn="1" w:lastColumn="0" w:oddVBand="0" w:evenVBand="0" w:oddHBand="0" w:evenHBand="0" w:firstRowFirstColumn="0" w:firstRowLastColumn="0" w:lastRowFirstColumn="0" w:lastRowLastColumn="0"/>
-            <w:tcW w:w="4338" w:type="dxa"/>
+            <w:tcW w:w="3273" w:type="dxa"/>
           </w:tcPr>
           <w:p>
             <w:pPr>
               <w:pStyle w:val="NoSpacing"/>
             </w:pPr>
-            <w:r>
-              <w:t xml:space="preserve">{{ </w:t>
-            </w:r>
-            <w:r>
-              <w:t>IF household.</w:t>
-            </w:r>
-            <w:r>
-              <w:t>sdate_gardensdryland</w:t>
-            </w:r>
+            <w:proofErr w:type="gramStart"/>
+            <w:r>
+              <w:t>{{ IF</w:t>
+            </w:r>
+            <w:proofErr w:type="gramEnd"/>
+            <w:r>
+              <w:t xml:space="preserve"> </w:t>
+            </w:r>
+            <w:proofErr w:type="spellStart"/>
+            <w:proofErr w:type="gramStart"/>
+            <w:r>
+              <w:t>household.</w:t>
+            </w:r>
+            <w:r>
+              <w:t>sdate</w:t>
+            </w:r>
+            <w:proofErr w:type="gramEnd"/>
+            <w:r>
+              <w:t>_gardensdryland</w:t>
+            </w:r>
+            <w:proofErr w:type="spellEnd"/>
             <w:r>
               <w:t xml:space="preserve"> }}</w:t>
             </w:r>
@@ -1047,7 +1656,7 @@
         </w:tc>
         <w:tc>
           <w:tcPr>
-            <w:tcW w:w="3203" w:type="dxa"/>
+            <w:tcW w:w="1947" w:type="dxa"/>
           </w:tcPr>
           <w:p>
             <w:pPr>
@@ -1062,7 +1671,7 @@
         <w:tc>
           <w:tcPr>
             <w:cnfStyle w:val="001000000000" w:firstRow="0" w:lastRow="0" w:firstColumn="1" w:lastColumn="0" w:oddVBand="0" w:evenVBand="0" w:oddHBand="0" w:evenHBand="0" w:firstRowFirstColumn="0" w:firstRowLastColumn="0" w:lastRowFirstColumn="0" w:lastRowLastColumn="0"/>
-            <w:tcW w:w="4338" w:type="dxa"/>
+            <w:tcW w:w="3273" w:type="dxa"/>
           </w:tcPr>
           <w:p>
             <w:pPr>
@@ -1075,7 +1684,7 @@
         </w:tc>
         <w:tc>
           <w:tcPr>
-            <w:tcW w:w="3203" w:type="dxa"/>
+            <w:tcW w:w="1947" w:type="dxa"/>
           </w:tcPr>
           <w:p>
             <w:pPr>
@@ -1083,15 +1692,22 @@
               <w:jc w:val="center"/>
               <w:cnfStyle w:val="000000000000" w:firstRow="0" w:lastRow="0" w:firstColumn="0" w:lastColumn="0" w:oddVBand="0" w:evenVBand="0" w:oddHBand="0" w:evenHBand="0" w:firstRowFirstColumn="0" w:firstRowLastColumn="0" w:lastRowFirstColumn="0" w:lastRowLastColumn="0"/>
             </w:pPr>
+            <w:proofErr w:type="gramStart"/>
             <w:r>
               <w:t xml:space="preserve">{{ </w:t>
             </w:r>
-            <w:r>
-              <w:t>household.</w:t>
+            <w:proofErr w:type="spellStart"/>
+            <w:r>
+              <w:t>household</w:t>
+            </w:r>
+            <w:proofErr w:type="gramEnd"/>
+            <w:r>
+              <w:t>.</w:t>
             </w:r>
             <w:r>
               <w:t>sdate_gardensdryland</w:t>
             </w:r>
+            <w:proofErr w:type="spellEnd"/>
             <w:r>
               <w:t xml:space="preserve"> }}</w:t>
             </w:r>
@@ -1105,20 +1721,25 @@
         <w:tc>
           <w:tcPr>
             <w:cnfStyle w:val="001000000000" w:firstRow="0" w:lastRow="0" w:firstColumn="1" w:lastColumn="0" w:oddVBand="0" w:evenVBand="0" w:oddHBand="0" w:evenHBand="0" w:firstRowFirstColumn="0" w:firstRowLastColumn="0" w:lastRowFirstColumn="0" w:lastRowLastColumn="0"/>
-            <w:tcW w:w="4338" w:type="dxa"/>
+            <w:tcW w:w="3273" w:type="dxa"/>
           </w:tcPr>
           <w:p>
             <w:pPr>
               <w:pStyle w:val="NoSpacing"/>
             </w:pPr>
-            <w:r>
-              <w:t>{{ END-IF }}</w:t>
+            <w:proofErr w:type="gramStart"/>
+            <w:r>
+              <w:t>{{ END</w:t>
+            </w:r>
+            <w:proofErr w:type="gramEnd"/>
+            <w:r>
+              <w:t>-IF }}</w:t>
             </w:r>
           </w:p>
         </w:tc>
         <w:tc>
           <w:tcPr>
-            <w:tcW w:w="3203" w:type="dxa"/>
+            <w:tcW w:w="1947" w:type="dxa"/>
           </w:tcPr>
           <w:p>
             <w:pPr>
@@ -1133,18 +1754,33 @@
         <w:tc>
           <w:tcPr>
             <w:cnfStyle w:val="001000000000" w:firstRow="0" w:lastRow="0" w:firstColumn="1" w:lastColumn="0" w:oddVBand="0" w:evenVBand="0" w:oddHBand="0" w:evenHBand="0" w:firstRowFirstColumn="0" w:firstRowLastColumn="0" w:lastRowFirstColumn="0" w:lastRowLastColumn="0"/>
-            <w:tcW w:w="4338" w:type="dxa"/>
+            <w:tcW w:w="3273" w:type="dxa"/>
           </w:tcPr>
           <w:p>
             <w:pPr>
               <w:pStyle w:val="NoSpacing"/>
             </w:pPr>
-            <w:r>
-              <w:t>{{ IF household.</w:t>
-            </w:r>
-            <w:r>
-              <w:t>sdate_structures</w:t>
-            </w:r>
+            <w:proofErr w:type="gramStart"/>
+            <w:r>
+              <w:t>{{ IF</w:t>
+            </w:r>
+            <w:proofErr w:type="gramEnd"/>
+            <w:r>
+              <w:t xml:space="preserve"> </w:t>
+            </w:r>
+            <w:proofErr w:type="spellStart"/>
+            <w:proofErr w:type="gramStart"/>
+            <w:r>
+              <w:t>household.</w:t>
+            </w:r>
+            <w:r>
+              <w:t>sdate</w:t>
+            </w:r>
+            <w:proofErr w:type="gramEnd"/>
+            <w:r>
+              <w:t>_structures</w:t>
+            </w:r>
+            <w:proofErr w:type="spellEnd"/>
             <w:r>
               <w:t xml:space="preserve"> }}</w:t>
             </w:r>
@@ -1152,7 +1788,7 @@
         </w:tc>
         <w:tc>
           <w:tcPr>
-            <w:tcW w:w="3203" w:type="dxa"/>
+            <w:tcW w:w="1947" w:type="dxa"/>
           </w:tcPr>
           <w:p>
             <w:pPr>
@@ -1170,7 +1806,7 @@
         <w:tc>
           <w:tcPr>
             <w:cnfStyle w:val="001000000000" w:firstRow="0" w:lastRow="0" w:firstColumn="1" w:lastColumn="0" w:oddVBand="0" w:evenVBand="0" w:oddHBand="0" w:evenHBand="0" w:firstRowFirstColumn="0" w:firstRowLastColumn="0" w:lastRowFirstColumn="0" w:lastRowLastColumn="0"/>
-            <w:tcW w:w="4338" w:type="dxa"/>
+            <w:tcW w:w="3273" w:type="dxa"/>
           </w:tcPr>
           <w:p>
             <w:pPr>
@@ -1183,7 +1819,7 @@
         </w:tc>
         <w:tc>
           <w:tcPr>
-            <w:tcW w:w="3203" w:type="dxa"/>
+            <w:tcW w:w="1947" w:type="dxa"/>
           </w:tcPr>
           <w:p>
             <w:pPr>
@@ -1191,15 +1827,22 @@
               <w:jc w:val="center"/>
               <w:cnfStyle w:val="000000100000" w:firstRow="0" w:lastRow="0" w:firstColumn="0" w:lastColumn="0" w:oddVBand="0" w:evenVBand="0" w:oddHBand="1" w:evenHBand="0" w:firstRowFirstColumn="0" w:firstRowLastColumn="0" w:lastRowFirstColumn="0" w:lastRowLastColumn="0"/>
             </w:pPr>
+            <w:proofErr w:type="gramStart"/>
             <w:r>
               <w:t xml:space="preserve">{{ </w:t>
             </w:r>
-            <w:r>
-              <w:t>household.</w:t>
+            <w:proofErr w:type="spellStart"/>
+            <w:r>
+              <w:t>household</w:t>
+            </w:r>
+            <w:proofErr w:type="gramEnd"/>
+            <w:r>
+              <w:t>.</w:t>
             </w:r>
             <w:r>
               <w:t>sdate_structures</w:t>
             </w:r>
+            <w:proofErr w:type="spellEnd"/>
             <w:r>
               <w:t xml:space="preserve"> }}</w:t>
             </w:r>
@@ -1210,20 +1853,25 @@
         <w:tc>
           <w:tcPr>
             <w:cnfStyle w:val="001000000000" w:firstRow="0" w:lastRow="0" w:firstColumn="1" w:lastColumn="0" w:oddVBand="0" w:evenVBand="0" w:oddHBand="0" w:evenHBand="0" w:firstRowFirstColumn="0" w:firstRowLastColumn="0" w:lastRowFirstColumn="0" w:lastRowLastColumn="0"/>
-            <w:tcW w:w="4338" w:type="dxa"/>
+            <w:tcW w:w="3273" w:type="dxa"/>
           </w:tcPr>
           <w:p>
             <w:pPr>
               <w:pStyle w:val="NoSpacing"/>
             </w:pPr>
-            <w:r>
-              <w:t>{{ END-IF }}</w:t>
+            <w:proofErr w:type="gramStart"/>
+            <w:r>
+              <w:t>{{ END</w:t>
+            </w:r>
+            <w:proofErr w:type="gramEnd"/>
+            <w:r>
+              <w:t>-IF }}</w:t>
             </w:r>
           </w:p>
         </w:tc>
         <w:tc>
           <w:tcPr>
-            <w:tcW w:w="3203" w:type="dxa"/>
+            <w:tcW w:w="1947" w:type="dxa"/>
           </w:tcPr>
           <w:p>
             <w:pPr>
@@ -1241,18 +1889,33 @@
         <w:tc>
           <w:tcPr>
             <w:cnfStyle w:val="001000000000" w:firstRow="0" w:lastRow="0" w:firstColumn="1" w:lastColumn="0" w:oddVBand="0" w:evenVBand="0" w:oddHBand="0" w:evenHBand="0" w:firstRowFirstColumn="0" w:firstRowLastColumn="0" w:lastRowFirstColumn="0" w:lastRowLastColumn="0"/>
-            <w:tcW w:w="4338" w:type="dxa"/>
+            <w:tcW w:w="3273" w:type="dxa"/>
           </w:tcPr>
           <w:p>
             <w:pPr>
               <w:pStyle w:val="NoSpacing"/>
             </w:pPr>
-            <w:r>
-              <w:t>{{ IF household.</w:t>
-            </w:r>
-            <w:r>
-              <w:t>sdate_landholdings</w:t>
-            </w:r>
+            <w:proofErr w:type="gramStart"/>
+            <w:r>
+              <w:t>{{ IF</w:t>
+            </w:r>
+            <w:proofErr w:type="gramEnd"/>
+            <w:r>
+              <w:t xml:space="preserve"> </w:t>
+            </w:r>
+            <w:proofErr w:type="spellStart"/>
+            <w:proofErr w:type="gramStart"/>
+            <w:r>
+              <w:t>household.</w:t>
+            </w:r>
+            <w:r>
+              <w:t>sdate</w:t>
+            </w:r>
+            <w:proofErr w:type="gramEnd"/>
+            <w:r>
+              <w:t>_landholdings</w:t>
+            </w:r>
+            <w:proofErr w:type="spellEnd"/>
             <w:r>
               <w:t xml:space="preserve"> }}</w:t>
             </w:r>
@@ -1260,7 +1923,7 @@
         </w:tc>
         <w:tc>
           <w:tcPr>
-            <w:tcW w:w="3203" w:type="dxa"/>
+            <w:tcW w:w="1947" w:type="dxa"/>
           </w:tcPr>
           <w:p>
             <w:pPr>
@@ -1275,7 +1938,7 @@
         <w:tc>
           <w:tcPr>
             <w:cnfStyle w:val="001000000000" w:firstRow="0" w:lastRow="0" w:firstColumn="1" w:lastColumn="0" w:oddVBand="0" w:evenVBand="0" w:oddHBand="0" w:evenHBand="0" w:firstRowFirstColumn="0" w:firstRowLastColumn="0" w:lastRowFirstColumn="0" w:lastRowLastColumn="0"/>
-            <w:tcW w:w="4338" w:type="dxa"/>
+            <w:tcW w:w="3273" w:type="dxa"/>
           </w:tcPr>
           <w:p>
             <w:pPr>
@@ -1288,7 +1951,7 @@
         </w:tc>
         <w:tc>
           <w:tcPr>
-            <w:tcW w:w="3203" w:type="dxa"/>
+            <w:tcW w:w="1947" w:type="dxa"/>
           </w:tcPr>
           <w:p>
             <w:pPr>
@@ -1296,15 +1959,22 @@
               <w:jc w:val="center"/>
               <w:cnfStyle w:val="000000000000" w:firstRow="0" w:lastRow="0" w:firstColumn="0" w:lastColumn="0" w:oddVBand="0" w:evenVBand="0" w:oddHBand="0" w:evenHBand="0" w:firstRowFirstColumn="0" w:firstRowLastColumn="0" w:lastRowFirstColumn="0" w:lastRowLastColumn="0"/>
             </w:pPr>
+            <w:proofErr w:type="gramStart"/>
             <w:r>
               <w:t xml:space="preserve">{{ </w:t>
             </w:r>
-            <w:r>
-              <w:t>household.</w:t>
+            <w:proofErr w:type="spellStart"/>
+            <w:r>
+              <w:t>household</w:t>
+            </w:r>
+            <w:proofErr w:type="gramEnd"/>
+            <w:r>
+              <w:t>.</w:t>
             </w:r>
             <w:r>
               <w:t>sdate_landholdings</w:t>
             </w:r>
+            <w:proofErr w:type="spellEnd"/>
             <w:r>
               <w:t xml:space="preserve"> }}</w:t>
             </w:r>
@@ -1318,20 +1988,25 @@
         <w:tc>
           <w:tcPr>
             <w:cnfStyle w:val="001000000000" w:firstRow="0" w:lastRow="0" w:firstColumn="1" w:lastColumn="0" w:oddVBand="0" w:evenVBand="0" w:oddHBand="0" w:evenHBand="0" w:firstRowFirstColumn="0" w:firstRowLastColumn="0" w:lastRowFirstColumn="0" w:lastRowLastColumn="0"/>
-            <w:tcW w:w="4338" w:type="dxa"/>
+            <w:tcW w:w="3273" w:type="dxa"/>
           </w:tcPr>
           <w:p>
             <w:pPr>
               <w:pStyle w:val="NoSpacing"/>
             </w:pPr>
-            <w:r>
-              <w:t>{{ END-IF }}</w:t>
+            <w:proofErr w:type="gramStart"/>
+            <w:r>
+              <w:t>{{ END</w:t>
+            </w:r>
+            <w:proofErr w:type="gramEnd"/>
+            <w:r>
+              <w:t>-IF }}</w:t>
             </w:r>
           </w:p>
         </w:tc>
         <w:tc>
           <w:tcPr>
-            <w:tcW w:w="3203" w:type="dxa"/>
+            <w:tcW w:w="1947" w:type="dxa"/>
           </w:tcPr>
           <w:p>
             <w:pPr>
@@ -1352,8 +2027,21 @@
       <w:pPr>
         <w:pStyle w:val="NoSpacing"/>
       </w:pPr>
-      <w:r>
-        <w:t>{{ END-IF }}</w:t>
+      <w:proofErr w:type="gramStart"/>
+      <w:r>
+        <w:t>{{ END</w:t>
+      </w:r>
+      <w:proofErr w:type="gramEnd"/>
+      <w:r>
+        <w:t>-</w:t>
+      </w:r>
+      <w:proofErr w:type="gramStart"/>
+      <w:r>
+        <w:t>IF }</w:t>
+      </w:r>
+      <w:proofErr w:type="gramEnd"/>
+      <w:r>
+        <w:t>}</w:t>
       </w:r>
     </w:p>
     <w:p>
@@ -1476,7 +2164,11 @@
         <w:t xml:space="preserve"> </w:t>
       </w:r>
       <w:r>
-        <w:t>stakeholders throughout the Project and provide information on key decisions and timelines. WPC will inform the</w:t>
+        <w:t xml:space="preserve">stakeholders throughout </w:t>
+      </w:r>
+      <w:r>
+        <w:lastRenderedPageBreak/>
+        <w:t>the Project and provide information on key decisions and timelines. WPC will inform the</w:t>
       </w:r>
       <w:r>
         <w:t xml:space="preserve"> </w:t>
@@ -1490,8 +2182,15 @@
         <w:pStyle w:val="Heading2"/>
       </w:pPr>
       <w:r>
-        <w:lastRenderedPageBreak/>
-        <w:t>Compensation to Project Affected Households</w:t>
+        <w:t xml:space="preserve">Compensation </w:t>
+      </w:r>
+      <w:proofErr w:type="gramStart"/>
+      <w:r>
+        <w:t>to</w:t>
+      </w:r>
+      <w:proofErr w:type="gramEnd"/>
+      <w:r>
+        <w:t xml:space="preserve"> Project Affected Households</w:t>
       </w:r>
     </w:p>
     <w:p>
@@ -1499,7 +2198,15 @@
         <w:jc w:val="both"/>
       </w:pPr>
       <w:r>
-        <w:t>The household head and spouse are required to select the manner in which they will be compensated for each</w:t>
+        <w:t xml:space="preserve">The household head and spouse are required to select the </w:t>
+      </w:r>
+      <w:proofErr w:type="gramStart"/>
+      <w:r>
+        <w:t>manner in which</w:t>
+      </w:r>
+      <w:proofErr w:type="gramEnd"/>
+      <w:r>
+        <w:t xml:space="preserve"> they will be compensated for each</w:t>
       </w:r>
       <w:r>
         <w:t xml:space="preserve"> </w:t>
@@ -1531,7 +2238,23 @@
         <w:jc w:val="both"/>
       </w:pPr>
       <w:r>
-        <w:t>WPC shall provide the household 60 days written notice prior to the day of relocation. The household agrees to</w:t>
+        <w:t xml:space="preserve">WPC shall provide the </w:t>
+      </w:r>
+      <w:proofErr w:type="gramStart"/>
+      <w:r>
+        <w:t>household</w:t>
+      </w:r>
+      <w:proofErr w:type="gramEnd"/>
+      <w:r>
+        <w:t xml:space="preserve"> 60 </w:t>
+      </w:r>
+      <w:proofErr w:type="gramStart"/>
+      <w:r>
+        <w:t>days</w:t>
+      </w:r>
+      <w:proofErr w:type="gramEnd"/>
+      <w:r>
+        <w:t xml:space="preserve"> written notice prior to the day of relocation. The household agrees to</w:t>
       </w:r>
       <w:r>
         <w:t xml:space="preserve"> </w:t>
@@ -1556,14 +2279,32 @@
       <w:pPr>
         <w:jc w:val="both"/>
       </w:pPr>
-      <w:r>
-        <w:t xml:space="preserve">{{ IF </w:t>
-      </w:r>
+      <w:proofErr w:type="gramStart"/>
+      <w:r>
+        <w:t>{{ IF</w:t>
+      </w:r>
+      <w:proofErr w:type="gramEnd"/>
+      <w:r>
+        <w:t xml:space="preserve"> </w:t>
+      </w:r>
+      <w:proofErr w:type="spellStart"/>
       <w:r>
         <w:t>landCompensationPermanent</w:t>
       </w:r>
       <w:r>
-        <w:t>.length&gt;0 }}</w:t>
+        <w:t>.length</w:t>
+      </w:r>
+      <w:proofErr w:type="spellEnd"/>
+      <w:r>
+        <w:t>&gt;</w:t>
+      </w:r>
+      <w:proofErr w:type="gramStart"/>
+      <w:r>
+        <w:t>0 }</w:t>
+      </w:r>
+      <w:proofErr w:type="gramEnd"/>
+      <w:r>
+        <w:t>}</w:t>
       </w:r>
     </w:p>
     <w:p>
@@ -1610,20 +2351,41 @@
       <w:r>
         <w:t xml:space="preserve"> </w:t>
       </w:r>
-      <w:r>
-        <w:t>farm land as surveyed by the household assets and crops surveys, including dry land farms, floodplain gardens and land</w:t>
+      <w:proofErr w:type="gramStart"/>
+      <w:r>
+        <w:t>farm land</w:t>
+      </w:r>
+      <w:proofErr w:type="gramEnd"/>
+      <w:r>
+        <w:t xml:space="preserve"> as surveyed by the household assets and crops surveys, including dry land farms, floodplain gardens and land</w:t>
       </w:r>
       <w:r>
         <w:t xml:space="preserve"> </w:t>
       </w:r>
       <w:r>
-        <w:t>holdings (defined as either uncultivated areas within the floodplain, or uncultivated areas outside of the floodplain). The</w:t>
+        <w:t xml:space="preserve">holdings (defined as either uncultivated </w:t>
+      </w:r>
+      <w:proofErr w:type="gramStart"/>
+      <w:r>
+        <w:t>areas</w:t>
+      </w:r>
+      <w:proofErr w:type="gramEnd"/>
+      <w:r>
+        <w:t xml:space="preserve"> within the floodplain, or uncultivated areas outside of the floodplain). The</w:t>
       </w:r>
       <w:r>
         <w:t xml:space="preserve"> </w:t>
       </w:r>
       <w:r>
-        <w:t>number, size and type of fields are as agreed in the Household Survey Sheet signed by land owners, detailed overleaf.</w:t>
+        <w:t xml:space="preserve">number, size and type of fields are as agreed in the Household Survey Sheet signed by </w:t>
+      </w:r>
+      <w:proofErr w:type="gramStart"/>
+      <w:r>
+        <w:t>land owners</w:t>
+      </w:r>
+      <w:proofErr w:type="gramEnd"/>
+      <w:r>
+        <w:t>, detailed overleaf.</w:t>
       </w:r>
       <w:r>
         <w:t xml:space="preserve"> </w:t>
@@ -1708,13 +2470,7 @@
               <w:rPr>
                 <w:b w:val="0"/>
               </w:rPr>
-              <w:t xml:space="preserve">Total </w:t>
-            </w:r>
-            <w:r>
-              <w:rPr>
-                <w:b w:val="0"/>
-              </w:rPr>
-              <w:t>Area</w:t>
+              <w:t>Total Area</w:t>
             </w:r>
           </w:p>
         </w:tc>
@@ -1768,16 +2524,23 @@
           </w:tcPr>
           <w:p>
             <w:r>
-              <w:t xml:space="preserve">{{FOR ps IN </w:t>
-            </w:r>
+              <w:t xml:space="preserve">{{FOR </w:t>
+            </w:r>
+            <w:proofErr w:type="spellStart"/>
+            <w:r>
+              <w:t>ps</w:t>
+            </w:r>
+            <w:proofErr w:type="spellEnd"/>
+            <w:r>
+              <w:t xml:space="preserve"> IN </w:t>
+            </w:r>
+            <w:proofErr w:type="spellStart"/>
             <w:r>
               <w:t>landCompensationPermanent</w:t>
             </w:r>
-            <w:r>
-              <w:t xml:space="preserve"> </w:t>
-            </w:r>
-            <w:r>
-              <w:t>}}</w:t>
+            <w:proofErr w:type="spellEnd"/>
+            <w:r>
+              <w:t xml:space="preserve"> }}</w:t>
             </w:r>
           </w:p>
         </w:tc>
@@ -1830,11 +2593,21 @@
           </w:tcPr>
           <w:p>
             <w:r>
-              <w:t>{{$ps.</w:t>
-            </w:r>
-            <w:r>
-              <w:t>rate_acquisition_class</w:t>
-            </w:r>
+              <w:t>{{$</w:t>
+            </w:r>
+            <w:proofErr w:type="spellStart"/>
+            <w:proofErr w:type="gramStart"/>
+            <w:r>
+              <w:t>ps.</w:t>
+            </w:r>
+            <w:r>
+              <w:t>rate</w:t>
+            </w:r>
+            <w:proofErr w:type="gramEnd"/>
+            <w:r>
+              <w:t>_acquisition_class</w:t>
+            </w:r>
+            <w:proofErr w:type="spellEnd"/>
             <w:r>
               <w:t>}}</w:t>
             </w:r>
@@ -1854,9 +2627,11 @@
             <w:r>
               <w:t xml:space="preserve"> </w:t>
             </w:r>
+            <w:proofErr w:type="spellStart"/>
             <w:r>
               <w:t>asset_count</w:t>
             </w:r>
+            <w:proofErr w:type="spellEnd"/>
             <w:r>
               <w:t xml:space="preserve"> </w:t>
             </w:r>
@@ -1879,9 +2654,11 @@
             <w:r>
               <w:t xml:space="preserve"> </w:t>
             </w:r>
+            <w:proofErr w:type="spellStart"/>
             <w:r>
               <w:t>area_sqm</w:t>
             </w:r>
+            <w:proofErr w:type="spellEnd"/>
             <w:r>
               <w:t xml:space="preserve"> </w:t>
             </w:r>
@@ -1904,9 +2681,11 @@
             <w:r>
               <w:t xml:space="preserve"> </w:t>
             </w:r>
+            <w:proofErr w:type="spellStart"/>
             <w:r>
               <w:t>rate_acquisition</w:t>
             </w:r>
+            <w:proofErr w:type="spellEnd"/>
             <w:r>
               <w:t>}}</w:t>
             </w:r>
@@ -1924,7 +2703,15 @@
               <w:t>{{$ps.</w:t>
             </w:r>
             <w:r>
-              <w:t xml:space="preserve"> land_value </w:t>
+              <w:t xml:space="preserve"> </w:t>
+            </w:r>
+            <w:proofErr w:type="spellStart"/>
+            <w:r>
+              <w:t>land_value</w:t>
+            </w:r>
+            <w:proofErr w:type="spellEnd"/>
+            <w:r>
+              <w:t xml:space="preserve"> </w:t>
             </w:r>
             <w:r>
               <w:t>}}</w:t>
@@ -1943,7 +2730,15 @@
           </w:tcPr>
           <w:p>
             <w:r>
-              <w:t>{{END-FOR ps}}</w:t>
+              <w:t xml:space="preserve">{{END-FOR </w:t>
+            </w:r>
+            <w:proofErr w:type="spellStart"/>
+            <w:r>
+              <w:t>ps</w:t>
+            </w:r>
+            <w:proofErr w:type="spellEnd"/>
+            <w:r>
+              <w:t>}}</w:t>
             </w:r>
           </w:p>
         </w:tc>
@@ -1993,18 +2788,27 @@
       <w:pPr>
         <w:jc w:val="both"/>
       </w:pPr>
-      <w:r>
-        <w:t xml:space="preserve">{{ IF </w:t>
-      </w:r>
+      <w:proofErr w:type="gramStart"/>
+      <w:r>
+        <w:t>{{ IF</w:t>
+      </w:r>
+      <w:proofErr w:type="gramEnd"/>
+      <w:r>
+        <w:t xml:space="preserve"> </w:t>
+      </w:r>
+      <w:proofErr w:type="spellStart"/>
+      <w:proofErr w:type="gramStart"/>
       <w:r>
         <w:t>land</w:t>
       </w:r>
       <w:r>
         <w:t>Permanent</w:t>
       </w:r>
+      <w:proofErr w:type="spellEnd"/>
       <w:r>
         <w:t>[</w:t>
       </w:r>
+      <w:proofErr w:type="gramEnd"/>
       <w:r>
         <w:t>'</w:t>
       </w:r>
@@ -2020,8 +2824,13 @@
       <w:r>
         <w:t>'</w:t>
       </w:r>
-      <w:r>
-        <w:t>] }}</w:t>
+      <w:proofErr w:type="gramStart"/>
+      <w:r>
+        <w:t>] }</w:t>
+      </w:r>
+      <w:proofErr w:type="gramEnd"/>
+      <w:r>
+        <w:t>}</w:t>
       </w:r>
     </w:p>
     <w:p>
@@ -2547,17 +3356,36 @@
                             <w:pPr>
                               <w:jc w:val="center"/>
                             </w:pPr>
-                            <w:r>
-                              <w:t>{{ IF household.</w:t>
-                            </w:r>
-                            <w:r>
-                              <w:t>icaoption_dryland</w:t>
-                            </w:r>
+                            <w:proofErr w:type="gramStart"/>
+                            <w:r>
+                              <w:t>{{ IF</w:t>
+                            </w:r>
+                            <w:proofErr w:type="gramEnd"/>
+                            <w:r>
+                              <w:t xml:space="preserve"> </w:t>
+                            </w:r>
+                            <w:proofErr w:type="spellStart"/>
+                            <w:proofErr w:type="gramStart"/>
+                            <w:r>
+                              <w:t>household.</w:t>
+                            </w:r>
+                            <w:r>
+                              <w:t>icaoption</w:t>
+                            </w:r>
+                            <w:proofErr w:type="gramEnd"/>
+                            <w:r>
+                              <w:t>_dryland</w:t>
+                            </w:r>
+                            <w:proofErr w:type="spellEnd"/>
                             <w:r>
                               <w:t xml:space="preserve"> == </w:t>
                             </w:r>
                             <w:r>
-                              <w:t>'1: Self-Source'</w:t>
+                              <w:t>'1: Self-Source</w:t>
+                            </w:r>
+                            <w:proofErr w:type="gramStart"/>
+                            <w:r>
+                              <w:t>'</w:t>
                             </w:r>
                             <w:r>
                               <w:t xml:space="preserve"> }}</w:t>
@@ -2571,7 +3399,19 @@
                               <w:t>X</w:t>
                             </w:r>
                             <w:r>
-                              <w:t>{{ END-IF }}</w:t>
+                              <w:t>{{ END</w:t>
+                            </w:r>
+                            <w:proofErr w:type="gramEnd"/>
+                            <w:r>
+                              <w:t>-</w:t>
+                            </w:r>
+                            <w:proofErr w:type="gramStart"/>
+                            <w:r>
+                              <w:t>IF }</w:t>
+                            </w:r>
+                            <w:proofErr w:type="gramEnd"/>
+                            <w:r>
+                              <w:t>}</w:t>
                             </w:r>
                           </w:p>
                           <w:p>
@@ -2613,17 +3453,36 @@
                       <w:pPr>
                         <w:jc w:val="center"/>
                       </w:pPr>
-                      <w:r>
-                        <w:t>{{ IF household.</w:t>
-                      </w:r>
-                      <w:r>
-                        <w:t>icaoption_dryland</w:t>
-                      </w:r>
+                      <w:proofErr w:type="gramStart"/>
+                      <w:r>
+                        <w:t>{{ IF</w:t>
+                      </w:r>
+                      <w:proofErr w:type="gramEnd"/>
+                      <w:r>
+                        <w:t xml:space="preserve"> </w:t>
+                      </w:r>
+                      <w:proofErr w:type="spellStart"/>
+                      <w:proofErr w:type="gramStart"/>
+                      <w:r>
+                        <w:t>household.</w:t>
+                      </w:r>
+                      <w:r>
+                        <w:t>icaoption</w:t>
+                      </w:r>
+                      <w:proofErr w:type="gramEnd"/>
+                      <w:r>
+                        <w:t>_dryland</w:t>
+                      </w:r>
+                      <w:proofErr w:type="spellEnd"/>
                       <w:r>
                         <w:t xml:space="preserve"> == </w:t>
                       </w:r>
                       <w:r>
-                        <w:t>'1: Self-Source'</w:t>
+                        <w:t>'1: Self-Source</w:t>
+                      </w:r>
+                      <w:proofErr w:type="gramStart"/>
+                      <w:r>
+                        <w:t>'</w:t>
                       </w:r>
                       <w:r>
                         <w:t xml:space="preserve"> }}</w:t>
@@ -2637,7 +3496,19 @@
                         <w:t>X</w:t>
                       </w:r>
                       <w:r>
-                        <w:t>{{ END-IF }}</w:t>
+                        <w:t>{{ END</w:t>
+                      </w:r>
+                      <w:proofErr w:type="gramEnd"/>
+                      <w:r>
+                        <w:t>-</w:t>
+                      </w:r>
+                      <w:proofErr w:type="gramStart"/>
+                      <w:r>
+                        <w:t>IF }</w:t>
+                      </w:r>
+                      <w:proofErr w:type="gramEnd"/>
+                      <w:r>
+                        <w:t>}</w:t>
                       </w:r>
                     </w:p>
                     <w:p>
@@ -2704,12 +3575,27 @@
                             <w:pPr>
                               <w:jc w:val="center"/>
                             </w:pPr>
-                            <w:r>
-                              <w:t>{{ IF household.</w:t>
-                            </w:r>
-                            <w:r>
-                              <w:t>icaoption_dryland</w:t>
-                            </w:r>
+                            <w:proofErr w:type="gramStart"/>
+                            <w:r>
+                              <w:t>{{ IF</w:t>
+                            </w:r>
+                            <w:proofErr w:type="gramEnd"/>
+                            <w:r>
+                              <w:t xml:space="preserve"> </w:t>
+                            </w:r>
+                            <w:proofErr w:type="spellStart"/>
+                            <w:proofErr w:type="gramStart"/>
+                            <w:r>
+                              <w:t>household.</w:t>
+                            </w:r>
+                            <w:r>
+                              <w:t>icaoption</w:t>
+                            </w:r>
+                            <w:proofErr w:type="gramEnd"/>
+                            <w:r>
+                              <w:t>_dryland</w:t>
+                            </w:r>
+                            <w:proofErr w:type="spellEnd"/>
                             <w:r>
                               <w:t xml:space="preserve"> == </w:t>
                             </w:r>
@@ -2722,6 +3608,7 @@
                               </w:rPr>
                               <w:t>3: Cash Compensation</w:t>
                             </w:r>
+                            <w:proofErr w:type="gramStart"/>
                             <w:r>
                               <w:t>'</w:t>
                             </w:r>
@@ -2737,7 +3624,19 @@
                               <w:t>X</w:t>
                             </w:r>
                             <w:r>
-                              <w:t>{{ END-IF }}</w:t>
+                              <w:t>{{ END</w:t>
+                            </w:r>
+                            <w:proofErr w:type="gramEnd"/>
+                            <w:r>
+                              <w:t>-</w:t>
+                            </w:r>
+                            <w:proofErr w:type="gramStart"/>
+                            <w:r>
+                              <w:t>IF }</w:t>
+                            </w:r>
+                            <w:proofErr w:type="gramEnd"/>
+                            <w:r>
+                              <w:t>}</w:t>
                             </w:r>
                           </w:p>
                           <w:p>
@@ -2779,12 +3678,27 @@
                       <w:pPr>
                         <w:jc w:val="center"/>
                       </w:pPr>
-                      <w:r>
-                        <w:t>{{ IF household.</w:t>
-                      </w:r>
-                      <w:r>
-                        <w:t>icaoption_dryland</w:t>
-                      </w:r>
+                      <w:proofErr w:type="gramStart"/>
+                      <w:r>
+                        <w:t>{{ IF</w:t>
+                      </w:r>
+                      <w:proofErr w:type="gramEnd"/>
+                      <w:r>
+                        <w:t xml:space="preserve"> </w:t>
+                      </w:r>
+                      <w:proofErr w:type="spellStart"/>
+                      <w:proofErr w:type="gramStart"/>
+                      <w:r>
+                        <w:t>household.</w:t>
+                      </w:r>
+                      <w:r>
+                        <w:t>icaoption</w:t>
+                      </w:r>
+                      <w:proofErr w:type="gramEnd"/>
+                      <w:r>
+                        <w:t>_dryland</w:t>
+                      </w:r>
+                      <w:proofErr w:type="spellEnd"/>
                       <w:r>
                         <w:t xml:space="preserve"> == </w:t>
                       </w:r>
@@ -2797,6 +3711,7 @@
                         </w:rPr>
                         <w:t>3: Cash Compensation</w:t>
                       </w:r>
+                      <w:proofErr w:type="gramStart"/>
                       <w:r>
                         <w:t>'</w:t>
                       </w:r>
@@ -2812,7 +3727,19 @@
                         <w:t>X</w:t>
                       </w:r>
                       <w:r>
-                        <w:t>{{ END-IF }}</w:t>
+                        <w:t>{{ END</w:t>
+                      </w:r>
+                      <w:proofErr w:type="gramEnd"/>
+                      <w:r>
+                        <w:t>-</w:t>
+                      </w:r>
+                      <w:proofErr w:type="gramStart"/>
+                      <w:r>
+                        <w:t>IF }</w:t>
+                      </w:r>
+                      <w:proofErr w:type="gramEnd"/>
+                      <w:r>
+                        <w:t>}</w:t>
                       </w:r>
                     </w:p>
                     <w:p>
@@ -2879,12 +3806,27 @@
                             <w:pPr>
                               <w:jc w:val="center"/>
                             </w:pPr>
-                            <w:r>
-                              <w:t>{{ IF household.</w:t>
-                            </w:r>
-                            <w:r>
-                              <w:t>icaoption_dryland</w:t>
-                            </w:r>
+                            <w:proofErr w:type="gramStart"/>
+                            <w:r>
+                              <w:t>{{ IF</w:t>
+                            </w:r>
+                            <w:proofErr w:type="gramEnd"/>
+                            <w:r>
+                              <w:t xml:space="preserve"> </w:t>
+                            </w:r>
+                            <w:proofErr w:type="spellStart"/>
+                            <w:proofErr w:type="gramStart"/>
+                            <w:r>
+                              <w:t>household.</w:t>
+                            </w:r>
+                            <w:r>
+                              <w:t>icaoption</w:t>
+                            </w:r>
+                            <w:proofErr w:type="gramEnd"/>
+                            <w:r>
+                              <w:t>_dryland</w:t>
+                            </w:r>
+                            <w:proofErr w:type="spellEnd"/>
                             <w:r>
                               <w:t xml:space="preserve"> == </w:t>
                             </w:r>
@@ -2897,6 +3839,7 @@
                               </w:rPr>
                               <w:t>2: Land Allocation</w:t>
                             </w:r>
+                            <w:proofErr w:type="gramStart"/>
                             <w:r>
                               <w:t>'</w:t>
                             </w:r>
@@ -2912,7 +3855,19 @@
                               <w:t>X</w:t>
                             </w:r>
                             <w:r>
-                              <w:t>{{ END-IF }}</w:t>
+                              <w:t>{{ END</w:t>
+                            </w:r>
+                            <w:proofErr w:type="gramEnd"/>
+                            <w:r>
+                              <w:t>-</w:t>
+                            </w:r>
+                            <w:proofErr w:type="gramStart"/>
+                            <w:r>
+                              <w:t>IF }</w:t>
+                            </w:r>
+                            <w:proofErr w:type="gramEnd"/>
+                            <w:r>
+                              <w:t>}</w:t>
                             </w:r>
                           </w:p>
                           <w:p>
@@ -2954,12 +3909,27 @@
                       <w:pPr>
                         <w:jc w:val="center"/>
                       </w:pPr>
-                      <w:r>
-                        <w:t>{{ IF household.</w:t>
-                      </w:r>
-                      <w:r>
-                        <w:t>icaoption_dryland</w:t>
-                      </w:r>
+                      <w:proofErr w:type="gramStart"/>
+                      <w:r>
+                        <w:t>{{ IF</w:t>
+                      </w:r>
+                      <w:proofErr w:type="gramEnd"/>
+                      <w:r>
+                        <w:t xml:space="preserve"> </w:t>
+                      </w:r>
+                      <w:proofErr w:type="spellStart"/>
+                      <w:proofErr w:type="gramStart"/>
+                      <w:r>
+                        <w:t>household.</w:t>
+                      </w:r>
+                      <w:r>
+                        <w:t>icaoption</w:t>
+                      </w:r>
+                      <w:proofErr w:type="gramEnd"/>
+                      <w:r>
+                        <w:t>_dryland</w:t>
+                      </w:r>
+                      <w:proofErr w:type="spellEnd"/>
                       <w:r>
                         <w:t xml:space="preserve"> == </w:t>
                       </w:r>
@@ -2972,6 +3942,7 @@
                         </w:rPr>
                         <w:t>2: Land Allocation</w:t>
                       </w:r>
+                      <w:proofErr w:type="gramStart"/>
                       <w:r>
                         <w:t>'</w:t>
                       </w:r>
@@ -2987,7 +3958,19 @@
                         <w:t>X</w:t>
                       </w:r>
                       <w:r>
-                        <w:t>{{ END-IF }}</w:t>
+                        <w:t>{{ END</w:t>
+                      </w:r>
+                      <w:proofErr w:type="gramEnd"/>
+                      <w:r>
+                        <w:t>-</w:t>
+                      </w:r>
+                      <w:proofErr w:type="gramStart"/>
+                      <w:r>
+                        <w:t>IF }</w:t>
+                      </w:r>
+                      <w:proofErr w:type="gramEnd"/>
+                      <w:r>
+                        <w:t>}</w:t>
                       </w:r>
                     </w:p>
                     <w:p>
@@ -3056,12 +4039,14 @@
         </w:rPr>
         <w:tab/>
       </w:r>
+      <w:proofErr w:type="gramStart"/>
       <w:r>
         <w:t>{{</w:t>
       </w:r>
       <w:r>
         <w:t xml:space="preserve"> </w:t>
       </w:r>
+      <w:proofErr w:type="spellStart"/>
       <w:r>
         <w:t>land</w:t>
       </w:r>
@@ -3078,7 +4063,12 @@
         <w:t>e</w:t>
       </w:r>
       <w:r>
-        <w:t>nt[</w:t>
+        <w:t>nt</w:t>
+      </w:r>
+      <w:proofErr w:type="spellEnd"/>
+      <w:proofErr w:type="gramEnd"/>
+      <w:r>
+        <w:t>[</w:t>
       </w:r>
       <w:r>
         <w:t>'</w:t>
@@ -3095,14 +4085,32 @@
       <w:r>
         <w:t>'</w:t>
       </w:r>
-      <w:r>
-        <w:t>].area_sqm</w:t>
-      </w:r>
+      <w:proofErr w:type="gramStart"/>
+      <w:r>
+        <w:t>].</w:t>
+      </w:r>
+      <w:proofErr w:type="spellStart"/>
+      <w:r>
+        <w:t>area</w:t>
+      </w:r>
+      <w:proofErr w:type="gramEnd"/>
+      <w:r>
+        <w:t>_</w:t>
+      </w:r>
+      <w:proofErr w:type="gramStart"/>
+      <w:r>
+        <w:t>sqm</w:t>
+      </w:r>
+      <w:proofErr w:type="spellEnd"/>
       <w:r>
         <w:t xml:space="preserve"> </w:t>
       </w:r>
       <w:r>
-        <w:t>}}</w:t>
+        <w:t>}</w:t>
+      </w:r>
+      <w:proofErr w:type="gramEnd"/>
+      <w:r>
+        <w:t>}</w:t>
       </w:r>
     </w:p>
     <w:p>
@@ -3142,11 +4150,15 @@
       </w:r>
       <w:r>
         <w:tab/>
+      </w:r>
+      <w:proofErr w:type="gramStart"/>
+      <w:r>
         <w:t>{{</w:t>
       </w:r>
       <w:r>
         <w:t xml:space="preserve"> </w:t>
       </w:r>
+      <w:proofErr w:type="spellStart"/>
       <w:r>
         <w:t>land</w:t>
       </w:r>
@@ -3163,7 +4175,12 @@
         <w:t>e</w:t>
       </w:r>
       <w:r>
-        <w:t>nt[</w:t>
+        <w:t>nt</w:t>
+      </w:r>
+      <w:proofErr w:type="spellEnd"/>
+      <w:proofErr w:type="gramEnd"/>
+      <w:r>
+        <w:t>[</w:t>
       </w:r>
       <w:r>
         <w:t>'</w:t>
@@ -3180,37 +4197,68 @@
       <w:r>
         <w:t>'</w:t>
       </w:r>
+      <w:proofErr w:type="gramStart"/>
       <w:r>
         <w:t>]</w:t>
       </w:r>
       <w:r>
-        <w:t>.land_value</w:t>
-      </w:r>
-      <w:r>
-        <w:t xml:space="preserve"> }}</w:t>
+        <w:t>.</w:t>
+      </w:r>
+      <w:proofErr w:type="spellStart"/>
+      <w:r>
+        <w:t>land</w:t>
+      </w:r>
+      <w:proofErr w:type="gramEnd"/>
+      <w:r>
+        <w:t>_</w:t>
+      </w:r>
+      <w:proofErr w:type="gramStart"/>
+      <w:r>
+        <w:t>value</w:t>
+      </w:r>
+      <w:proofErr w:type="spellEnd"/>
+      <w:r>
+        <w:t xml:space="preserve"> }</w:t>
+      </w:r>
+      <w:proofErr w:type="gramEnd"/>
+      <w:r>
+        <w:t>}</w:t>
       </w:r>
     </w:p>
     <w:p>
       <w:pPr>
         <w:jc w:val="both"/>
       </w:pPr>
+      <w:proofErr w:type="gramStart"/>
       <w:r>
         <w:t>{{ END</w:t>
       </w:r>
+      <w:proofErr w:type="gramEnd"/>
       <w:r>
         <w:t>-</w:t>
       </w:r>
-      <w:r>
-        <w:t>IF }}</w:t>
+      <w:proofErr w:type="gramStart"/>
+      <w:r>
+        <w:t>IF }</w:t>
+      </w:r>
+      <w:proofErr w:type="gramEnd"/>
+      <w:r>
+        <w:t>}</w:t>
       </w:r>
     </w:p>
     <w:p>
       <w:pPr>
         <w:jc w:val="both"/>
       </w:pPr>
-      <w:r>
-        <w:t xml:space="preserve">{{ IF </w:t>
-      </w:r>
+      <w:proofErr w:type="gramStart"/>
+      <w:r>
+        <w:t>{{ IF</w:t>
+      </w:r>
+      <w:proofErr w:type="gramEnd"/>
+      <w:r>
+        <w:t xml:space="preserve"> </w:t>
+      </w:r>
+      <w:proofErr w:type="spellStart"/>
       <w:r>
         <w:t>land</w:t>
       </w:r>
@@ -3229,6 +4277,7 @@
       <w:r>
         <w:t>nt</w:t>
       </w:r>
+      <w:proofErr w:type="spellEnd"/>
       <w:r>
         <w:t>[</w:t>
       </w:r>
@@ -3241,8 +4290,13 @@
       <w:r>
         <w:t>'</w:t>
       </w:r>
-      <w:r>
-        <w:t>] }}</w:t>
+      <w:proofErr w:type="gramStart"/>
+      <w:r>
+        <w:t>] }</w:t>
+      </w:r>
+      <w:proofErr w:type="gramEnd"/>
+      <w:r>
+        <w:t>}</w:t>
       </w:r>
     </w:p>
     <w:p>
@@ -3714,10 +4768,7 @@
         <w:t xml:space="preserve">3.2 </w:t>
       </w:r>
       <w:r>
-        <w:t xml:space="preserve">Gardens </w:t>
-      </w:r>
-      <w:r>
-        <w:t>Permanently Affected</w:t>
+        <w:t>Gardens Permanently Affected</w:t>
       </w:r>
     </w:p>
     <w:p>
@@ -3771,15 +4822,30 @@
                             <w:pPr>
                               <w:jc w:val="center"/>
                             </w:pPr>
-                            <w:r>
-                              <w:t>{{ IF household.</w:t>
-                            </w:r>
-                            <w:r>
-                              <w:t>icaoption_</w:t>
+                            <w:proofErr w:type="gramStart"/>
+                            <w:r>
+                              <w:t>{{ IF</w:t>
+                            </w:r>
+                            <w:proofErr w:type="gramEnd"/>
+                            <w:r>
+                              <w:t xml:space="preserve"> </w:t>
+                            </w:r>
+                            <w:proofErr w:type="spellStart"/>
+                            <w:proofErr w:type="gramStart"/>
+                            <w:r>
+                              <w:t>household.</w:t>
+                            </w:r>
+                            <w:r>
+                              <w:t>icaoption</w:t>
+                            </w:r>
+                            <w:proofErr w:type="gramEnd"/>
+                            <w:r>
+                              <w:t>_</w:t>
                             </w:r>
                             <w:r>
                               <w:t>garden</w:t>
                             </w:r>
+                            <w:proofErr w:type="spellEnd"/>
                             <w:r>
                               <w:t xml:space="preserve"> == </w:t>
                             </w:r>
@@ -3792,6 +4858,7 @@
                               </w:rPr>
                               <w:t>3: Cash Compensation</w:t>
                             </w:r>
+                            <w:proofErr w:type="gramStart"/>
                             <w:r>
                               <w:t>'</w:t>
                             </w:r>
@@ -3807,7 +4874,19 @@
                               <w:t>X</w:t>
                             </w:r>
                             <w:r>
-                              <w:t>{{ END-IF }}</w:t>
+                              <w:t>{{ END</w:t>
+                            </w:r>
+                            <w:proofErr w:type="gramEnd"/>
+                            <w:r>
+                              <w:t>-</w:t>
+                            </w:r>
+                            <w:proofErr w:type="gramStart"/>
+                            <w:r>
+                              <w:t>IF }</w:t>
+                            </w:r>
+                            <w:proofErr w:type="gramEnd"/>
+                            <w:r>
+                              <w:t>}</w:t>
                             </w:r>
                           </w:p>
                           <w:p>
@@ -3849,15 +4928,30 @@
                       <w:pPr>
                         <w:jc w:val="center"/>
                       </w:pPr>
-                      <w:r>
-                        <w:t>{{ IF household.</w:t>
-                      </w:r>
-                      <w:r>
-                        <w:t>icaoption_</w:t>
+                      <w:proofErr w:type="gramStart"/>
+                      <w:r>
+                        <w:t>{{ IF</w:t>
+                      </w:r>
+                      <w:proofErr w:type="gramEnd"/>
+                      <w:r>
+                        <w:t xml:space="preserve"> </w:t>
+                      </w:r>
+                      <w:proofErr w:type="spellStart"/>
+                      <w:proofErr w:type="gramStart"/>
+                      <w:r>
+                        <w:t>household.</w:t>
+                      </w:r>
+                      <w:r>
+                        <w:t>icaoption</w:t>
+                      </w:r>
+                      <w:proofErr w:type="gramEnd"/>
+                      <w:r>
+                        <w:t>_</w:t>
                       </w:r>
                       <w:r>
                         <w:t>garden</w:t>
                       </w:r>
+                      <w:proofErr w:type="spellEnd"/>
                       <w:r>
                         <w:t xml:space="preserve"> == </w:t>
                       </w:r>
@@ -3870,6 +4964,7 @@
                         </w:rPr>
                         <w:t>3: Cash Compensation</w:t>
                       </w:r>
+                      <w:proofErr w:type="gramStart"/>
                       <w:r>
                         <w:t>'</w:t>
                       </w:r>
@@ -3885,7 +4980,19 @@
                         <w:t>X</w:t>
                       </w:r>
                       <w:r>
-                        <w:t>{{ END-IF }}</w:t>
+                        <w:t>{{ END</w:t>
+                      </w:r>
+                      <w:proofErr w:type="gramEnd"/>
+                      <w:r>
+                        <w:t>-</w:t>
+                      </w:r>
+                      <w:proofErr w:type="gramStart"/>
+                      <w:r>
+                        <w:t>IF }</w:t>
+                      </w:r>
+                      <w:proofErr w:type="gramEnd"/>
+                      <w:r>
+                        <w:t>}</w:t>
                       </w:r>
                     </w:p>
                     <w:p>
@@ -3952,15 +5059,30 @@
                             <w:pPr>
                               <w:jc w:val="center"/>
                             </w:pPr>
-                            <w:r>
-                              <w:t>{{ IF household.</w:t>
-                            </w:r>
-                            <w:r>
-                              <w:t>icaoption_</w:t>
+                            <w:proofErr w:type="gramStart"/>
+                            <w:r>
+                              <w:t>{{ IF</w:t>
+                            </w:r>
+                            <w:proofErr w:type="gramEnd"/>
+                            <w:r>
+                              <w:t xml:space="preserve"> </w:t>
+                            </w:r>
+                            <w:proofErr w:type="spellStart"/>
+                            <w:proofErr w:type="gramStart"/>
+                            <w:r>
+                              <w:t>household.</w:t>
+                            </w:r>
+                            <w:r>
+                              <w:t>icaoption</w:t>
+                            </w:r>
+                            <w:proofErr w:type="gramEnd"/>
+                            <w:r>
+                              <w:t>_</w:t>
                             </w:r>
                             <w:r>
                               <w:t>garden</w:t>
                             </w:r>
+                            <w:proofErr w:type="spellEnd"/>
                             <w:r>
                               <w:t xml:space="preserve"> == </w:t>
                             </w:r>
@@ -3973,6 +5095,7 @@
                               </w:rPr>
                               <w:t>2: Land Allocation</w:t>
                             </w:r>
+                            <w:proofErr w:type="gramStart"/>
                             <w:r>
                               <w:t>'</w:t>
                             </w:r>
@@ -3988,7 +5111,19 @@
                               <w:t>X</w:t>
                             </w:r>
                             <w:r>
-                              <w:t>{{ END-IF }}</w:t>
+                              <w:t>{{ END</w:t>
+                            </w:r>
+                            <w:proofErr w:type="gramEnd"/>
+                            <w:r>
+                              <w:t>-</w:t>
+                            </w:r>
+                            <w:proofErr w:type="gramStart"/>
+                            <w:r>
+                              <w:t>IF }</w:t>
+                            </w:r>
+                            <w:proofErr w:type="gramEnd"/>
+                            <w:r>
+                              <w:t>}</w:t>
                             </w:r>
                           </w:p>
                           <w:p>
@@ -4030,15 +5165,30 @@
                       <w:pPr>
                         <w:jc w:val="center"/>
                       </w:pPr>
-                      <w:r>
-                        <w:t>{{ IF household.</w:t>
-                      </w:r>
-                      <w:r>
-                        <w:t>icaoption_</w:t>
+                      <w:proofErr w:type="gramStart"/>
+                      <w:r>
+                        <w:t>{{ IF</w:t>
+                      </w:r>
+                      <w:proofErr w:type="gramEnd"/>
+                      <w:r>
+                        <w:t xml:space="preserve"> </w:t>
+                      </w:r>
+                      <w:proofErr w:type="spellStart"/>
+                      <w:proofErr w:type="gramStart"/>
+                      <w:r>
+                        <w:t>household.</w:t>
+                      </w:r>
+                      <w:r>
+                        <w:t>icaoption</w:t>
+                      </w:r>
+                      <w:proofErr w:type="gramEnd"/>
+                      <w:r>
+                        <w:t>_</w:t>
                       </w:r>
                       <w:r>
                         <w:t>garden</w:t>
                       </w:r>
+                      <w:proofErr w:type="spellEnd"/>
                       <w:r>
                         <w:t xml:space="preserve"> == </w:t>
                       </w:r>
@@ -4051,6 +5201,7 @@
                         </w:rPr>
                         <w:t>2: Land Allocation</w:t>
                       </w:r>
+                      <w:proofErr w:type="gramStart"/>
                       <w:r>
                         <w:t>'</w:t>
                       </w:r>
@@ -4066,7 +5217,19 @@
                         <w:t>X</w:t>
                       </w:r>
                       <w:r>
-                        <w:t>{{ END-IF }}</w:t>
+                        <w:t>{{ END</w:t>
+                      </w:r>
+                      <w:proofErr w:type="gramEnd"/>
+                      <w:r>
+                        <w:t>-</w:t>
+                      </w:r>
+                      <w:proofErr w:type="gramStart"/>
+                      <w:r>
+                        <w:t>IF }</w:t>
+                      </w:r>
+                      <w:proofErr w:type="gramEnd"/>
+                      <w:r>
+                        <w:t>}</w:t>
                       </w:r>
                     </w:p>
                     <w:p>
@@ -4133,20 +5296,39 @@
                             <w:pPr>
                               <w:jc w:val="center"/>
                             </w:pPr>
-                            <w:r>
-                              <w:t>{{ IF household.</w:t>
-                            </w:r>
-                            <w:r>
-                              <w:t>icaoption_</w:t>
+                            <w:proofErr w:type="gramStart"/>
+                            <w:r>
+                              <w:t>{{ IF</w:t>
+                            </w:r>
+                            <w:proofErr w:type="gramEnd"/>
+                            <w:r>
+                              <w:t xml:space="preserve"> </w:t>
+                            </w:r>
+                            <w:proofErr w:type="spellStart"/>
+                            <w:proofErr w:type="gramStart"/>
+                            <w:r>
+                              <w:t>household.</w:t>
+                            </w:r>
+                            <w:r>
+                              <w:t>icaoption</w:t>
+                            </w:r>
+                            <w:proofErr w:type="gramEnd"/>
+                            <w:r>
+                              <w:t>_</w:t>
                             </w:r>
                             <w:r>
                               <w:t>garden</w:t>
                             </w:r>
+                            <w:proofErr w:type="spellEnd"/>
                             <w:r>
                               <w:t xml:space="preserve"> == </w:t>
                             </w:r>
                             <w:r>
-                              <w:t>'1: Self-Source'</w:t>
+                              <w:t>'1: Self-Source</w:t>
+                            </w:r>
+                            <w:proofErr w:type="gramStart"/>
+                            <w:r>
+                              <w:t>'</w:t>
                             </w:r>
                             <w:r>
                               <w:t xml:space="preserve"> }}</w:t>
@@ -4160,7 +5342,19 @@
                               <w:t>X</w:t>
                             </w:r>
                             <w:r>
-                              <w:t>{{ END-IF }}</w:t>
+                              <w:t>{{ END</w:t>
+                            </w:r>
+                            <w:proofErr w:type="gramEnd"/>
+                            <w:r>
+                              <w:t>-</w:t>
+                            </w:r>
+                            <w:proofErr w:type="gramStart"/>
+                            <w:r>
+                              <w:t>IF }</w:t>
+                            </w:r>
+                            <w:proofErr w:type="gramEnd"/>
+                            <w:r>
+                              <w:t>}</w:t>
                             </w:r>
                           </w:p>
                           <w:p>
@@ -4202,20 +5396,39 @@
                       <w:pPr>
                         <w:jc w:val="center"/>
                       </w:pPr>
-                      <w:r>
-                        <w:t>{{ IF household.</w:t>
-                      </w:r>
-                      <w:r>
-                        <w:t>icaoption_</w:t>
+                      <w:proofErr w:type="gramStart"/>
+                      <w:r>
+                        <w:t>{{ IF</w:t>
+                      </w:r>
+                      <w:proofErr w:type="gramEnd"/>
+                      <w:r>
+                        <w:t xml:space="preserve"> </w:t>
+                      </w:r>
+                      <w:proofErr w:type="spellStart"/>
+                      <w:proofErr w:type="gramStart"/>
+                      <w:r>
+                        <w:t>household.</w:t>
+                      </w:r>
+                      <w:r>
+                        <w:t>icaoption</w:t>
+                      </w:r>
+                      <w:proofErr w:type="gramEnd"/>
+                      <w:r>
+                        <w:t>_</w:t>
                       </w:r>
                       <w:r>
                         <w:t>garden</w:t>
                       </w:r>
+                      <w:proofErr w:type="spellEnd"/>
                       <w:r>
                         <w:t xml:space="preserve"> == </w:t>
                       </w:r>
                       <w:r>
-                        <w:t>'1: Self-Source'</w:t>
+                        <w:t>'1: Self-Source</w:t>
+                      </w:r>
+                      <w:proofErr w:type="gramStart"/>
+                      <w:r>
+                        <w:t>'</w:t>
                       </w:r>
                       <w:r>
                         <w:t xml:space="preserve"> }}</w:t>
@@ -4229,7 +5442,19 @@
                         <w:t>X</w:t>
                       </w:r>
                       <w:r>
-                        <w:t>{{ END-IF }}</w:t>
+                        <w:t>{{ END</w:t>
+                      </w:r>
+                      <w:proofErr w:type="gramEnd"/>
+                      <w:r>
+                        <w:t>-</w:t>
+                      </w:r>
+                      <w:proofErr w:type="gramStart"/>
+                      <w:r>
+                        <w:t>IF }</w:t>
+                      </w:r>
+                      <w:proofErr w:type="gramEnd"/>
+                      <w:r>
+                        <w:t>}</w:t>
                       </w:r>
                     </w:p>
                     <w:p>
@@ -4298,12 +5523,11 @@
         </w:rPr>
         <w:tab/>
       </w:r>
-      <w:r>
-        <w:t>{{</w:t>
-      </w:r>
-      <w:r>
-        <w:t xml:space="preserve"> </w:t>
-      </w:r>
+      <w:proofErr w:type="gramStart"/>
+      <w:r>
+        <w:t xml:space="preserve">{{ </w:t>
+      </w:r>
+      <w:proofErr w:type="spellStart"/>
       <w:r>
         <w:t>land</w:t>
       </w:r>
@@ -4320,7 +5544,12 @@
         <w:t>e</w:t>
       </w:r>
       <w:r>
-        <w:t>nt[</w:t>
+        <w:t>nt</w:t>
+      </w:r>
+      <w:proofErr w:type="spellEnd"/>
+      <w:proofErr w:type="gramEnd"/>
+      <w:r>
+        <w:t>[</w:t>
       </w:r>
       <w:r>
         <w:t>'</w:t>
@@ -4331,11 +5560,29 @@
       <w:r>
         <w:t>'</w:t>
       </w:r>
-      <w:r>
-        <w:t>].area_sqm</w:t>
-      </w:r>
-      <w:r>
-        <w:t xml:space="preserve"> }}</w:t>
+      <w:proofErr w:type="gramStart"/>
+      <w:r>
+        <w:t>].</w:t>
+      </w:r>
+      <w:proofErr w:type="spellStart"/>
+      <w:r>
+        <w:t>area</w:t>
+      </w:r>
+      <w:proofErr w:type="gramEnd"/>
+      <w:r>
+        <w:t>_</w:t>
+      </w:r>
+      <w:proofErr w:type="gramStart"/>
+      <w:r>
+        <w:t>sqm</w:t>
+      </w:r>
+      <w:proofErr w:type="spellEnd"/>
+      <w:r>
+        <w:t xml:space="preserve"> }</w:t>
+      </w:r>
+      <w:proofErr w:type="gramEnd"/>
+      <w:r>
+        <w:t>}</w:t>
       </w:r>
     </w:p>
     <w:p>
@@ -4369,11 +5616,12 @@
       </w:r>
       <w:r>
         <w:tab/>
-        <w:t>{{</w:t>
-      </w:r>
-      <w:r>
-        <w:t xml:space="preserve"> </w:t>
-      </w:r>
+      </w:r>
+      <w:proofErr w:type="gramStart"/>
+      <w:r>
+        <w:t xml:space="preserve">{{ </w:t>
+      </w:r>
+      <w:proofErr w:type="spellStart"/>
       <w:r>
         <w:t>land</w:t>
       </w:r>
@@ -4390,7 +5638,12 @@
         <w:t>e</w:t>
       </w:r>
       <w:r>
-        <w:t>nt[</w:t>
+        <w:t>nt</w:t>
+      </w:r>
+      <w:proofErr w:type="spellEnd"/>
+      <w:proofErr w:type="gramEnd"/>
+      <w:r>
+        <w:t>[</w:t>
       </w:r>
       <w:r>
         <w:t>'</w:t>
@@ -4401,33 +5654,74 @@
       <w:r>
         <w:t>'</w:t>
       </w:r>
-      <w:r>
-        <w:t>].land_value</w:t>
-      </w:r>
-      <w:r>
-        <w:t xml:space="preserve"> }}</w:t>
+      <w:proofErr w:type="gramStart"/>
+      <w:r>
+        <w:t>].</w:t>
+      </w:r>
+      <w:proofErr w:type="spellStart"/>
+      <w:r>
+        <w:t>land</w:t>
+      </w:r>
+      <w:proofErr w:type="gramEnd"/>
+      <w:r>
+        <w:t>_</w:t>
+      </w:r>
+      <w:proofErr w:type="gramStart"/>
+      <w:r>
+        <w:t>value</w:t>
+      </w:r>
+      <w:proofErr w:type="spellEnd"/>
+      <w:r>
+        <w:t xml:space="preserve"> }</w:t>
+      </w:r>
+      <w:proofErr w:type="gramEnd"/>
+      <w:r>
+        <w:t>}</w:t>
       </w:r>
     </w:p>
     <w:p>
       <w:pPr>
         <w:jc w:val="both"/>
       </w:pPr>
-      <w:r>
-        <w:t>{{ END-IF }}</w:t>
+      <w:proofErr w:type="gramStart"/>
+      <w:r>
+        <w:t>{{ END</w:t>
+      </w:r>
+      <w:proofErr w:type="gramEnd"/>
+      <w:r>
+        <w:t>-</w:t>
+      </w:r>
+      <w:proofErr w:type="gramStart"/>
+      <w:r>
+        <w:t>IF }</w:t>
+      </w:r>
+      <w:proofErr w:type="gramEnd"/>
+      <w:r>
+        <w:t>}</w:t>
       </w:r>
     </w:p>
     <w:p>
       <w:pPr>
         <w:jc w:val="both"/>
       </w:pPr>
-      <w:r>
-        <w:t xml:space="preserve">{{ IF </w:t>
-      </w:r>
+      <w:proofErr w:type="gramStart"/>
+      <w:r>
+        <w:t>{{ IF</w:t>
+      </w:r>
+      <w:proofErr w:type="gramEnd"/>
+      <w:r>
+        <w:t xml:space="preserve"> </w:t>
+      </w:r>
+      <w:proofErr w:type="spellStart"/>
       <w:r>
         <w:t>land</w:t>
       </w:r>
       <w:r>
-        <w:t>Permanent[</w:t>
+        <w:t>Permanent</w:t>
+      </w:r>
+      <w:proofErr w:type="spellEnd"/>
+      <w:r>
+        <w:t>[</w:t>
       </w:r>
       <w:r>
         <w:t>'</w:t>
@@ -4438,8 +5732,13 @@
       <w:r>
         <w:t>'</w:t>
       </w:r>
-      <w:r>
-        <w:t>] }}</w:t>
+      <w:proofErr w:type="gramStart"/>
+      <w:r>
+        <w:t>] }</w:t>
+      </w:r>
+      <w:proofErr w:type="gramEnd"/>
+      <w:r>
+        <w:t>}</w:t>
       </w:r>
     </w:p>
     <w:p>
@@ -4911,10 +6210,7 @@
         <w:t xml:space="preserve">3.3 </w:t>
       </w:r>
       <w:r>
-        <w:t>Landholding</w:t>
-      </w:r>
-      <w:r>
-        <w:t xml:space="preserve"> Permanently Affected</w:t>
+        <w:t>Landholding Permanently Affected</w:t>
       </w:r>
     </w:p>
     <w:p>
@@ -4968,20 +6264,39 @@
                             <w:pPr>
                               <w:jc w:val="center"/>
                             </w:pPr>
-                            <w:r>
-                              <w:t>{{ IF household.</w:t>
-                            </w:r>
-                            <w:r>
-                              <w:t>icaoption_</w:t>
+                            <w:proofErr w:type="gramStart"/>
+                            <w:r>
+                              <w:t>{{ IF</w:t>
+                            </w:r>
+                            <w:proofErr w:type="gramEnd"/>
+                            <w:r>
+                              <w:t xml:space="preserve"> </w:t>
+                            </w:r>
+                            <w:proofErr w:type="spellStart"/>
+                            <w:proofErr w:type="gramStart"/>
+                            <w:r>
+                              <w:t>household.</w:t>
+                            </w:r>
+                            <w:r>
+                              <w:t>icaoption</w:t>
+                            </w:r>
+                            <w:proofErr w:type="gramEnd"/>
+                            <w:r>
+                              <w:t>_</w:t>
                             </w:r>
                             <w:r>
                               <w:t>landholding</w:t>
                             </w:r>
+                            <w:proofErr w:type="spellEnd"/>
                             <w:r>
                               <w:t xml:space="preserve"> == </w:t>
                             </w:r>
                             <w:r>
-                              <w:t>'1: Self-Source'</w:t>
+                              <w:t>'1: Self-Source</w:t>
+                            </w:r>
+                            <w:proofErr w:type="gramStart"/>
+                            <w:r>
+                              <w:t>'</w:t>
                             </w:r>
                             <w:r>
                               <w:t xml:space="preserve"> }}</w:t>
@@ -4995,7 +6310,19 @@
                               <w:t>X</w:t>
                             </w:r>
                             <w:r>
-                              <w:t>{{ END-IF }}</w:t>
+                              <w:t>{{ END</w:t>
+                            </w:r>
+                            <w:proofErr w:type="gramEnd"/>
+                            <w:r>
+                              <w:t>-</w:t>
+                            </w:r>
+                            <w:proofErr w:type="gramStart"/>
+                            <w:r>
+                              <w:t>IF }</w:t>
+                            </w:r>
+                            <w:proofErr w:type="gramEnd"/>
+                            <w:r>
+                              <w:t>}</w:t>
                             </w:r>
                           </w:p>
                           <w:p>
@@ -5037,20 +6364,39 @@
                       <w:pPr>
                         <w:jc w:val="center"/>
                       </w:pPr>
-                      <w:r>
-                        <w:t>{{ IF household.</w:t>
-                      </w:r>
-                      <w:r>
-                        <w:t>icaoption_</w:t>
+                      <w:proofErr w:type="gramStart"/>
+                      <w:r>
+                        <w:t>{{ IF</w:t>
+                      </w:r>
+                      <w:proofErr w:type="gramEnd"/>
+                      <w:r>
+                        <w:t xml:space="preserve"> </w:t>
+                      </w:r>
+                      <w:proofErr w:type="spellStart"/>
+                      <w:proofErr w:type="gramStart"/>
+                      <w:r>
+                        <w:t>household.</w:t>
+                      </w:r>
+                      <w:r>
+                        <w:t>icaoption</w:t>
+                      </w:r>
+                      <w:proofErr w:type="gramEnd"/>
+                      <w:r>
+                        <w:t>_</w:t>
                       </w:r>
                       <w:r>
                         <w:t>landholding</w:t>
                       </w:r>
+                      <w:proofErr w:type="spellEnd"/>
                       <w:r>
                         <w:t xml:space="preserve"> == </w:t>
                       </w:r>
                       <w:r>
-                        <w:t>'1: Self-Source'</w:t>
+                        <w:t>'1: Self-Source</w:t>
+                      </w:r>
+                      <w:proofErr w:type="gramStart"/>
+                      <w:r>
+                        <w:t>'</w:t>
                       </w:r>
                       <w:r>
                         <w:t xml:space="preserve"> }}</w:t>
@@ -5064,7 +6410,19 @@
                         <w:t>X</w:t>
                       </w:r>
                       <w:r>
-                        <w:t>{{ END-IF }}</w:t>
+                        <w:t>{{ END</w:t>
+                      </w:r>
+                      <w:proofErr w:type="gramEnd"/>
+                      <w:r>
+                        <w:t>-</w:t>
+                      </w:r>
+                      <w:proofErr w:type="gramStart"/>
+                      <w:r>
+                        <w:t>IF }</w:t>
+                      </w:r>
+                      <w:proofErr w:type="gramEnd"/>
+                      <w:r>
+                        <w:t>}</w:t>
                       </w:r>
                     </w:p>
                     <w:p>
@@ -5131,15 +6489,30 @@
                             <w:pPr>
                               <w:jc w:val="center"/>
                             </w:pPr>
-                            <w:r>
-                              <w:t>{{ IF household.</w:t>
-                            </w:r>
-                            <w:r>
-                              <w:t>icaoption_</w:t>
+                            <w:proofErr w:type="gramStart"/>
+                            <w:r>
+                              <w:t>{{ IF</w:t>
+                            </w:r>
+                            <w:proofErr w:type="gramEnd"/>
+                            <w:r>
+                              <w:t xml:space="preserve"> </w:t>
+                            </w:r>
+                            <w:proofErr w:type="spellStart"/>
+                            <w:proofErr w:type="gramStart"/>
+                            <w:r>
+                              <w:t>household.</w:t>
+                            </w:r>
+                            <w:r>
+                              <w:t>icaoption</w:t>
+                            </w:r>
+                            <w:proofErr w:type="gramEnd"/>
+                            <w:r>
+                              <w:t>_</w:t>
                             </w:r>
                             <w:r>
                               <w:t>landholding</w:t>
                             </w:r>
+                            <w:proofErr w:type="spellEnd"/>
                             <w:r>
                               <w:t xml:space="preserve"> == </w:t>
                             </w:r>
@@ -5152,6 +6525,7 @@
                               </w:rPr>
                               <w:t>2: Land Allocation</w:t>
                             </w:r>
+                            <w:proofErr w:type="gramStart"/>
                             <w:r>
                               <w:t>'</w:t>
                             </w:r>
@@ -5167,7 +6541,19 @@
                               <w:t>X</w:t>
                             </w:r>
                             <w:r>
-                              <w:t>{{ END-IF }}</w:t>
+                              <w:t>{{ END</w:t>
+                            </w:r>
+                            <w:proofErr w:type="gramEnd"/>
+                            <w:r>
+                              <w:t>-</w:t>
+                            </w:r>
+                            <w:proofErr w:type="gramStart"/>
+                            <w:r>
+                              <w:t>IF }</w:t>
+                            </w:r>
+                            <w:proofErr w:type="gramEnd"/>
+                            <w:r>
+                              <w:t>}</w:t>
                             </w:r>
                           </w:p>
                           <w:p>
@@ -5209,15 +6595,30 @@
                       <w:pPr>
                         <w:jc w:val="center"/>
                       </w:pPr>
-                      <w:r>
-                        <w:t>{{ IF household.</w:t>
-                      </w:r>
-                      <w:r>
-                        <w:t>icaoption_</w:t>
+                      <w:proofErr w:type="gramStart"/>
+                      <w:r>
+                        <w:t>{{ IF</w:t>
+                      </w:r>
+                      <w:proofErr w:type="gramEnd"/>
+                      <w:r>
+                        <w:t xml:space="preserve"> </w:t>
+                      </w:r>
+                      <w:proofErr w:type="spellStart"/>
+                      <w:proofErr w:type="gramStart"/>
+                      <w:r>
+                        <w:t>household.</w:t>
+                      </w:r>
+                      <w:r>
+                        <w:t>icaoption</w:t>
+                      </w:r>
+                      <w:proofErr w:type="gramEnd"/>
+                      <w:r>
+                        <w:t>_</w:t>
                       </w:r>
                       <w:r>
                         <w:t>landholding</w:t>
                       </w:r>
+                      <w:proofErr w:type="spellEnd"/>
                       <w:r>
                         <w:t xml:space="preserve"> == </w:t>
                       </w:r>
@@ -5230,6 +6631,7 @@
                         </w:rPr>
                         <w:t>2: Land Allocation</w:t>
                       </w:r>
+                      <w:proofErr w:type="gramStart"/>
                       <w:r>
                         <w:t>'</w:t>
                       </w:r>
@@ -5245,7 +6647,19 @@
                         <w:t>X</w:t>
                       </w:r>
                       <w:r>
-                        <w:t>{{ END-IF }}</w:t>
+                        <w:t>{{ END</w:t>
+                      </w:r>
+                      <w:proofErr w:type="gramEnd"/>
+                      <w:r>
+                        <w:t>-</w:t>
+                      </w:r>
+                      <w:proofErr w:type="gramStart"/>
+                      <w:r>
+                        <w:t>IF }</w:t>
+                      </w:r>
+                      <w:proofErr w:type="gramEnd"/>
+                      <w:r>
+                        <w:t>}</w:t>
                       </w:r>
                     </w:p>
                     <w:p>
@@ -5312,15 +6726,30 @@
                             <w:pPr>
                               <w:jc w:val="center"/>
                             </w:pPr>
-                            <w:r>
-                              <w:t>{{ IF household.</w:t>
-                            </w:r>
-                            <w:r>
-                              <w:t>icaoption_</w:t>
+                            <w:proofErr w:type="gramStart"/>
+                            <w:r>
+                              <w:t>{{ IF</w:t>
+                            </w:r>
+                            <w:proofErr w:type="gramEnd"/>
+                            <w:r>
+                              <w:t xml:space="preserve"> </w:t>
+                            </w:r>
+                            <w:proofErr w:type="spellStart"/>
+                            <w:proofErr w:type="gramStart"/>
+                            <w:r>
+                              <w:t>household.</w:t>
+                            </w:r>
+                            <w:r>
+                              <w:t>icaoption</w:t>
+                            </w:r>
+                            <w:proofErr w:type="gramEnd"/>
+                            <w:r>
+                              <w:t>_</w:t>
                             </w:r>
                             <w:r>
                               <w:t>landholding</w:t>
                             </w:r>
+                            <w:proofErr w:type="spellEnd"/>
                             <w:r>
                               <w:t xml:space="preserve"> == </w:t>
                             </w:r>
@@ -5333,6 +6762,7 @@
                               </w:rPr>
                               <w:t>3: Cash Compensation</w:t>
                             </w:r>
+                            <w:proofErr w:type="gramStart"/>
                             <w:r>
                               <w:t>'</w:t>
                             </w:r>
@@ -5348,7 +6778,19 @@
                               <w:t>X</w:t>
                             </w:r>
                             <w:r>
-                              <w:t>{{ END-IF }}</w:t>
+                              <w:t>{{ END</w:t>
+                            </w:r>
+                            <w:proofErr w:type="gramEnd"/>
+                            <w:r>
+                              <w:t>-</w:t>
+                            </w:r>
+                            <w:proofErr w:type="gramStart"/>
+                            <w:r>
+                              <w:t>IF }</w:t>
+                            </w:r>
+                            <w:proofErr w:type="gramEnd"/>
+                            <w:r>
+                              <w:t>}</w:t>
                             </w:r>
                           </w:p>
                           <w:p>
@@ -5390,15 +6832,30 @@
                       <w:pPr>
                         <w:jc w:val="center"/>
                       </w:pPr>
-                      <w:r>
-                        <w:t>{{ IF household.</w:t>
-                      </w:r>
-                      <w:r>
-                        <w:t>icaoption_</w:t>
+                      <w:proofErr w:type="gramStart"/>
+                      <w:r>
+                        <w:t>{{ IF</w:t>
+                      </w:r>
+                      <w:proofErr w:type="gramEnd"/>
+                      <w:r>
+                        <w:t xml:space="preserve"> </w:t>
+                      </w:r>
+                      <w:proofErr w:type="spellStart"/>
+                      <w:proofErr w:type="gramStart"/>
+                      <w:r>
+                        <w:t>household.</w:t>
+                      </w:r>
+                      <w:r>
+                        <w:t>icaoption</w:t>
+                      </w:r>
+                      <w:proofErr w:type="gramEnd"/>
+                      <w:r>
+                        <w:t>_</w:t>
                       </w:r>
                       <w:r>
                         <w:t>landholding</w:t>
                       </w:r>
+                      <w:proofErr w:type="spellEnd"/>
                       <w:r>
                         <w:t xml:space="preserve"> == </w:t>
                       </w:r>
@@ -5411,6 +6868,7 @@
                         </w:rPr>
                         <w:t>3: Cash Compensation</w:t>
                       </w:r>
+                      <w:proofErr w:type="gramStart"/>
                       <w:r>
                         <w:t>'</w:t>
                       </w:r>
@@ -5426,7 +6884,19 @@
                         <w:t>X</w:t>
                       </w:r>
                       <w:r>
-                        <w:t>{{ END-IF }}</w:t>
+                        <w:t>{{ END</w:t>
+                      </w:r>
+                      <w:proofErr w:type="gramEnd"/>
+                      <w:r>
+                        <w:t>-</w:t>
+                      </w:r>
+                      <w:proofErr w:type="gramStart"/>
+                      <w:r>
+                        <w:t>IF }</w:t>
+                      </w:r>
+                      <w:proofErr w:type="gramEnd"/>
+                      <w:r>
+                        <w:t>}</w:t>
                       </w:r>
                     </w:p>
                     <w:p>
@@ -5495,14 +6965,21 @@
         </w:rPr>
         <w:tab/>
       </w:r>
+      <w:proofErr w:type="gramStart"/>
       <w:r>
         <w:t xml:space="preserve">{{ </w:t>
       </w:r>
+      <w:proofErr w:type="spellStart"/>
       <w:r>
         <w:t>land</w:t>
       </w:r>
       <w:r>
-        <w:t>Permanent[</w:t>
+        <w:t>Permanent</w:t>
+      </w:r>
+      <w:proofErr w:type="spellEnd"/>
+      <w:proofErr w:type="gramEnd"/>
+      <w:r>
+        <w:t>[</w:t>
       </w:r>
       <w:r>
         <w:t>'</w:t>
@@ -5513,8 +6990,29 @@
       <w:r>
         <w:t>'</w:t>
       </w:r>
-      <w:r>
-        <w:t>].area_sqm }}</w:t>
+      <w:proofErr w:type="gramStart"/>
+      <w:r>
+        <w:t>].</w:t>
+      </w:r>
+      <w:proofErr w:type="spellStart"/>
+      <w:r>
+        <w:t>area</w:t>
+      </w:r>
+      <w:proofErr w:type="gramEnd"/>
+      <w:r>
+        <w:t>_</w:t>
+      </w:r>
+      <w:proofErr w:type="gramStart"/>
+      <w:r>
+        <w:t>sqm</w:t>
+      </w:r>
+      <w:proofErr w:type="spellEnd"/>
+      <w:r>
+        <w:t xml:space="preserve"> }</w:t>
+      </w:r>
+      <w:proofErr w:type="gramEnd"/>
+      <w:r>
+        <w:t>}</w:t>
       </w:r>
     </w:p>
     <w:p>
@@ -5548,13 +7046,22 @@
       </w:r>
       <w:r>
         <w:tab/>
+      </w:r>
+      <w:proofErr w:type="gramStart"/>
+      <w:r>
         <w:t xml:space="preserve">{{ </w:t>
       </w:r>
+      <w:proofErr w:type="spellStart"/>
       <w:r>
         <w:t>land</w:t>
       </w:r>
       <w:r>
-        <w:t>Permanent[</w:t>
+        <w:t>Permanent</w:t>
+      </w:r>
+      <w:proofErr w:type="spellEnd"/>
+      <w:proofErr w:type="gramEnd"/>
+      <w:r>
+        <w:t>[</w:t>
       </w:r>
       <w:r>
         <w:t>'</w:t>
@@ -5565,38 +7072,103 @@
       <w:r>
         <w:t>'</w:t>
       </w:r>
-      <w:r>
-        <w:t>].land_value }}</w:t>
+      <w:proofErr w:type="gramStart"/>
+      <w:r>
+        <w:t>].</w:t>
+      </w:r>
+      <w:proofErr w:type="spellStart"/>
+      <w:r>
+        <w:t>land</w:t>
+      </w:r>
+      <w:proofErr w:type="gramEnd"/>
+      <w:r>
+        <w:t>_</w:t>
+      </w:r>
+      <w:proofErr w:type="gramStart"/>
+      <w:r>
+        <w:t>value</w:t>
+      </w:r>
+      <w:proofErr w:type="spellEnd"/>
+      <w:r>
+        <w:t xml:space="preserve"> }</w:t>
+      </w:r>
+      <w:proofErr w:type="gramEnd"/>
+      <w:r>
+        <w:t>}</w:t>
       </w:r>
     </w:p>
     <w:p>
       <w:pPr>
         <w:jc w:val="both"/>
       </w:pPr>
-      <w:r>
-        <w:t>{{ END-IF }}</w:t>
+      <w:proofErr w:type="gramStart"/>
+      <w:r>
+        <w:t>{{ END</w:t>
+      </w:r>
+      <w:proofErr w:type="gramEnd"/>
+      <w:r>
+        <w:t>-</w:t>
+      </w:r>
+      <w:proofErr w:type="gramStart"/>
+      <w:r>
+        <w:t>IF }</w:t>
+      </w:r>
+      <w:proofErr w:type="gramEnd"/>
+      <w:r>
+        <w:t>}</w:t>
       </w:r>
     </w:p>
     <w:p>
       <w:pPr>
         <w:jc w:val="both"/>
       </w:pPr>
-      <w:r>
-        <w:t>{{ END-IF }}</w:t>
+      <w:proofErr w:type="gramStart"/>
+      <w:r>
+        <w:t>{{ END</w:t>
+      </w:r>
+      <w:proofErr w:type="gramEnd"/>
+      <w:r>
+        <w:t>-</w:t>
+      </w:r>
+      <w:proofErr w:type="gramStart"/>
+      <w:r>
+        <w:t>IF }</w:t>
+      </w:r>
+      <w:proofErr w:type="gramEnd"/>
+      <w:r>
+        <w:t>}</w:t>
       </w:r>
     </w:p>
     <w:p>
       <w:pPr>
         <w:jc w:val="both"/>
       </w:pPr>
-      <w:r>
-        <w:t xml:space="preserve">{{ IF </w:t>
-      </w:r>
+      <w:proofErr w:type="gramStart"/>
+      <w:r>
+        <w:t>{{ IF</w:t>
+      </w:r>
+      <w:proofErr w:type="gramEnd"/>
+      <w:r>
+        <w:t xml:space="preserve"> </w:t>
+      </w:r>
+      <w:proofErr w:type="spellStart"/>
       <w:r>
         <w:t>landCompensationTemporary</w:t>
       </w:r>
       <w:r>
-        <w:t>.length&gt;0 }}</w:t>
+        <w:t>.length</w:t>
+      </w:r>
+      <w:proofErr w:type="spellEnd"/>
+      <w:r>
+        <w:t>&gt;</w:t>
+      </w:r>
+      <w:proofErr w:type="gramStart"/>
+      <w:r>
+        <w:t>0 }</w:t>
+      </w:r>
+      <w:proofErr w:type="gramEnd"/>
+      <w:r>
+        <w:t>}</w:t>
       </w:r>
     </w:p>
     <w:p>
@@ -5627,7 +7199,15 @@
         <w:jc w:val="both"/>
       </w:pPr>
       <w:r>
-        <w:t>In the case of WPC needing to temporarily lease farm land, compensation will be provided for the period at a</w:t>
+        <w:t xml:space="preserve">In the case of WPC needing to temporarily lease </w:t>
+      </w:r>
+      <w:proofErr w:type="gramStart"/>
+      <w:r>
+        <w:t>farm land</w:t>
+      </w:r>
+      <w:proofErr w:type="gramEnd"/>
+      <w:r>
+        <w:t>, compensation will be provided for the period at a</w:t>
       </w:r>
       <w:r>
         <w:t xml:space="preserve"> </w:t>
@@ -5747,13 +7327,7 @@
               <w:rPr>
                 <w:b w:val="0"/>
               </w:rPr>
-              <w:t>K/sqm</w:t>
-            </w:r>
-            <w:r>
-              <w:rPr>
-                <w:b w:val="0"/>
-              </w:rPr>
-              <w:t>/year</w:t>
+              <w:t>K/sqm/year</w:t>
             </w:r>
           </w:p>
         </w:tc>
@@ -5774,14 +7348,7 @@
                 <w:b w:val="0"/>
                 <w:bCs w:val="0"/>
               </w:rPr>
-              <w:t>Rate</w:t>
-            </w:r>
-            <w:r>
-              <w:rPr>
-                <w:b w:val="0"/>
-                <w:bCs w:val="0"/>
-              </w:rPr>
-              <w:t xml:space="preserve"> </w:t>
+              <w:t xml:space="preserve">Rate </w:t>
             </w:r>
           </w:p>
           <w:p>
@@ -5792,13 +7359,7 @@
               <w:rPr>
                 <w:b w:val="0"/>
               </w:rPr>
-              <w:t>K</w:t>
-            </w:r>
-            <w:r>
-              <w:rPr>
-                <w:b w:val="0"/>
-              </w:rPr>
-              <w:t>/year</w:t>
+              <w:t>K/year</w:t>
             </w:r>
           </w:p>
         </w:tc>
@@ -5839,14 +7400,24 @@
           </w:tcPr>
           <w:p>
             <w:r>
-              <w:t xml:space="preserve">{{FOR ps IN </w:t>
-            </w:r>
+              <w:t xml:space="preserve">{{FOR </w:t>
+            </w:r>
+            <w:proofErr w:type="spellStart"/>
+            <w:r>
+              <w:t>ps</w:t>
+            </w:r>
+            <w:proofErr w:type="spellEnd"/>
+            <w:r>
+              <w:t xml:space="preserve"> IN </w:t>
+            </w:r>
+            <w:proofErr w:type="spellStart"/>
             <w:r>
               <w:t>landCompensation</w:t>
             </w:r>
             <w:r>
               <w:t>Temporary</w:t>
             </w:r>
+            <w:proofErr w:type="spellEnd"/>
             <w:r>
               <w:t>}}</w:t>
             </w:r>
@@ -5911,11 +7482,21 @@
           </w:tcPr>
           <w:p>
             <w:r>
-              <w:t>{{$ps.</w:t>
-            </w:r>
-            <w:r>
-              <w:t>rate_acquisition_class</w:t>
-            </w:r>
+              <w:t>{{$</w:t>
+            </w:r>
+            <w:proofErr w:type="spellStart"/>
+            <w:proofErr w:type="gramStart"/>
+            <w:r>
+              <w:t>ps.</w:t>
+            </w:r>
+            <w:r>
+              <w:t>rate</w:t>
+            </w:r>
+            <w:proofErr w:type="gramEnd"/>
+            <w:r>
+              <w:t>_acquisition_class</w:t>
+            </w:r>
+            <w:proofErr w:type="spellEnd"/>
             <w:r>
               <w:t>}}</w:t>
             </w:r>
@@ -5933,7 +7514,15 @@
               <w:t>{{$ps.</w:t>
             </w:r>
             <w:r>
-              <w:t xml:space="preserve"> asset_count </w:t>
+              <w:t xml:space="preserve"> </w:t>
+            </w:r>
+            <w:proofErr w:type="spellStart"/>
+            <w:r>
+              <w:t>asset_count</w:t>
+            </w:r>
+            <w:proofErr w:type="spellEnd"/>
+            <w:r>
+              <w:t xml:space="preserve"> </w:t>
             </w:r>
             <w:r>
               <w:t>}}</w:t>
@@ -5952,7 +7541,15 @@
               <w:t>{{$ps.</w:t>
             </w:r>
             <w:r>
-              <w:t xml:space="preserve"> area_sqm </w:t>
+              <w:t xml:space="preserve"> </w:t>
+            </w:r>
+            <w:proofErr w:type="spellStart"/>
+            <w:r>
+              <w:t>area_sqm</w:t>
+            </w:r>
+            <w:proofErr w:type="spellEnd"/>
+            <w:r>
+              <w:t xml:space="preserve"> </w:t>
             </w:r>
             <w:r>
               <w:t>}}</w:t>
@@ -5973,9 +7570,11 @@
             <w:r>
               <w:t xml:space="preserve"> </w:t>
             </w:r>
+            <w:proofErr w:type="spellStart"/>
             <w:r>
               <w:t>rate_lease</w:t>
             </w:r>
+            <w:proofErr w:type="spellEnd"/>
             <w:r>
               <w:t>}}</w:t>
             </w:r>
@@ -5995,9 +7594,11 @@
             <w:r>
               <w:t xml:space="preserve"> </w:t>
             </w:r>
+            <w:proofErr w:type="spellStart"/>
             <w:r>
               <w:t>lease_cost</w:t>
             </w:r>
+            <w:proofErr w:type="spellEnd"/>
             <w:r>
               <w:t xml:space="preserve"> </w:t>
             </w:r>
@@ -6020,9 +7621,11 @@
             <w:r>
               <w:t xml:space="preserve"> </w:t>
             </w:r>
+            <w:proofErr w:type="spellStart"/>
             <w:r>
               <w:t>lease_cost_total</w:t>
             </w:r>
+            <w:proofErr w:type="spellEnd"/>
             <w:r>
               <w:t xml:space="preserve"> </w:t>
             </w:r>
@@ -6043,7 +7646,15 @@
           </w:tcPr>
           <w:p>
             <w:r>
-              <w:t>{{END-FOR ps}}</w:t>
+              <w:t xml:space="preserve">{{END-FOR </w:t>
+            </w:r>
+            <w:proofErr w:type="spellStart"/>
+            <w:r>
+              <w:t>ps</w:t>
+            </w:r>
+            <w:proofErr w:type="spellEnd"/>
+            <w:r>
+              <w:t>}}</w:t>
             </w:r>
           </w:p>
         </w:tc>
@@ -6122,8 +7733,21 @@
         <w:pStyle w:val="NoSpacing"/>
         <w:jc w:val="both"/>
       </w:pPr>
-      <w:r>
-        <w:t>{{ END-IF }}</w:t>
+      <w:proofErr w:type="gramStart"/>
+      <w:r>
+        <w:t>{{ END</w:t>
+      </w:r>
+      <w:proofErr w:type="gramEnd"/>
+      <w:r>
+        <w:t>-</w:t>
+      </w:r>
+      <w:proofErr w:type="gramStart"/>
+      <w:r>
+        <w:t>IF }</w:t>
+      </w:r>
+      <w:proofErr w:type="gramEnd"/>
+      <w:r>
+        <w:t>}</w:t>
       </w:r>
     </w:p>
     <w:p>
@@ -6137,9 +7761,15 @@
         <w:pStyle w:val="NoSpacing"/>
         <w:jc w:val="both"/>
       </w:pPr>
-      <w:r>
-        <w:t xml:space="preserve">{{ IF </w:t>
-      </w:r>
+      <w:proofErr w:type="gramStart"/>
+      <w:r>
+        <w:t>{{ IF</w:t>
+      </w:r>
+      <w:proofErr w:type="gramEnd"/>
+      <w:r>
+        <w:t xml:space="preserve"> </w:t>
+      </w:r>
+      <w:proofErr w:type="spellStart"/>
       <w:r>
         <w:rPr>
           <w:sz w:val="20"/>
@@ -6152,7 +7782,31 @@
           <w:sz w:val="20"/>
           <w:szCs w:val="20"/>
         </w:rPr>
-        <w:t>.length&gt;0 }}</w:t>
+        <w:t>.length</w:t>
+      </w:r>
+      <w:proofErr w:type="spellEnd"/>
+      <w:r>
+        <w:rPr>
+          <w:sz w:val="20"/>
+          <w:szCs w:val="20"/>
+        </w:rPr>
+        <w:t>&gt;</w:t>
+      </w:r>
+      <w:proofErr w:type="gramStart"/>
+      <w:r>
+        <w:rPr>
+          <w:sz w:val="20"/>
+          <w:szCs w:val="20"/>
+        </w:rPr>
+        <w:t>0 }</w:t>
+      </w:r>
+      <w:proofErr w:type="gramEnd"/>
+      <w:r>
+        <w:rPr>
+          <w:sz w:val="20"/>
+          <w:szCs w:val="20"/>
+        </w:rPr>
+        <w:t>}</w:t>
       </w:r>
     </w:p>
     <w:p>
@@ -6672,7 +8326,47 @@
                 <w:sz w:val="20"/>
                 <w:szCs w:val="20"/>
               </w:rPr>
-              <w:t>{{FOR ps IN primaryStructures}}</w:t>
+              <w:t xml:space="preserve">{{FOR </w:t>
+            </w:r>
+            <w:proofErr w:type="spellStart"/>
+            <w:r>
+              <w:rPr>
+                <w:b w:val="0"/>
+                <w:bCs w:val="0"/>
+                <w:sz w:val="20"/>
+                <w:szCs w:val="20"/>
+              </w:rPr>
+              <w:t>ps</w:t>
+            </w:r>
+            <w:proofErr w:type="spellEnd"/>
+            <w:r>
+              <w:rPr>
+                <w:b w:val="0"/>
+                <w:bCs w:val="0"/>
+                <w:sz w:val="20"/>
+                <w:szCs w:val="20"/>
+              </w:rPr>
+              <w:t xml:space="preserve"> IN </w:t>
+            </w:r>
+            <w:proofErr w:type="spellStart"/>
+            <w:r>
+              <w:rPr>
+                <w:b w:val="0"/>
+                <w:bCs w:val="0"/>
+                <w:sz w:val="20"/>
+                <w:szCs w:val="20"/>
+              </w:rPr>
+              <w:t>primaryStructures</w:t>
+            </w:r>
+            <w:proofErr w:type="spellEnd"/>
+            <w:r>
+              <w:rPr>
+                <w:b w:val="0"/>
+                <w:bCs w:val="0"/>
+                <w:sz w:val="20"/>
+                <w:szCs w:val="20"/>
+              </w:rPr>
+              <w:t>}}</w:t>
             </w:r>
           </w:p>
         </w:tc>
@@ -6825,7 +8519,38 @@
                 <w:sz w:val="20"/>
                 <w:szCs w:val="20"/>
               </w:rPr>
-              <w:t>{{$ps.structure_type}}</w:t>
+              <w:t>{{$</w:t>
+            </w:r>
+            <w:proofErr w:type="spellStart"/>
+            <w:proofErr w:type="gramStart"/>
+            <w:r>
+              <w:rPr>
+                <w:b w:val="0"/>
+                <w:bCs w:val="0"/>
+                <w:sz w:val="20"/>
+                <w:szCs w:val="20"/>
+              </w:rPr>
+              <w:t>ps.structure</w:t>
+            </w:r>
+            <w:proofErr w:type="gramEnd"/>
+            <w:r>
+              <w:rPr>
+                <w:b w:val="0"/>
+                <w:bCs w:val="0"/>
+                <w:sz w:val="20"/>
+                <w:szCs w:val="20"/>
+              </w:rPr>
+              <w:t>_type</w:t>
+            </w:r>
+            <w:proofErr w:type="spellEnd"/>
+            <w:r>
+              <w:rPr>
+                <w:b w:val="0"/>
+                <w:bCs w:val="0"/>
+                <w:sz w:val="20"/>
+                <w:szCs w:val="20"/>
+              </w:rPr>
+              <w:t>}}</w:t>
             </w:r>
           </w:p>
         </w:tc>
@@ -6891,7 +8616,25 @@
                 <w:sz w:val="20"/>
                 <w:szCs w:val="20"/>
               </w:rPr>
-              <w:t>{{$ps.rooms}}</w:t>
+              <w:t>{{$</w:t>
+            </w:r>
+            <w:proofErr w:type="spellStart"/>
+            <w:proofErr w:type="gramStart"/>
+            <w:r>
+              <w:rPr>
+                <w:sz w:val="20"/>
+                <w:szCs w:val="20"/>
+              </w:rPr>
+              <w:t>ps.rooms</w:t>
+            </w:r>
+            <w:proofErr w:type="spellEnd"/>
+            <w:proofErr w:type="gramEnd"/>
+            <w:r>
+              <w:rPr>
+                <w:sz w:val="20"/>
+                <w:szCs w:val="20"/>
+              </w:rPr>
+              <w:t>}}</w:t>
             </w:r>
           </w:p>
         </w:tc>
@@ -6912,7 +8655,32 @@
                 <w:sz w:val="20"/>
                 <w:szCs w:val="20"/>
               </w:rPr>
-              <w:t>{{$ps.walls_type}}</w:t>
+              <w:t>{{$</w:t>
+            </w:r>
+            <w:proofErr w:type="spellStart"/>
+            <w:proofErr w:type="gramStart"/>
+            <w:r>
+              <w:rPr>
+                <w:sz w:val="20"/>
+                <w:szCs w:val="20"/>
+              </w:rPr>
+              <w:t>ps.walls</w:t>
+            </w:r>
+            <w:proofErr w:type="gramEnd"/>
+            <w:r>
+              <w:rPr>
+                <w:sz w:val="20"/>
+                <w:szCs w:val="20"/>
+              </w:rPr>
+              <w:t>_type</w:t>
+            </w:r>
+            <w:proofErr w:type="spellEnd"/>
+            <w:r>
+              <w:rPr>
+                <w:sz w:val="20"/>
+                <w:szCs w:val="20"/>
+              </w:rPr>
+              <w:t>}}</w:t>
             </w:r>
           </w:p>
         </w:tc>
@@ -6933,15 +8701,33 @@
                 <w:sz w:val="20"/>
                 <w:szCs w:val="20"/>
               </w:rPr>
-              <w:t>{{$ps.walls_</w:t>
-            </w:r>
+              <w:t>{{$</w:t>
+            </w:r>
+            <w:proofErr w:type="spellStart"/>
+            <w:proofErr w:type="gramStart"/>
             <w:r>
               <w:rPr>
                 <w:sz w:val="20"/>
                 <w:szCs w:val="20"/>
               </w:rPr>
+              <w:t>ps.walls</w:t>
+            </w:r>
+            <w:proofErr w:type="gramEnd"/>
+            <w:r>
+              <w:rPr>
+                <w:sz w:val="20"/>
+                <w:szCs w:val="20"/>
+              </w:rPr>
+              <w:t>_</w:t>
+            </w:r>
+            <w:r>
+              <w:rPr>
+                <w:sz w:val="20"/>
+                <w:szCs w:val="20"/>
+              </w:rPr>
               <w:t>rate</w:t>
             </w:r>
+            <w:proofErr w:type="spellEnd"/>
             <w:r>
               <w:rPr>
                 <w:sz w:val="20"/>
@@ -6968,7 +8754,32 @@
                 <w:sz w:val="20"/>
                 <w:szCs w:val="20"/>
               </w:rPr>
-              <w:t>{{$ps.roof_type}}</w:t>
+              <w:t>{{$</w:t>
+            </w:r>
+            <w:proofErr w:type="spellStart"/>
+            <w:proofErr w:type="gramStart"/>
+            <w:r>
+              <w:rPr>
+                <w:sz w:val="20"/>
+                <w:szCs w:val="20"/>
+              </w:rPr>
+              <w:t>ps.roof</w:t>
+            </w:r>
+            <w:proofErr w:type="gramEnd"/>
+            <w:r>
+              <w:rPr>
+                <w:sz w:val="20"/>
+                <w:szCs w:val="20"/>
+              </w:rPr>
+              <w:t>_type</w:t>
+            </w:r>
+            <w:proofErr w:type="spellEnd"/>
+            <w:r>
+              <w:rPr>
+                <w:sz w:val="20"/>
+                <w:szCs w:val="20"/>
+              </w:rPr>
+              <w:t>}}</w:t>
             </w:r>
           </w:p>
         </w:tc>
@@ -6989,14 +8800,39 @@
                 <w:sz w:val="20"/>
                 <w:szCs w:val="20"/>
               </w:rPr>
-              <w:t>{{$ps.roof_</w:t>
-            </w:r>
+              <w:t>{{$</w:t>
+            </w:r>
+            <w:proofErr w:type="spellStart"/>
+            <w:proofErr w:type="gramStart"/>
             <w:r>
               <w:rPr>
                 <w:sz w:val="20"/>
                 <w:szCs w:val="20"/>
               </w:rPr>
-              <w:t>rate}</w:t>
+              <w:t>ps.roof</w:t>
+            </w:r>
+            <w:proofErr w:type="gramEnd"/>
+            <w:r>
+              <w:rPr>
+                <w:sz w:val="20"/>
+                <w:szCs w:val="20"/>
+              </w:rPr>
+              <w:t>_</w:t>
+            </w:r>
+            <w:r>
+              <w:rPr>
+                <w:sz w:val="20"/>
+                <w:szCs w:val="20"/>
+              </w:rPr>
+              <w:t>rate</w:t>
+            </w:r>
+            <w:proofErr w:type="spellEnd"/>
+            <w:r>
+              <w:rPr>
+                <w:sz w:val="20"/>
+                <w:szCs w:val="20"/>
+              </w:rPr>
+              <w:t>}</w:t>
             </w:r>
             <w:r>
               <w:rPr>
@@ -7024,7 +8860,32 @@
                 <w:sz w:val="20"/>
                 <w:szCs w:val="20"/>
               </w:rPr>
-              <w:t>{{$ps.floor_type}}</w:t>
+              <w:t>{{$</w:t>
+            </w:r>
+            <w:proofErr w:type="spellStart"/>
+            <w:proofErr w:type="gramStart"/>
+            <w:r>
+              <w:rPr>
+                <w:sz w:val="20"/>
+                <w:szCs w:val="20"/>
+              </w:rPr>
+              <w:t>ps.floor</w:t>
+            </w:r>
+            <w:proofErr w:type="gramEnd"/>
+            <w:r>
+              <w:rPr>
+                <w:sz w:val="20"/>
+                <w:szCs w:val="20"/>
+              </w:rPr>
+              <w:t>_type</w:t>
+            </w:r>
+            <w:proofErr w:type="spellEnd"/>
+            <w:r>
+              <w:rPr>
+                <w:sz w:val="20"/>
+                <w:szCs w:val="20"/>
+              </w:rPr>
+              <w:t>}}</w:t>
             </w:r>
           </w:p>
         </w:tc>
@@ -7045,15 +8906,33 @@
                 <w:sz w:val="20"/>
                 <w:szCs w:val="20"/>
               </w:rPr>
-              <w:t>{{$ps.floor_</w:t>
-            </w:r>
+              <w:t>{{$</w:t>
+            </w:r>
+            <w:proofErr w:type="spellStart"/>
+            <w:proofErr w:type="gramStart"/>
             <w:r>
               <w:rPr>
                 <w:sz w:val="20"/>
                 <w:szCs w:val="20"/>
               </w:rPr>
+              <w:t>ps.floor</w:t>
+            </w:r>
+            <w:proofErr w:type="gramEnd"/>
+            <w:r>
+              <w:rPr>
+                <w:sz w:val="20"/>
+                <w:szCs w:val="20"/>
+              </w:rPr>
+              <w:t>_</w:t>
+            </w:r>
+            <w:r>
+              <w:rPr>
+                <w:sz w:val="20"/>
+                <w:szCs w:val="20"/>
+              </w:rPr>
               <w:t>rate</w:t>
             </w:r>
+            <w:proofErr w:type="spellEnd"/>
             <w:r>
               <w:rPr>
                 <w:sz w:val="20"/>
@@ -7080,7 +8959,32 @@
                 <w:sz w:val="20"/>
                 <w:szCs w:val="20"/>
               </w:rPr>
-              <w:t>{{$ps.structure_value}}</w:t>
+              <w:t>{{$</w:t>
+            </w:r>
+            <w:proofErr w:type="spellStart"/>
+            <w:proofErr w:type="gramStart"/>
+            <w:r>
+              <w:rPr>
+                <w:sz w:val="20"/>
+                <w:szCs w:val="20"/>
+              </w:rPr>
+              <w:t>ps.structure</w:t>
+            </w:r>
+            <w:proofErr w:type="gramEnd"/>
+            <w:r>
+              <w:rPr>
+                <w:sz w:val="20"/>
+                <w:szCs w:val="20"/>
+              </w:rPr>
+              <w:t>_value</w:t>
+            </w:r>
+            <w:proofErr w:type="spellEnd"/>
+            <w:r>
+              <w:rPr>
+                <w:sz w:val="20"/>
+                <w:szCs w:val="20"/>
+              </w:rPr>
+              <w:t>}}</w:t>
             </w:r>
           </w:p>
         </w:tc>
@@ -7110,7 +9014,27 @@
                 <w:sz w:val="20"/>
                 <w:szCs w:val="20"/>
               </w:rPr>
-              <w:t>{{END-FOR ps}}</w:t>
+              <w:t xml:space="preserve">{{END-FOR </w:t>
+            </w:r>
+            <w:proofErr w:type="spellStart"/>
+            <w:r>
+              <w:rPr>
+                <w:b w:val="0"/>
+                <w:bCs w:val="0"/>
+                <w:sz w:val="20"/>
+                <w:szCs w:val="20"/>
+              </w:rPr>
+              <w:t>ps</w:t>
+            </w:r>
+            <w:proofErr w:type="spellEnd"/>
+            <w:r>
+              <w:rPr>
+                <w:b w:val="0"/>
+                <w:bCs w:val="0"/>
+                <w:sz w:val="20"/>
+                <w:szCs w:val="20"/>
+              </w:rPr>
+              <w:t>}}</w:t>
             </w:r>
           </w:p>
         </w:tc>
@@ -7393,6 +9317,7 @@
             <w:r>
               <w:t xml:space="preserve"> </w:t>
             </w:r>
+            <w:proofErr w:type="spellStart"/>
             <w:r>
               <w:rPr>
                 <w:sz w:val="20"/>
@@ -7400,6 +9325,7 @@
               </w:rPr>
               <w:t>primary_structures_value</w:t>
             </w:r>
+            <w:proofErr w:type="spellEnd"/>
             <w:r>
               <w:rPr>
                 <w:sz w:val="20"/>
@@ -7443,10 +9369,7 @@
         <w:t xml:space="preserve">4.1 </w:t>
       </w:r>
       <w:r>
-        <w:t>Primary Residential Structures</w:t>
-      </w:r>
-      <w:r>
-        <w:t xml:space="preserve"> – Compensation Options</w:t>
+        <w:t>Primary Residential Structures – Compensation Options</w:t>
       </w:r>
     </w:p>
     <w:p/>
@@ -7797,12 +9720,27 @@
                             <w:pPr>
                               <w:jc w:val="center"/>
                             </w:pPr>
-                            <w:r>
-                              <w:t>{{ IF household.</w:t>
-                            </w:r>
-                            <w:r>
-                              <w:t>icaoption_primary_structure</w:t>
-                            </w:r>
+                            <w:proofErr w:type="gramStart"/>
+                            <w:r>
+                              <w:t>{{ IF</w:t>
+                            </w:r>
+                            <w:proofErr w:type="gramEnd"/>
+                            <w:r>
+                              <w:t xml:space="preserve"> </w:t>
+                            </w:r>
+                            <w:proofErr w:type="spellStart"/>
+                            <w:proofErr w:type="gramStart"/>
+                            <w:r>
+                              <w:t>household.</w:t>
+                            </w:r>
+                            <w:r>
+                              <w:t>icaoption</w:t>
+                            </w:r>
+                            <w:proofErr w:type="gramEnd"/>
+                            <w:r>
+                              <w:t>_primary_structure</w:t>
+                            </w:r>
+                            <w:proofErr w:type="spellEnd"/>
                             <w:r>
                               <w:t xml:space="preserve"> == </w:t>
                             </w:r>
@@ -7827,6 +9765,7 @@
                             <w:r>
                               <w:t>}}</w:t>
                             </w:r>
+                            <w:proofErr w:type="gramStart"/>
                             <w:r>
                               <w:rPr>
                                 <w:color w:val="7F7F7F" w:themeColor="text1" w:themeTint="80"/>
@@ -7836,7 +9775,19 @@
                               <w:t>X</w:t>
                             </w:r>
                             <w:r>
-                              <w:t>{{ END-IF }}</w:t>
+                              <w:t>{{ END</w:t>
+                            </w:r>
+                            <w:proofErr w:type="gramEnd"/>
+                            <w:r>
+                              <w:t>-</w:t>
+                            </w:r>
+                            <w:proofErr w:type="gramStart"/>
+                            <w:r>
+                              <w:t>IF }</w:t>
+                            </w:r>
+                            <w:proofErr w:type="gramEnd"/>
+                            <w:r>
+                              <w:t>}</w:t>
                             </w:r>
                           </w:p>
                           <w:p>
@@ -7878,12 +9829,27 @@
                       <w:pPr>
                         <w:jc w:val="center"/>
                       </w:pPr>
-                      <w:r>
-                        <w:t>{{ IF household.</w:t>
-                      </w:r>
-                      <w:r>
-                        <w:t>icaoption_primary_structure</w:t>
-                      </w:r>
+                      <w:proofErr w:type="gramStart"/>
+                      <w:r>
+                        <w:t>{{ IF</w:t>
+                      </w:r>
+                      <w:proofErr w:type="gramEnd"/>
+                      <w:r>
+                        <w:t xml:space="preserve"> </w:t>
+                      </w:r>
+                      <w:proofErr w:type="spellStart"/>
+                      <w:proofErr w:type="gramStart"/>
+                      <w:r>
+                        <w:t>household.</w:t>
+                      </w:r>
+                      <w:r>
+                        <w:t>icaoption</w:t>
+                      </w:r>
+                      <w:proofErr w:type="gramEnd"/>
+                      <w:r>
+                        <w:t>_primary_structure</w:t>
+                      </w:r>
+                      <w:proofErr w:type="spellEnd"/>
                       <w:r>
                         <w:t xml:space="preserve"> == </w:t>
                       </w:r>
@@ -7908,6 +9874,7 @@
                       <w:r>
                         <w:t>}}</w:t>
                       </w:r>
+                      <w:proofErr w:type="gramStart"/>
                       <w:r>
                         <w:rPr>
                           <w:color w:val="7F7F7F" w:themeColor="text1" w:themeTint="80"/>
@@ -7917,7 +9884,19 @@
                         <w:t>X</w:t>
                       </w:r>
                       <w:r>
-                        <w:t>{{ END-IF }}</w:t>
+                        <w:t>{{ END</w:t>
+                      </w:r>
+                      <w:proofErr w:type="gramEnd"/>
+                      <w:r>
+                        <w:t>-</w:t>
+                      </w:r>
+                      <w:proofErr w:type="gramStart"/>
+                      <w:r>
+                        <w:t>IF }</w:t>
+                      </w:r>
+                      <w:proofErr w:type="gramEnd"/>
+                      <w:r>
+                        <w:t>}</w:t>
                       </w:r>
                     </w:p>
                     <w:p>
@@ -7984,12 +9963,27 @@
                             <w:pPr>
                               <w:jc w:val="center"/>
                             </w:pPr>
-                            <w:r>
-                              <w:t>{{ IF household.</w:t>
-                            </w:r>
-                            <w:r>
-                              <w:t>icaoption_primary_structure</w:t>
-                            </w:r>
+                            <w:proofErr w:type="gramStart"/>
+                            <w:r>
+                              <w:t>{{ IF</w:t>
+                            </w:r>
+                            <w:proofErr w:type="gramEnd"/>
+                            <w:r>
+                              <w:t xml:space="preserve"> </w:t>
+                            </w:r>
+                            <w:proofErr w:type="spellStart"/>
+                            <w:proofErr w:type="gramStart"/>
+                            <w:r>
+                              <w:t>household.</w:t>
+                            </w:r>
+                            <w:r>
+                              <w:t>icaoption</w:t>
+                            </w:r>
+                            <w:proofErr w:type="gramEnd"/>
+                            <w:r>
+                              <w:t>_primary_structure</w:t>
+                            </w:r>
+                            <w:proofErr w:type="spellEnd"/>
                             <w:r>
                               <w:t xml:space="preserve"> == </w:t>
                             </w:r>
@@ -7999,6 +9993,7 @@
                             <w:r>
                               <w:t>1: Replacement Housing</w:t>
                             </w:r>
+                            <w:proofErr w:type="gramStart"/>
                             <w:r>
                               <w:t>'</w:t>
                             </w:r>
@@ -8014,7 +10009,19 @@
                               <w:t>X</w:t>
                             </w:r>
                             <w:r>
-                              <w:t>{{ END-IF }}</w:t>
+                              <w:t>{{ END</w:t>
+                            </w:r>
+                            <w:proofErr w:type="gramEnd"/>
+                            <w:r>
+                              <w:t>-</w:t>
+                            </w:r>
+                            <w:proofErr w:type="gramStart"/>
+                            <w:r>
+                              <w:t>IF }</w:t>
+                            </w:r>
+                            <w:proofErr w:type="gramEnd"/>
+                            <w:r>
+                              <w:t>}</w:t>
                             </w:r>
                           </w:p>
                           <w:p>
@@ -8056,12 +10063,27 @@
                       <w:pPr>
                         <w:jc w:val="center"/>
                       </w:pPr>
-                      <w:r>
-                        <w:t>{{ IF household.</w:t>
-                      </w:r>
-                      <w:r>
-                        <w:t>icaoption_primary_structure</w:t>
-                      </w:r>
+                      <w:proofErr w:type="gramStart"/>
+                      <w:r>
+                        <w:t>{{ IF</w:t>
+                      </w:r>
+                      <w:proofErr w:type="gramEnd"/>
+                      <w:r>
+                        <w:t xml:space="preserve"> </w:t>
+                      </w:r>
+                      <w:proofErr w:type="spellStart"/>
+                      <w:proofErr w:type="gramStart"/>
+                      <w:r>
+                        <w:t>household.</w:t>
+                      </w:r>
+                      <w:r>
+                        <w:t>icaoption</w:t>
+                      </w:r>
+                      <w:proofErr w:type="gramEnd"/>
+                      <w:r>
+                        <w:t>_primary_structure</w:t>
+                      </w:r>
+                      <w:proofErr w:type="spellEnd"/>
                       <w:r>
                         <w:t xml:space="preserve"> == </w:t>
                       </w:r>
@@ -8071,6 +10093,7 @@
                       <w:r>
                         <w:t>1: Replacement Housing</w:t>
                       </w:r>
+                      <w:proofErr w:type="gramStart"/>
                       <w:r>
                         <w:t>'</w:t>
                       </w:r>
@@ -8086,7 +10109,19 @@
                         <w:t>X</w:t>
                       </w:r>
                       <w:r>
-                        <w:t>{{ END-IF }}</w:t>
+                        <w:t>{{ END</w:t>
+                      </w:r>
+                      <w:proofErr w:type="gramEnd"/>
+                      <w:r>
+                        <w:t>-</w:t>
+                      </w:r>
+                      <w:proofErr w:type="gramStart"/>
+                      <w:r>
+                        <w:t>IF }</w:t>
+                      </w:r>
+                      <w:proofErr w:type="gramEnd"/>
+                      <w:r>
+                        <w:t>}</w:t>
                       </w:r>
                     </w:p>
                     <w:p>
@@ -8168,14 +10203,7 @@
                                 <w:sz w:val="20"/>
                                 <w:szCs w:val="20"/>
                               </w:rPr>
-                              <w:t xml:space="preserve"> 1.</w:t>
-                            </w:r>
-                            <w:r>
-                              <w:rPr>
-                                <w:sz w:val="20"/>
-                                <w:szCs w:val="20"/>
-                              </w:rPr>
-                              <w:t>3</w:t>
+                              <w:t xml:space="preserve"> 1.3</w:t>
                             </w:r>
                           </w:p>
                           <w:p>
@@ -8258,14 +10286,7 @@
                           <w:sz w:val="20"/>
                           <w:szCs w:val="20"/>
                         </w:rPr>
-                        <w:t xml:space="preserve"> 1.</w:t>
-                      </w:r>
-                      <w:r>
-                        <w:rPr>
-                          <w:sz w:val="20"/>
-                          <w:szCs w:val="20"/>
-                        </w:rPr>
-                        <w:t>3</w:t>
+                        <w:t xml:space="preserve"> 1.3</w:t>
                       </w:r>
                     </w:p>
                     <w:p>
@@ -8373,7 +10394,7 @@
           </mc:Choice>
           <mc:Fallback>
             <w:pict>
-              <v:shapetype w14:anchorId="470512C6" id="_x0000_t13" coordsize="21600,21600" o:spt="13" adj="16200,5400" path="m@0,l@0@1,0@1,0@2@0@2@0,21600,21600,10800xe">
+              <v:shapetype w14:anchorId="6C4C69B9" id="_x0000_t13" coordsize="21600,21600" o:spt="13" adj="16200,5400" path="m@0,l@0@1,0@1,0@2@0@2@0,21600,21600,10800xe">
                 <v:stroke joinstyle="miter"/>
                 <v:formulas>
                   <v:f eqn="val #0"/>
@@ -8461,14 +10482,7 @@
                                 <w:sz w:val="20"/>
                                 <w:szCs w:val="20"/>
                               </w:rPr>
-                              <w:t xml:space="preserve"> </w:t>
-                            </w:r>
-                            <w:r>
-                              <w:rPr>
-                                <w:sz w:val="20"/>
-                                <w:szCs w:val="20"/>
-                              </w:rPr>
-                              <w:t>1.2</w:t>
+                              <w:t xml:space="preserve"> 1.2</w:t>
                             </w:r>
                           </w:p>
                           <w:p>
@@ -8551,14 +10565,7 @@
                           <w:sz w:val="20"/>
                           <w:szCs w:val="20"/>
                         </w:rPr>
-                        <w:t xml:space="preserve"> </w:t>
-                      </w:r>
-                      <w:r>
-                        <w:rPr>
-                          <w:sz w:val="20"/>
-                          <w:szCs w:val="20"/>
-                        </w:rPr>
-                        <w:t>1.2</w:t>
+                        <w:t xml:space="preserve"> 1.2</w:t>
                       </w:r>
                     </w:p>
                     <w:p>
@@ -8676,6 +10683,7 @@
                                 <w:szCs w:val="20"/>
                               </w:rPr>
                             </w:pPr>
+                            <w:proofErr w:type="spellStart"/>
                             <w:r>
                               <w:rPr>
                                 <w:sz w:val="20"/>
@@ -8683,6 +10691,7 @@
                               </w:rPr>
                               <w:t>Self Source</w:t>
                             </w:r>
+                            <w:proofErr w:type="spellEnd"/>
                           </w:p>
                         </w:txbxContent>
                       </wps:txbx>
@@ -8742,6 +10751,7 @@
                           <w:szCs w:val="20"/>
                         </w:rPr>
                       </w:pPr>
+                      <w:proofErr w:type="spellStart"/>
                       <w:r>
                         <w:rPr>
                           <w:sz w:val="20"/>
@@ -8749,6 +10759,7 @@
                         </w:rPr>
                         <w:t>Self Source</w:t>
                       </w:r>
+                      <w:proofErr w:type="spellEnd"/>
                     </w:p>
                   </w:txbxContent>
                 </v:textbox>
@@ -8919,12 +10930,27 @@
                             <w:pPr>
                               <w:jc w:val="center"/>
                             </w:pPr>
-                            <w:r>
-                              <w:t>{{ IF household.</w:t>
-                            </w:r>
-                            <w:r>
-                              <w:t>icaoption_structure_location</w:t>
-                            </w:r>
+                            <w:proofErr w:type="gramStart"/>
+                            <w:r>
+                              <w:t>{{ IF</w:t>
+                            </w:r>
+                            <w:proofErr w:type="gramEnd"/>
+                            <w:r>
+                              <w:t xml:space="preserve"> </w:t>
+                            </w:r>
+                            <w:proofErr w:type="spellStart"/>
+                            <w:proofErr w:type="gramStart"/>
+                            <w:r>
+                              <w:t>household.</w:t>
+                            </w:r>
+                            <w:r>
+                              <w:t>icaoption</w:t>
+                            </w:r>
+                            <w:proofErr w:type="gramEnd"/>
+                            <w:r>
+                              <w:t>_structure_location</w:t>
+                            </w:r>
+                            <w:proofErr w:type="spellEnd"/>
                             <w:r>
                               <w:t xml:space="preserve"> == </w:t>
                             </w:r>
@@ -8934,6 +10960,7 @@
                             <w:r>
                               <w:t>1: Self-Source</w:t>
                             </w:r>
+                            <w:proofErr w:type="gramStart"/>
                             <w:r>
                               <w:t>'</w:t>
                             </w:r>
@@ -8949,7 +10976,19 @@
                               <w:t>X</w:t>
                             </w:r>
                             <w:r>
-                              <w:t>{{ END-IF }}</w:t>
+                              <w:t>{{ END</w:t>
+                            </w:r>
+                            <w:proofErr w:type="gramEnd"/>
+                            <w:r>
+                              <w:t>-</w:t>
+                            </w:r>
+                            <w:proofErr w:type="gramStart"/>
+                            <w:r>
+                              <w:t>IF }</w:t>
+                            </w:r>
+                            <w:proofErr w:type="gramEnd"/>
+                            <w:r>
+                              <w:t>}</w:t>
                             </w:r>
                           </w:p>
                           <w:p>
@@ -8991,12 +11030,27 @@
                       <w:pPr>
                         <w:jc w:val="center"/>
                       </w:pPr>
-                      <w:r>
-                        <w:t>{{ IF household.</w:t>
-                      </w:r>
-                      <w:r>
-                        <w:t>icaoption_structure_location</w:t>
-                      </w:r>
+                      <w:proofErr w:type="gramStart"/>
+                      <w:r>
+                        <w:t>{{ IF</w:t>
+                      </w:r>
+                      <w:proofErr w:type="gramEnd"/>
+                      <w:r>
+                        <w:t xml:space="preserve"> </w:t>
+                      </w:r>
+                      <w:proofErr w:type="spellStart"/>
+                      <w:proofErr w:type="gramStart"/>
+                      <w:r>
+                        <w:t>household.</w:t>
+                      </w:r>
+                      <w:r>
+                        <w:t>icaoption</w:t>
+                      </w:r>
+                      <w:proofErr w:type="gramEnd"/>
+                      <w:r>
+                        <w:t>_structure_location</w:t>
+                      </w:r>
+                      <w:proofErr w:type="spellEnd"/>
                       <w:r>
                         <w:t xml:space="preserve"> == </w:t>
                       </w:r>
@@ -9006,6 +11060,7 @@
                       <w:r>
                         <w:t>1: Self-Source</w:t>
                       </w:r>
+                      <w:proofErr w:type="gramStart"/>
                       <w:r>
                         <w:t>'</w:t>
                       </w:r>
@@ -9021,7 +11076,19 @@
                         <w:t>X</w:t>
                       </w:r>
                       <w:r>
-                        <w:t>{{ END-IF }}</w:t>
+                        <w:t>{{ END</w:t>
+                      </w:r>
+                      <w:proofErr w:type="gramEnd"/>
+                      <w:r>
+                        <w:t>-</w:t>
+                      </w:r>
+                      <w:proofErr w:type="gramStart"/>
+                      <w:r>
+                        <w:t>IF }</w:t>
+                      </w:r>
+                      <w:proofErr w:type="gramEnd"/>
+                      <w:r>
+                        <w:t>}</w:t>
                       </w:r>
                     </w:p>
                     <w:p>
@@ -9088,12 +11155,27 @@
                             <w:pPr>
                               <w:jc w:val="center"/>
                             </w:pPr>
-                            <w:r>
-                              <w:t>{{ IF household.</w:t>
-                            </w:r>
-                            <w:r>
-                              <w:t>icaoption_structure_location</w:t>
-                            </w:r>
+                            <w:proofErr w:type="gramStart"/>
+                            <w:r>
+                              <w:t>{{ IF</w:t>
+                            </w:r>
+                            <w:proofErr w:type="gramEnd"/>
+                            <w:r>
+                              <w:t xml:space="preserve"> </w:t>
+                            </w:r>
+                            <w:proofErr w:type="spellStart"/>
+                            <w:proofErr w:type="gramStart"/>
+                            <w:r>
+                              <w:t>household.</w:t>
+                            </w:r>
+                            <w:r>
+                              <w:t>icaoption</w:t>
+                            </w:r>
+                            <w:proofErr w:type="gramEnd"/>
+                            <w:r>
+                              <w:t>_structure_location</w:t>
+                            </w:r>
+                            <w:proofErr w:type="spellEnd"/>
                             <w:r>
                               <w:t xml:space="preserve"> == </w:t>
                             </w:r>
@@ -9103,6 +11185,7 @@
                             <w:r>
                               <w:t>3: Project - Host Site</w:t>
                             </w:r>
+                            <w:proofErr w:type="gramStart"/>
                             <w:r>
                               <w:t>'</w:t>
                             </w:r>
@@ -9118,7 +11201,19 @@
                               <w:t>X</w:t>
                             </w:r>
                             <w:r>
-                              <w:t>{{ END-IF }}</w:t>
+                              <w:t>{{ END</w:t>
+                            </w:r>
+                            <w:proofErr w:type="gramEnd"/>
+                            <w:r>
+                              <w:t>-</w:t>
+                            </w:r>
+                            <w:proofErr w:type="gramStart"/>
+                            <w:r>
+                              <w:t>IF }</w:t>
+                            </w:r>
+                            <w:proofErr w:type="gramEnd"/>
+                            <w:r>
+                              <w:t>}</w:t>
                             </w:r>
                           </w:p>
                           <w:p>
@@ -9160,12 +11255,27 @@
                       <w:pPr>
                         <w:jc w:val="center"/>
                       </w:pPr>
-                      <w:r>
-                        <w:t>{{ IF household.</w:t>
-                      </w:r>
-                      <w:r>
-                        <w:t>icaoption_structure_location</w:t>
-                      </w:r>
+                      <w:proofErr w:type="gramStart"/>
+                      <w:r>
+                        <w:t>{{ IF</w:t>
+                      </w:r>
+                      <w:proofErr w:type="gramEnd"/>
+                      <w:r>
+                        <w:t xml:space="preserve"> </w:t>
+                      </w:r>
+                      <w:proofErr w:type="spellStart"/>
+                      <w:proofErr w:type="gramStart"/>
+                      <w:r>
+                        <w:t>household.</w:t>
+                      </w:r>
+                      <w:r>
+                        <w:t>icaoption</w:t>
+                      </w:r>
+                      <w:proofErr w:type="gramEnd"/>
+                      <w:r>
+                        <w:t>_structure_location</w:t>
+                      </w:r>
+                      <w:proofErr w:type="spellEnd"/>
                       <w:r>
                         <w:t xml:space="preserve"> == </w:t>
                       </w:r>
@@ -9175,6 +11285,7 @@
                       <w:r>
                         <w:t>3: Project - Host Site</w:t>
                       </w:r>
+                      <w:proofErr w:type="gramStart"/>
                       <w:r>
                         <w:t>'</w:t>
                       </w:r>
@@ -9190,7 +11301,19 @@
                         <w:t>X</w:t>
                       </w:r>
                       <w:r>
-                        <w:t>{{ END-IF }}</w:t>
+                        <w:t>{{ END</w:t>
+                      </w:r>
+                      <w:proofErr w:type="gramEnd"/>
+                      <w:r>
+                        <w:t>-</w:t>
+                      </w:r>
+                      <w:proofErr w:type="gramStart"/>
+                      <w:r>
+                        <w:t>IF }</w:t>
+                      </w:r>
+                      <w:proofErr w:type="gramEnd"/>
+                      <w:r>
+                        <w:t>}</w:t>
                       </w:r>
                     </w:p>
                     <w:p>
@@ -9257,12 +11380,27 @@
                             <w:pPr>
                               <w:jc w:val="center"/>
                             </w:pPr>
-                            <w:r>
-                              <w:t>{{ IF household.</w:t>
-                            </w:r>
-                            <w:r>
-                              <w:t>icaoption_structure_location</w:t>
-                            </w:r>
+                            <w:proofErr w:type="gramStart"/>
+                            <w:r>
+                              <w:t>{{ IF</w:t>
+                            </w:r>
+                            <w:proofErr w:type="gramEnd"/>
+                            <w:r>
+                              <w:t xml:space="preserve"> </w:t>
+                            </w:r>
+                            <w:proofErr w:type="spellStart"/>
+                            <w:proofErr w:type="gramStart"/>
+                            <w:r>
+                              <w:t>household.</w:t>
+                            </w:r>
+                            <w:r>
+                              <w:t>icaoption</w:t>
+                            </w:r>
+                            <w:proofErr w:type="gramEnd"/>
+                            <w:r>
+                              <w:t>_structure_location</w:t>
+                            </w:r>
+                            <w:proofErr w:type="spellEnd"/>
                             <w:r>
                               <w:t xml:space="preserve"> == </w:t>
                             </w:r>
@@ -9272,6 +11410,7 @@
                             <w:r>
                               <w:t>2: Project - Existing Village</w:t>
                             </w:r>
+                            <w:proofErr w:type="gramStart"/>
                             <w:r>
                               <w:t>'</w:t>
                             </w:r>
@@ -9287,7 +11426,19 @@
                               <w:t>X</w:t>
                             </w:r>
                             <w:r>
-                              <w:t>{{ END-IF }}</w:t>
+                              <w:t>{{ END</w:t>
+                            </w:r>
+                            <w:proofErr w:type="gramEnd"/>
+                            <w:r>
+                              <w:t>-</w:t>
+                            </w:r>
+                            <w:proofErr w:type="gramStart"/>
+                            <w:r>
+                              <w:t>IF }</w:t>
+                            </w:r>
+                            <w:proofErr w:type="gramEnd"/>
+                            <w:r>
+                              <w:t>}</w:t>
                             </w:r>
                           </w:p>
                           <w:p>
@@ -9329,12 +11480,27 @@
                       <w:pPr>
                         <w:jc w:val="center"/>
                       </w:pPr>
-                      <w:r>
-                        <w:t>{{ IF household.</w:t>
-                      </w:r>
-                      <w:r>
-                        <w:t>icaoption_structure_location</w:t>
-                      </w:r>
+                      <w:proofErr w:type="gramStart"/>
+                      <w:r>
+                        <w:t>{{ IF</w:t>
+                      </w:r>
+                      <w:proofErr w:type="gramEnd"/>
+                      <w:r>
+                        <w:t xml:space="preserve"> </w:t>
+                      </w:r>
+                      <w:proofErr w:type="spellStart"/>
+                      <w:proofErr w:type="gramStart"/>
+                      <w:r>
+                        <w:t>household.</w:t>
+                      </w:r>
+                      <w:r>
+                        <w:t>icaoption</w:t>
+                      </w:r>
+                      <w:proofErr w:type="gramEnd"/>
+                      <w:r>
+                        <w:t>_structure_location</w:t>
+                      </w:r>
+                      <w:proofErr w:type="spellEnd"/>
                       <w:r>
                         <w:t xml:space="preserve"> == </w:t>
                       </w:r>
@@ -9344,6 +11510,7 @@
                       <w:r>
                         <w:t>2: Project - Existing Village</w:t>
                       </w:r>
+                      <w:proofErr w:type="gramStart"/>
                       <w:r>
                         <w:t>'</w:t>
                       </w:r>
@@ -9359,7 +11526,19 @@
                         <w:t>X</w:t>
                       </w:r>
                       <w:r>
-                        <w:t>{{ END-IF }}</w:t>
+                        <w:t>{{ END</w:t>
+                      </w:r>
+                      <w:proofErr w:type="gramEnd"/>
+                      <w:r>
+                        <w:t>-</w:t>
+                      </w:r>
+                      <w:proofErr w:type="gramStart"/>
+                      <w:r>
+                        <w:t>IF }</w:t>
+                      </w:r>
+                      <w:proofErr w:type="gramEnd"/>
+                      <w:r>
+                        <w:t>}</w:t>
                       </w:r>
                     </w:p>
                     <w:p>
@@ -9383,11 +11562,63 @@
     <w:p/>
     <w:p/>
     <w:p>
-      <w:r>
-        <w:t>{{ END-IF }}</w:t>
+      <w:proofErr w:type="gramStart"/>
+      <w:r>
+        <w:t>{{ END</w:t>
+      </w:r>
+      <w:proofErr w:type="gramEnd"/>
+      <w:r>
+        <w:t>-</w:t>
+      </w:r>
+      <w:proofErr w:type="gramStart"/>
+      <w:r>
+        <w:t>IF }</w:t>
+      </w:r>
+      <w:proofErr w:type="gramEnd"/>
+      <w:r>
+        <w:t>}</w:t>
       </w:r>
     </w:p>
-    <w:p/>
+    <w:p>
+      <w:proofErr w:type="gramStart"/>
+      <w:r>
+        <w:t>{{ IF</w:t>
+      </w:r>
+      <w:proofErr w:type="gramEnd"/>
+      <w:r>
+        <w:t xml:space="preserve"> </w:t>
+      </w:r>
+      <w:proofErr w:type="spellStart"/>
+      <w:r>
+        <w:rPr>
+          <w:sz w:val="20"/>
+          <w:szCs w:val="20"/>
+        </w:rPr>
+        <w:t>secondary</w:t>
+      </w:r>
+      <w:r>
+        <w:rPr>
+          <w:sz w:val="20"/>
+          <w:szCs w:val="20"/>
+        </w:rPr>
+        <w:t>Structures</w:t>
+      </w:r>
+      <w:r>
+        <w:t>.length</w:t>
+      </w:r>
+      <w:proofErr w:type="spellEnd"/>
+      <w:r>
+        <w:t>&gt;</w:t>
+      </w:r>
+      <w:proofErr w:type="gramStart"/>
+      <w:r>
+        <w:t>0 }</w:t>
+      </w:r>
+      <w:proofErr w:type="gramEnd"/>
+      <w:r>
+        <w:t>}</w:t>
+      </w:r>
+    </w:p>
     <w:p>
       <w:pPr>
         <w:rPr>
@@ -9718,8 +11949,9 @@
                 <w:sz w:val="20"/>
                 <w:szCs w:val="20"/>
               </w:rPr>
-              <w:t xml:space="preserve">{{FOR ps IN </w:t>
-            </w:r>
+              <w:t xml:space="preserve">{{FOR </w:t>
+            </w:r>
+            <w:proofErr w:type="spellStart"/>
             <w:r>
               <w:rPr>
                 <w:b w:val="0"/>
@@ -9727,8 +11959,9 @@
                 <w:sz w:val="20"/>
                 <w:szCs w:val="20"/>
               </w:rPr>
-              <w:t>secondary</w:t>
-            </w:r>
+              <w:t>ps</w:t>
+            </w:r>
+            <w:proofErr w:type="spellEnd"/>
             <w:r>
               <w:rPr>
                 <w:b w:val="0"/>
@@ -9736,7 +11969,36 @@
                 <w:sz w:val="20"/>
                 <w:szCs w:val="20"/>
               </w:rPr>
-              <w:t>Structures}}</w:t>
+              <w:t xml:space="preserve"> IN </w:t>
+            </w:r>
+            <w:proofErr w:type="spellStart"/>
+            <w:r>
+              <w:rPr>
+                <w:b w:val="0"/>
+                <w:bCs w:val="0"/>
+                <w:sz w:val="20"/>
+                <w:szCs w:val="20"/>
+              </w:rPr>
+              <w:t>secondary</w:t>
+            </w:r>
+            <w:r>
+              <w:rPr>
+                <w:b w:val="0"/>
+                <w:bCs w:val="0"/>
+                <w:sz w:val="20"/>
+                <w:szCs w:val="20"/>
+              </w:rPr>
+              <w:t>Structures</w:t>
+            </w:r>
+            <w:proofErr w:type="spellEnd"/>
+            <w:r>
+              <w:rPr>
+                <w:b w:val="0"/>
+                <w:bCs w:val="0"/>
+                <w:sz w:val="20"/>
+                <w:szCs w:val="20"/>
+              </w:rPr>
+              <w:t>}}</w:t>
             </w:r>
           </w:p>
         </w:tc>
@@ -9889,7 +12151,38 @@
                 <w:sz w:val="20"/>
                 <w:szCs w:val="20"/>
               </w:rPr>
-              <w:t>{{$ps.structure_type}}</w:t>
+              <w:t>{{$</w:t>
+            </w:r>
+            <w:proofErr w:type="spellStart"/>
+            <w:proofErr w:type="gramStart"/>
+            <w:r>
+              <w:rPr>
+                <w:b w:val="0"/>
+                <w:bCs w:val="0"/>
+                <w:sz w:val="20"/>
+                <w:szCs w:val="20"/>
+              </w:rPr>
+              <w:t>ps.structure</w:t>
+            </w:r>
+            <w:proofErr w:type="gramEnd"/>
+            <w:r>
+              <w:rPr>
+                <w:b w:val="0"/>
+                <w:bCs w:val="0"/>
+                <w:sz w:val="20"/>
+                <w:szCs w:val="20"/>
+              </w:rPr>
+              <w:t>_type</w:t>
+            </w:r>
+            <w:proofErr w:type="spellEnd"/>
+            <w:r>
+              <w:rPr>
+                <w:b w:val="0"/>
+                <w:bCs w:val="0"/>
+                <w:sz w:val="20"/>
+                <w:szCs w:val="20"/>
+              </w:rPr>
+              <w:t>}}</w:t>
             </w:r>
           </w:p>
         </w:tc>
@@ -9955,7 +12248,25 @@
                 <w:sz w:val="20"/>
                 <w:szCs w:val="20"/>
               </w:rPr>
-              <w:t>{{$ps.rooms}}</w:t>
+              <w:t>{{$</w:t>
+            </w:r>
+            <w:proofErr w:type="spellStart"/>
+            <w:proofErr w:type="gramStart"/>
+            <w:r>
+              <w:rPr>
+                <w:sz w:val="20"/>
+                <w:szCs w:val="20"/>
+              </w:rPr>
+              <w:t>ps.rooms</w:t>
+            </w:r>
+            <w:proofErr w:type="spellEnd"/>
+            <w:proofErr w:type="gramEnd"/>
+            <w:r>
+              <w:rPr>
+                <w:sz w:val="20"/>
+                <w:szCs w:val="20"/>
+              </w:rPr>
+              <w:t>}}</w:t>
             </w:r>
           </w:p>
         </w:tc>
@@ -9976,7 +12287,32 @@
                 <w:sz w:val="20"/>
                 <w:szCs w:val="20"/>
               </w:rPr>
-              <w:t>{{$ps.walls_type}}</w:t>
+              <w:t>{{$</w:t>
+            </w:r>
+            <w:proofErr w:type="spellStart"/>
+            <w:proofErr w:type="gramStart"/>
+            <w:r>
+              <w:rPr>
+                <w:sz w:val="20"/>
+                <w:szCs w:val="20"/>
+              </w:rPr>
+              <w:t>ps.walls</w:t>
+            </w:r>
+            <w:proofErr w:type="gramEnd"/>
+            <w:r>
+              <w:rPr>
+                <w:sz w:val="20"/>
+                <w:szCs w:val="20"/>
+              </w:rPr>
+              <w:t>_type</w:t>
+            </w:r>
+            <w:proofErr w:type="spellEnd"/>
+            <w:r>
+              <w:rPr>
+                <w:sz w:val="20"/>
+                <w:szCs w:val="20"/>
+              </w:rPr>
+              <w:t>}}</w:t>
             </w:r>
           </w:p>
         </w:tc>
@@ -9997,15 +12333,33 @@
                 <w:sz w:val="20"/>
                 <w:szCs w:val="20"/>
               </w:rPr>
-              <w:t>{{$ps.walls_</w:t>
-            </w:r>
+              <w:t>{{$</w:t>
+            </w:r>
+            <w:proofErr w:type="spellStart"/>
+            <w:proofErr w:type="gramStart"/>
             <w:r>
               <w:rPr>
                 <w:sz w:val="20"/>
                 <w:szCs w:val="20"/>
               </w:rPr>
+              <w:t>ps.walls</w:t>
+            </w:r>
+            <w:proofErr w:type="gramEnd"/>
+            <w:r>
+              <w:rPr>
+                <w:sz w:val="20"/>
+                <w:szCs w:val="20"/>
+              </w:rPr>
+              <w:t>_</w:t>
+            </w:r>
+            <w:r>
+              <w:rPr>
+                <w:sz w:val="20"/>
+                <w:szCs w:val="20"/>
+              </w:rPr>
               <w:t>rate</w:t>
             </w:r>
+            <w:proofErr w:type="spellEnd"/>
             <w:r>
               <w:rPr>
                 <w:sz w:val="20"/>
@@ -10032,7 +12386,32 @@
                 <w:sz w:val="20"/>
                 <w:szCs w:val="20"/>
               </w:rPr>
-              <w:t>{{$ps.roof_type}}</w:t>
+              <w:t>{{$</w:t>
+            </w:r>
+            <w:proofErr w:type="spellStart"/>
+            <w:proofErr w:type="gramStart"/>
+            <w:r>
+              <w:rPr>
+                <w:sz w:val="20"/>
+                <w:szCs w:val="20"/>
+              </w:rPr>
+              <w:t>ps.roof</w:t>
+            </w:r>
+            <w:proofErr w:type="gramEnd"/>
+            <w:r>
+              <w:rPr>
+                <w:sz w:val="20"/>
+                <w:szCs w:val="20"/>
+              </w:rPr>
+              <w:t>_type</w:t>
+            </w:r>
+            <w:proofErr w:type="spellEnd"/>
+            <w:r>
+              <w:rPr>
+                <w:sz w:val="20"/>
+                <w:szCs w:val="20"/>
+              </w:rPr>
+              <w:t>}}</w:t>
             </w:r>
           </w:p>
         </w:tc>
@@ -10053,14 +12432,39 @@
                 <w:sz w:val="20"/>
                 <w:szCs w:val="20"/>
               </w:rPr>
-              <w:t>{{$ps.roof_</w:t>
-            </w:r>
+              <w:t>{{$</w:t>
+            </w:r>
+            <w:proofErr w:type="spellStart"/>
+            <w:proofErr w:type="gramStart"/>
             <w:r>
               <w:rPr>
                 <w:sz w:val="20"/>
                 <w:szCs w:val="20"/>
               </w:rPr>
-              <w:t>rate}</w:t>
+              <w:t>ps.roof</w:t>
+            </w:r>
+            <w:proofErr w:type="gramEnd"/>
+            <w:r>
+              <w:rPr>
+                <w:sz w:val="20"/>
+                <w:szCs w:val="20"/>
+              </w:rPr>
+              <w:t>_</w:t>
+            </w:r>
+            <w:r>
+              <w:rPr>
+                <w:sz w:val="20"/>
+                <w:szCs w:val="20"/>
+              </w:rPr>
+              <w:t>rate</w:t>
+            </w:r>
+            <w:proofErr w:type="spellEnd"/>
+            <w:r>
+              <w:rPr>
+                <w:sz w:val="20"/>
+                <w:szCs w:val="20"/>
+              </w:rPr>
+              <w:t>}</w:t>
             </w:r>
             <w:r>
               <w:rPr>
@@ -10088,7 +12492,32 @@
                 <w:sz w:val="20"/>
                 <w:szCs w:val="20"/>
               </w:rPr>
-              <w:t>{{$ps.floor_type}}</w:t>
+              <w:t>{{$</w:t>
+            </w:r>
+            <w:proofErr w:type="spellStart"/>
+            <w:proofErr w:type="gramStart"/>
+            <w:r>
+              <w:rPr>
+                <w:sz w:val="20"/>
+                <w:szCs w:val="20"/>
+              </w:rPr>
+              <w:t>ps.floor</w:t>
+            </w:r>
+            <w:proofErr w:type="gramEnd"/>
+            <w:r>
+              <w:rPr>
+                <w:sz w:val="20"/>
+                <w:szCs w:val="20"/>
+              </w:rPr>
+              <w:t>_type</w:t>
+            </w:r>
+            <w:proofErr w:type="spellEnd"/>
+            <w:r>
+              <w:rPr>
+                <w:sz w:val="20"/>
+                <w:szCs w:val="20"/>
+              </w:rPr>
+              <w:t>}}</w:t>
             </w:r>
           </w:p>
         </w:tc>
@@ -10109,15 +12538,33 @@
                 <w:sz w:val="20"/>
                 <w:szCs w:val="20"/>
               </w:rPr>
-              <w:t>{{$ps.floor_</w:t>
-            </w:r>
+              <w:t>{{$</w:t>
+            </w:r>
+            <w:proofErr w:type="spellStart"/>
+            <w:proofErr w:type="gramStart"/>
             <w:r>
               <w:rPr>
                 <w:sz w:val="20"/>
                 <w:szCs w:val="20"/>
               </w:rPr>
+              <w:t>ps.floor</w:t>
+            </w:r>
+            <w:proofErr w:type="gramEnd"/>
+            <w:r>
+              <w:rPr>
+                <w:sz w:val="20"/>
+                <w:szCs w:val="20"/>
+              </w:rPr>
+              <w:t>_</w:t>
+            </w:r>
+            <w:r>
+              <w:rPr>
+                <w:sz w:val="20"/>
+                <w:szCs w:val="20"/>
+              </w:rPr>
               <w:t>rate</w:t>
             </w:r>
+            <w:proofErr w:type="spellEnd"/>
             <w:r>
               <w:rPr>
                 <w:sz w:val="20"/>
@@ -10144,7 +12591,32 @@
                 <w:sz w:val="20"/>
                 <w:szCs w:val="20"/>
               </w:rPr>
-              <w:t>{{$ps.structure_value}}</w:t>
+              <w:t>{{$</w:t>
+            </w:r>
+            <w:proofErr w:type="spellStart"/>
+            <w:proofErr w:type="gramStart"/>
+            <w:r>
+              <w:rPr>
+                <w:sz w:val="20"/>
+                <w:szCs w:val="20"/>
+              </w:rPr>
+              <w:t>ps.structure</w:t>
+            </w:r>
+            <w:proofErr w:type="gramEnd"/>
+            <w:r>
+              <w:rPr>
+                <w:sz w:val="20"/>
+                <w:szCs w:val="20"/>
+              </w:rPr>
+              <w:t>_value</w:t>
+            </w:r>
+            <w:proofErr w:type="spellEnd"/>
+            <w:r>
+              <w:rPr>
+                <w:sz w:val="20"/>
+                <w:szCs w:val="20"/>
+              </w:rPr>
+              <w:t>}}</w:t>
             </w:r>
           </w:p>
         </w:tc>
@@ -10174,7 +12646,27 @@
                 <w:sz w:val="20"/>
                 <w:szCs w:val="20"/>
               </w:rPr>
-              <w:t>{{END-FOR ps}}</w:t>
+              <w:t xml:space="preserve">{{END-FOR </w:t>
+            </w:r>
+            <w:proofErr w:type="spellStart"/>
+            <w:r>
+              <w:rPr>
+                <w:b w:val="0"/>
+                <w:bCs w:val="0"/>
+                <w:sz w:val="20"/>
+                <w:szCs w:val="20"/>
+              </w:rPr>
+              <w:t>ps</w:t>
+            </w:r>
+            <w:proofErr w:type="spellEnd"/>
+            <w:r>
+              <w:rPr>
+                <w:b w:val="0"/>
+                <w:bCs w:val="0"/>
+                <w:sz w:val="20"/>
+                <w:szCs w:val="20"/>
+              </w:rPr>
+              <w:t>}}</w:t>
             </w:r>
           </w:p>
         </w:tc>
@@ -10447,26 +12939,29 @@
                 <w:szCs w:val="20"/>
               </w:rPr>
             </w:pPr>
+            <w:proofErr w:type="gramStart"/>
             <w:r>
               <w:rPr>
                 <w:sz w:val="20"/>
                 <w:szCs w:val="20"/>
               </w:rPr>
-              <w:t>{{</w:t>
-            </w:r>
+              <w:t xml:space="preserve">{{ </w:t>
+            </w:r>
+            <w:proofErr w:type="spellStart"/>
             <w:r>
               <w:rPr>
                 <w:sz w:val="20"/>
                 <w:szCs w:val="20"/>
               </w:rPr>
-              <w:t xml:space="preserve"> </w:t>
-            </w:r>
+              <w:t>household</w:t>
+            </w:r>
+            <w:proofErr w:type="gramEnd"/>
             <w:r>
               <w:rPr>
                 <w:sz w:val="20"/>
                 <w:szCs w:val="20"/>
               </w:rPr>
-              <w:t>household.</w:t>
+              <w:t>.</w:t>
             </w:r>
             <w:r>
               <w:rPr>
@@ -10475,6 +12970,7 @@
               </w:rPr>
               <w:t>secondary_structures_compensation_value</w:t>
             </w:r>
+            <w:proofErr w:type="spellEnd"/>
             <w:r>
               <w:rPr>
                 <w:sz w:val="20"/>
@@ -10487,6 +12983,67 @@
       </w:tr>
     </w:tbl>
     <w:p>
+      <w:pPr>
+        <w:jc w:val="both"/>
+      </w:pPr>
+    </w:p>
+    <w:p>
+      <w:pPr>
+        <w:jc w:val="both"/>
+      </w:pPr>
+      <w:proofErr w:type="gramStart"/>
+      <w:r>
+        <w:t>{{ END</w:t>
+      </w:r>
+      <w:proofErr w:type="gramEnd"/>
+      <w:r>
+        <w:t>-</w:t>
+      </w:r>
+      <w:proofErr w:type="gramStart"/>
+      <w:r>
+        <w:t>IF }</w:t>
+      </w:r>
+      <w:proofErr w:type="gramEnd"/>
+      <w:r>
+        <w:t>}</w:t>
+      </w:r>
+    </w:p>
+    <w:p>
+      <w:proofErr w:type="gramStart"/>
+      <w:r>
+        <w:t>{{ IF</w:t>
+      </w:r>
+      <w:proofErr w:type="gramEnd"/>
+      <w:r>
+        <w:t xml:space="preserve"> </w:t>
+      </w:r>
+      <w:proofErr w:type="spellStart"/>
+      <w:proofErr w:type="gramStart"/>
+      <w:r>
+        <w:rPr>
+          <w:sz w:val="20"/>
+          <w:szCs w:val="20"/>
+        </w:rPr>
+        <w:t>crops</w:t>
+      </w:r>
+      <w:r>
+        <w:t>.length</w:t>
+      </w:r>
+      <w:proofErr w:type="spellEnd"/>
+      <w:proofErr w:type="gramEnd"/>
+      <w:r>
+        <w:t>&gt;</w:t>
+      </w:r>
+      <w:proofErr w:type="gramStart"/>
+      <w:r>
+        <w:t>0 }</w:t>
+      </w:r>
+      <w:proofErr w:type="gramEnd"/>
+      <w:r>
+        <w:t>}</w:t>
+      </w:r>
+    </w:p>
+    <w:p>
       <w:r>
         <w:br w:type="page"/>
       </w:r>
@@ -10535,7 +13092,15 @@
         <w:t xml:space="preserve"> </w:t>
       </w:r>
       <w:r>
-        <w:t>from WPC, and in the event that health and safety of individual household members and development of project</w:t>
+        <w:t xml:space="preserve">from WPC, and </w:t>
+      </w:r>
+      <w:proofErr w:type="gramStart"/>
+      <w:r>
+        <w:t>in the event that</w:t>
+      </w:r>
+      <w:proofErr w:type="gramEnd"/>
+      <w:r>
+        <w:t xml:space="preserve"> health and safety of individual household members and development of project</w:t>
       </w:r>
       <w:r>
         <w:t xml:space="preserve"> </w:t>
@@ -10550,7 +13115,6 @@
         <w:t>permanently or temporarily.</w:t>
       </w:r>
     </w:p>
-    <w:p/>
     <w:tbl>
       <w:tblPr>
         <w:tblStyle w:val="GridTable4-Accent1"/>
@@ -10601,13 +13165,7 @@
               <w:cnfStyle w:val="100000000000" w:firstRow="1" w:lastRow="0" w:firstColumn="0" w:lastColumn="0" w:oddVBand="0" w:evenVBand="0" w:oddHBand="0" w:evenHBand="0" w:firstRowFirstColumn="0" w:firstRowLastColumn="0" w:lastRowFirstColumn="0" w:lastRowLastColumn="0"/>
             </w:pPr>
             <w:r>
-              <w:t>Rate (</w:t>
-            </w:r>
-            <w:r>
-              <w:t>K</w:t>
-            </w:r>
-            <w:r>
-              <w:t>/ha)</w:t>
+              <w:t>Rate (K/ha)</w:t>
             </w:r>
           </w:p>
         </w:tc>
@@ -10636,7 +13194,15 @@
           </w:tcPr>
           <w:p>
             <w:r>
-              <w:t>{{FOR cr IN crops}}</w:t>
+              <w:t xml:space="preserve">{{FOR </w:t>
+            </w:r>
+            <w:proofErr w:type="spellStart"/>
+            <w:r>
+              <w:t>cr</w:t>
+            </w:r>
+            <w:proofErr w:type="spellEnd"/>
+            <w:r>
+              <w:t xml:space="preserve"> IN crops}}</w:t>
             </w:r>
           </w:p>
         </w:tc>
@@ -10679,7 +13245,20 @@
           </w:tcPr>
           <w:p>
             <w:r>
-              <w:t>{{$cr.crop_type}}</w:t>
+              <w:t>{{$</w:t>
+            </w:r>
+            <w:proofErr w:type="spellStart"/>
+            <w:proofErr w:type="gramStart"/>
+            <w:r>
+              <w:t>cr.crop</w:t>
+            </w:r>
+            <w:proofErr w:type="gramEnd"/>
+            <w:r>
+              <w:t>_type</w:t>
+            </w:r>
+            <w:proofErr w:type="spellEnd"/>
+            <w:r>
+              <w:t>}}</w:t>
             </w:r>
           </w:p>
         </w:tc>
@@ -10692,7 +13271,20 @@
               <w:cnfStyle w:val="000000000000" w:firstRow="0" w:lastRow="0" w:firstColumn="0" w:lastColumn="0" w:oddVBand="0" w:evenVBand="0" w:oddHBand="0" w:evenHBand="0" w:firstRowFirstColumn="0" w:firstRowLastColumn="0" w:lastRowFirstColumn="0" w:lastRowLastColumn="0"/>
             </w:pPr>
             <w:r>
-              <w:t>{{$cr.crop_size}}</w:t>
+              <w:t>{{$</w:t>
+            </w:r>
+            <w:proofErr w:type="spellStart"/>
+            <w:proofErr w:type="gramStart"/>
+            <w:r>
+              <w:t>cr.crop</w:t>
+            </w:r>
+            <w:proofErr w:type="gramEnd"/>
+            <w:r>
+              <w:t>_size</w:t>
+            </w:r>
+            <w:proofErr w:type="spellEnd"/>
+            <w:r>
+              <w:t>}}</w:t>
             </w:r>
           </w:p>
         </w:tc>
@@ -10705,7 +13297,17 @@
               <w:cnfStyle w:val="000000000000" w:firstRow="0" w:lastRow="0" w:firstColumn="0" w:lastColumn="0" w:oddVBand="0" w:evenVBand="0" w:oddHBand="0" w:evenHBand="0" w:firstRowFirstColumn="0" w:firstRowLastColumn="0" w:lastRowFirstColumn="0" w:lastRowLastColumn="0"/>
             </w:pPr>
             <w:r>
-              <w:t>{{$cr.rate}}</w:t>
+              <w:t>{{$</w:t>
+            </w:r>
+            <w:proofErr w:type="spellStart"/>
+            <w:proofErr w:type="gramStart"/>
+            <w:r>
+              <w:t>cr.rate</w:t>
+            </w:r>
+            <w:proofErr w:type="spellEnd"/>
+            <w:proofErr w:type="gramEnd"/>
+            <w:r>
+              <w:t>}}</w:t>
             </w:r>
           </w:p>
         </w:tc>
@@ -10718,7 +13320,20 @@
               <w:cnfStyle w:val="000000000000" w:firstRow="0" w:lastRow="0" w:firstColumn="0" w:lastColumn="0" w:oddVBand="0" w:evenVBand="0" w:oddHBand="0" w:evenHBand="0" w:firstRowFirstColumn="0" w:firstRowLastColumn="0" w:lastRowFirstColumn="0" w:lastRowLastColumn="0"/>
             </w:pPr>
             <w:r>
-              <w:t>{{$cr.crop_value}}</w:t>
+              <w:t>{{$</w:t>
+            </w:r>
+            <w:proofErr w:type="spellStart"/>
+            <w:proofErr w:type="gramStart"/>
+            <w:r>
+              <w:t>cr.crop</w:t>
+            </w:r>
+            <w:proofErr w:type="gramEnd"/>
+            <w:r>
+              <w:t>_value</w:t>
+            </w:r>
+            <w:proofErr w:type="spellEnd"/>
+            <w:r>
+              <w:t>}}</w:t>
             </w:r>
           </w:p>
         </w:tc>
@@ -10734,7 +13349,15 @@
           </w:tcPr>
           <w:p>
             <w:r>
-              <w:t>{{END-FOR cr}}</w:t>
+              <w:t xml:space="preserve">{{END-FOR </w:t>
+            </w:r>
+            <w:proofErr w:type="spellStart"/>
+            <w:r>
+              <w:t>cr</w:t>
+            </w:r>
+            <w:proofErr w:type="spellEnd"/>
+            <w:r>
+              <w:t>}}</w:t>
             </w:r>
           </w:p>
         </w:tc>
@@ -10797,7 +13420,32 @@
                 <w:b w:val="0"/>
                 <w:bCs w:val="0"/>
               </w:rPr>
-              <w:t>{{household.crop_size}}</w:t>
+              <w:t>{{</w:t>
+            </w:r>
+            <w:proofErr w:type="spellStart"/>
+            <w:proofErr w:type="gramStart"/>
+            <w:r>
+              <w:rPr>
+                <w:b w:val="0"/>
+                <w:bCs w:val="0"/>
+              </w:rPr>
+              <w:t>household.crop</w:t>
+            </w:r>
+            <w:proofErr w:type="gramEnd"/>
+            <w:r>
+              <w:rPr>
+                <w:b w:val="0"/>
+                <w:bCs w:val="0"/>
+              </w:rPr>
+              <w:t>_size</w:t>
+            </w:r>
+            <w:proofErr w:type="spellEnd"/>
+            <w:r>
+              <w:rPr>
+                <w:b w:val="0"/>
+                <w:bCs w:val="0"/>
+              </w:rPr>
+              <w:t>}}</w:t>
             </w:r>
           </w:p>
         </w:tc>
@@ -10820,12 +13468,70 @@
               <w:cnfStyle w:val="010000000000" w:firstRow="0" w:lastRow="1" w:firstColumn="0" w:lastColumn="0" w:oddVBand="0" w:evenVBand="0" w:oddHBand="0" w:evenHBand="0" w:firstRowFirstColumn="0" w:firstRowLastColumn="0" w:lastRowFirstColumn="0" w:lastRowLastColumn="0"/>
             </w:pPr>
             <w:r>
-              <w:t>{{household.crop_value}}</w:t>
+              <w:t>{{</w:t>
+            </w:r>
+            <w:proofErr w:type="spellStart"/>
+            <w:proofErr w:type="gramStart"/>
+            <w:r>
+              <w:t>household.crop</w:t>
+            </w:r>
+            <w:proofErr w:type="gramEnd"/>
+            <w:r>
+              <w:t>_value</w:t>
+            </w:r>
+            <w:proofErr w:type="spellEnd"/>
+            <w:r>
+              <w:t>}}</w:t>
             </w:r>
           </w:p>
         </w:tc>
       </w:tr>
     </w:tbl>
+    <w:p/>
+    <w:p>
+      <w:proofErr w:type="gramStart"/>
+      <w:r>
+        <w:t>{{ END</w:t>
+      </w:r>
+      <w:proofErr w:type="gramEnd"/>
+      <w:r>
+        <w:t>-</w:t>
+      </w:r>
+      <w:proofErr w:type="gramStart"/>
+      <w:r>
+        <w:t>IF }</w:t>
+      </w:r>
+      <w:proofErr w:type="gramEnd"/>
+      <w:r>
+        <w:t>}</w:t>
+      </w:r>
+    </w:p>
+    <w:p>
+      <w:r>
+        <w:t xml:space="preserve">{{IF </w:t>
+      </w:r>
+      <w:proofErr w:type="spellStart"/>
+      <w:proofErr w:type="gramStart"/>
+      <w:r>
+        <w:t>trees</w:t>
+      </w:r>
+      <w:r>
+        <w:t>.length</w:t>
+      </w:r>
+      <w:proofErr w:type="spellEnd"/>
+      <w:proofErr w:type="gramEnd"/>
+      <w:r>
+        <w:t>&gt;</w:t>
+      </w:r>
+      <w:proofErr w:type="gramStart"/>
+      <w:r>
+        <w:t>0 }</w:t>
+      </w:r>
+      <w:proofErr w:type="gramEnd"/>
+      <w:r>
+        <w:t>}</w:t>
+      </w:r>
+    </w:p>
     <w:p>
       <w:r>
         <w:br w:type="page"/>
@@ -11099,7 +13805,32 @@
                 <w:b w:val="0"/>
                 <w:bCs w:val="0"/>
               </w:rPr>
-              <w:t>{{$tr.tree_type}}</w:t>
+              <w:t>{{$</w:t>
+            </w:r>
+            <w:proofErr w:type="spellStart"/>
+            <w:proofErr w:type="gramStart"/>
+            <w:r>
+              <w:rPr>
+                <w:b w:val="0"/>
+                <w:bCs w:val="0"/>
+              </w:rPr>
+              <w:t>tr.tree</w:t>
+            </w:r>
+            <w:proofErr w:type="gramEnd"/>
+            <w:r>
+              <w:rPr>
+                <w:b w:val="0"/>
+                <w:bCs w:val="0"/>
+              </w:rPr>
+              <w:t>_type</w:t>
+            </w:r>
+            <w:proofErr w:type="spellEnd"/>
+            <w:r>
+              <w:rPr>
+                <w:b w:val="0"/>
+                <w:bCs w:val="0"/>
+              </w:rPr>
+              <w:t>}}</w:t>
             </w:r>
           </w:p>
         </w:tc>
@@ -11112,7 +13843,20 @@
               <w:cnfStyle w:val="000000000000" w:firstRow="0" w:lastRow="0" w:firstColumn="0" w:lastColumn="0" w:oddVBand="0" w:evenVBand="0" w:oddHBand="0" w:evenHBand="0" w:firstRowFirstColumn="0" w:firstRowLastColumn="0" w:lastRowFirstColumn="0" w:lastRowLastColumn="0"/>
             </w:pPr>
             <w:r>
-              <w:t>{{$tr.productive_count}}</w:t>
+              <w:t>{{$</w:t>
+            </w:r>
+            <w:proofErr w:type="spellStart"/>
+            <w:proofErr w:type="gramStart"/>
+            <w:r>
+              <w:t>tr.productive</w:t>
+            </w:r>
+            <w:proofErr w:type="gramEnd"/>
+            <w:r>
+              <w:t>_count</w:t>
+            </w:r>
+            <w:proofErr w:type="spellEnd"/>
+            <w:r>
+              <w:t>}}</w:t>
             </w:r>
           </w:p>
         </w:tc>
@@ -11125,7 +13869,20 @@
               <w:cnfStyle w:val="000000000000" w:firstRow="0" w:lastRow="0" w:firstColumn="0" w:lastColumn="0" w:oddVBand="0" w:evenVBand="0" w:oddHBand="0" w:evenHBand="0" w:firstRowFirstColumn="0" w:firstRowLastColumn="0" w:lastRowFirstColumn="0" w:lastRowLastColumn="0"/>
             </w:pPr>
             <w:r>
-              <w:t>{{$tr.juvenile_count}}</w:t>
+              <w:t>{{$</w:t>
+            </w:r>
+            <w:proofErr w:type="spellStart"/>
+            <w:proofErr w:type="gramStart"/>
+            <w:r>
+              <w:t>tr.juvenile</w:t>
+            </w:r>
+            <w:proofErr w:type="gramEnd"/>
+            <w:r>
+              <w:t>_count</w:t>
+            </w:r>
+            <w:proofErr w:type="spellEnd"/>
+            <w:r>
+              <w:t>}}</w:t>
             </w:r>
           </w:p>
         </w:tc>
@@ -11138,7 +13895,20 @@
               <w:cnfStyle w:val="000000000000" w:firstRow="0" w:lastRow="0" w:firstColumn="0" w:lastColumn="0" w:oddVBand="0" w:evenVBand="0" w:oddHBand="0" w:evenHBand="0" w:firstRowFirstColumn="0" w:firstRowLastColumn="0" w:lastRowFirstColumn="0" w:lastRowLastColumn="0"/>
             </w:pPr>
             <w:r>
-              <w:t>{{$tr.replacement_saplings}}</w:t>
+              <w:t>{{$</w:t>
+            </w:r>
+            <w:proofErr w:type="spellStart"/>
+            <w:proofErr w:type="gramStart"/>
+            <w:r>
+              <w:t>tr.replacement</w:t>
+            </w:r>
+            <w:proofErr w:type="gramEnd"/>
+            <w:r>
+              <w:t>_saplings</w:t>
+            </w:r>
+            <w:proofErr w:type="spellEnd"/>
+            <w:r>
+              <w:t>}}</w:t>
             </w:r>
           </w:p>
         </w:tc>
@@ -11151,7 +13921,17 @@
               <w:cnfStyle w:val="000000000000" w:firstRow="0" w:lastRow="0" w:firstColumn="0" w:lastColumn="0" w:oddVBand="0" w:evenVBand="0" w:oddHBand="0" w:evenHBand="0" w:firstRowFirstColumn="0" w:firstRowLastColumn="0" w:lastRowFirstColumn="0" w:lastRowLastColumn="0"/>
             </w:pPr>
             <w:r>
-              <w:t>{{$tr.compensation}}</w:t>
+              <w:t>{{$</w:t>
+            </w:r>
+            <w:proofErr w:type="spellStart"/>
+            <w:proofErr w:type="gramStart"/>
+            <w:r>
+              <w:t>tr.compensation</w:t>
+            </w:r>
+            <w:proofErr w:type="spellEnd"/>
+            <w:proofErr w:type="gramEnd"/>
+            <w:r>
+              <w:t>}}</w:t>
             </w:r>
           </w:p>
         </w:tc>
@@ -11262,7 +14042,20 @@
               <w:cnfStyle w:val="010000000000" w:firstRow="0" w:lastRow="1" w:firstColumn="0" w:lastColumn="0" w:oddVBand="0" w:evenVBand="0" w:oddHBand="0" w:evenHBand="0" w:firstRowFirstColumn="0" w:firstRowLastColumn="0" w:lastRowFirstColumn="0" w:lastRowLastColumn="0"/>
             </w:pPr>
             <w:r>
-              <w:t>{{household.replacement_saplings}}</w:t>
+              <w:t>{{</w:t>
+            </w:r>
+            <w:proofErr w:type="spellStart"/>
+            <w:proofErr w:type="gramStart"/>
+            <w:r>
+              <w:t>household.replacement</w:t>
+            </w:r>
+            <w:proofErr w:type="gramEnd"/>
+            <w:r>
+              <w:t>_saplings</w:t>
+            </w:r>
+            <w:proofErr w:type="spellEnd"/>
+            <w:r>
+              <w:t>}}</w:t>
             </w:r>
           </w:p>
         </w:tc>
@@ -11284,9 +14077,11 @@
               </w:rPr>
               <w:t xml:space="preserve"> </w:t>
             </w:r>
+            <w:proofErr w:type="spellStart"/>
             <w:r>
               <w:t>trees_compensation</w:t>
             </w:r>
+            <w:proofErr w:type="spellEnd"/>
             <w:r>
               <w:t>}}</w:t>
             </w:r>
@@ -11296,8 +14091,44 @@
     </w:tbl>
     <w:p/>
     <w:p>
-      <w:r>
-        <w:t>{{IF graves.length&gt;0 }}</w:t>
+      <w:proofErr w:type="gramStart"/>
+      <w:r>
+        <w:t>{{ END</w:t>
+      </w:r>
+      <w:proofErr w:type="gramEnd"/>
+      <w:r>
+        <w:t>-</w:t>
+      </w:r>
+      <w:proofErr w:type="gramStart"/>
+      <w:r>
+        <w:t>IF }</w:t>
+      </w:r>
+      <w:proofErr w:type="gramEnd"/>
+      <w:r>
+        <w:t>}</w:t>
+      </w:r>
+    </w:p>
+    <w:p>
+      <w:r>
+        <w:t xml:space="preserve">{{IF </w:t>
+      </w:r>
+      <w:proofErr w:type="spellStart"/>
+      <w:proofErr w:type="gramStart"/>
+      <w:r>
+        <w:t>graves.length</w:t>
+      </w:r>
+      <w:proofErr w:type="spellEnd"/>
+      <w:proofErr w:type="gramEnd"/>
+      <w:r>
+        <w:t>&gt;</w:t>
+      </w:r>
+      <w:proofErr w:type="gramStart"/>
+      <w:r>
+        <w:t>0 }</w:t>
+      </w:r>
+      <w:proofErr w:type="gramEnd"/>
+      <w:r>
+        <w:t>}</w:t>
       </w:r>
     </w:p>
     <w:p>
@@ -11616,6 +14447,7 @@
             <w:tcW w:w="1635" w:type="dxa"/>
           </w:tcPr>
           <w:p>
+            <w:proofErr w:type="gramStart"/>
             <w:r>
               <w:rPr>
                 <w:b w:val="0"/>
@@ -11635,14 +14467,38 @@
                 <w:b w:val="0"/>
                 <w:bCs w:val="0"/>
               </w:rPr>
-              <w:t>$tr.</w:t>
-            </w:r>
+              <w:t>$</w:t>
+            </w:r>
+            <w:proofErr w:type="spellStart"/>
             <w:r>
               <w:rPr>
                 <w:b w:val="0"/>
                 <w:bCs w:val="0"/>
               </w:rPr>
-              <w:t xml:space="preserve">grave_id </w:t>
+              <w:t>tr.</w:t>
+            </w:r>
+            <w:r>
+              <w:rPr>
+                <w:b w:val="0"/>
+                <w:bCs w:val="0"/>
+              </w:rPr>
+              <w:t>grave</w:t>
+            </w:r>
+            <w:proofErr w:type="gramEnd"/>
+            <w:r>
+              <w:rPr>
+                <w:b w:val="0"/>
+                <w:bCs w:val="0"/>
+              </w:rPr>
+              <w:t>_id</w:t>
+            </w:r>
+            <w:proofErr w:type="spellEnd"/>
+            <w:r>
+              <w:rPr>
+                <w:b w:val="0"/>
+                <w:bCs w:val="0"/>
+              </w:rPr>
+              <w:t xml:space="preserve"> </w:t>
             </w:r>
             <w:r>
               <w:rPr>
@@ -11661,6 +14517,7 @@
             <w:pPr>
               <w:cnfStyle w:val="000000000000" w:firstRow="0" w:lastRow="0" w:firstColumn="0" w:lastColumn="0" w:oddVBand="0" w:evenVBand="0" w:oddHBand="0" w:evenHBand="0" w:firstRowFirstColumn="0" w:firstRowLastColumn="0" w:lastRowFirstColumn="0" w:lastRowLastColumn="0"/>
             </w:pPr>
+            <w:proofErr w:type="gramStart"/>
             <w:r>
               <w:t>{{</w:t>
             </w:r>
@@ -11672,7 +14529,11 @@
               <w:t xml:space="preserve"> </w:t>
             </w:r>
             <w:r>
-              <w:t>$tr.</w:t>
+              <w:t>$</w:t>
+            </w:r>
+            <w:proofErr w:type="spellStart"/>
+            <w:r>
+              <w:t>tr.</w:t>
             </w:r>
             <w:r>
               <w:rPr>
@@ -11681,6 +14542,8 @@
               </w:rPr>
               <w:t>deceased</w:t>
             </w:r>
+            <w:proofErr w:type="spellEnd"/>
+            <w:proofErr w:type="gramEnd"/>
             <w:r>
               <w:rPr>
                 <w:b/>
@@ -11702,11 +14565,21 @@
               <w:cnfStyle w:val="000000000000" w:firstRow="0" w:lastRow="0" w:firstColumn="0" w:lastColumn="0" w:oddVBand="0" w:evenVBand="0" w:oddHBand="0" w:evenHBand="0" w:firstRowFirstColumn="0" w:firstRowLastColumn="0" w:lastRowFirstColumn="0" w:lastRowLastColumn="0"/>
             </w:pPr>
             <w:r>
-              <w:t>{{$tr.</w:t>
-            </w:r>
-            <w:r>
-              <w:t>year_of_death</w:t>
-            </w:r>
+              <w:t>{{$</w:t>
+            </w:r>
+            <w:proofErr w:type="spellStart"/>
+            <w:proofErr w:type="gramStart"/>
+            <w:r>
+              <w:t>tr.</w:t>
+            </w:r>
+            <w:r>
+              <w:t>year</w:t>
+            </w:r>
+            <w:proofErr w:type="gramEnd"/>
+            <w:r>
+              <w:t>_of_death</w:t>
+            </w:r>
+            <w:proofErr w:type="spellEnd"/>
             <w:r>
               <w:t>}}</w:t>
             </w:r>
@@ -11721,11 +14594,18 @@
               <w:cnfStyle w:val="000000000000" w:firstRow="0" w:lastRow="0" w:firstColumn="0" w:lastColumn="0" w:oddVBand="0" w:evenVBand="0" w:oddHBand="0" w:evenHBand="0" w:firstRowFirstColumn="0" w:firstRowLastColumn="0" w:lastRowFirstColumn="0" w:lastRowLastColumn="0"/>
             </w:pPr>
             <w:r>
-              <w:t>{{$tr.</w:t>
+              <w:t>{{$</w:t>
+            </w:r>
+            <w:proofErr w:type="spellStart"/>
+            <w:proofErr w:type="gramStart"/>
+            <w:r>
+              <w:t>tr.</w:t>
             </w:r>
             <w:r>
               <w:t>relation</w:t>
             </w:r>
+            <w:proofErr w:type="spellEnd"/>
+            <w:proofErr w:type="gramEnd"/>
             <w:r>
               <w:t>}}</w:t>
             </w:r>
@@ -11740,11 +14620,16 @@
               <w:cnfStyle w:val="000000000000" w:firstRow="0" w:lastRow="0" w:firstColumn="0" w:lastColumn="0" w:oddVBand="0" w:evenVBand="0" w:oddHBand="0" w:evenHBand="0" w:firstRowFirstColumn="0" w:firstRowLastColumn="0" w:lastRowFirstColumn="0" w:lastRowLastColumn="0"/>
             </w:pPr>
             <w:r>
-              <w:t>{{$tr.</w:t>
+              <w:t>{{$</w:t>
+            </w:r>
+            <w:proofErr w:type="spellStart"/>
+            <w:r>
+              <w:t>tr.</w:t>
             </w:r>
             <w:r>
               <w:t>age</w:t>
             </w:r>
+            <w:proofErr w:type="spellEnd"/>
             <w:r>
               <w:t>}}</w:t>
             </w:r>
@@ -11759,11 +14644,18 @@
               <w:cnfStyle w:val="000000000000" w:firstRow="0" w:lastRow="0" w:firstColumn="0" w:lastColumn="0" w:oddVBand="0" w:evenVBand="0" w:oddHBand="0" w:evenHBand="0" w:firstRowFirstColumn="0" w:firstRowLastColumn="0" w:lastRowFirstColumn="0" w:lastRowLastColumn="0"/>
             </w:pPr>
             <w:r>
-              <w:t>{{$tr.</w:t>
+              <w:t>{{$</w:t>
+            </w:r>
+            <w:proofErr w:type="spellStart"/>
+            <w:proofErr w:type="gramStart"/>
+            <w:r>
+              <w:t>tr.</w:t>
             </w:r>
             <w:r>
               <w:t>location</w:t>
             </w:r>
+            <w:proofErr w:type="spellEnd"/>
+            <w:proofErr w:type="gramEnd"/>
             <w:r>
               <w:t>}}</w:t>
             </w:r>
@@ -11778,11 +14670,18 @@
               <w:cnfStyle w:val="000000000000" w:firstRow="0" w:lastRow="0" w:firstColumn="0" w:lastColumn="0" w:oddVBand="0" w:evenVBand="0" w:oddHBand="0" w:evenHBand="0" w:firstRowFirstColumn="0" w:firstRowLastColumn="0" w:lastRowFirstColumn="0" w:lastRowLastColumn="0"/>
             </w:pPr>
             <w:r>
-              <w:t>{{$tr.</w:t>
+              <w:t>{{$</w:t>
+            </w:r>
+            <w:proofErr w:type="spellStart"/>
+            <w:proofErr w:type="gramStart"/>
+            <w:r>
+              <w:t>tr.</w:t>
             </w:r>
             <w:r>
               <w:t>coffin</w:t>
             </w:r>
+            <w:proofErr w:type="spellEnd"/>
+            <w:proofErr w:type="gramEnd"/>
             <w:r>
               <w:t>}}</w:t>
             </w:r>
@@ -11797,11 +14696,18 @@
               <w:cnfStyle w:val="000000000000" w:firstRow="0" w:lastRow="0" w:firstColumn="0" w:lastColumn="0" w:oddVBand="0" w:evenVBand="0" w:oddHBand="0" w:evenHBand="0" w:firstRowFirstColumn="0" w:firstRowLastColumn="0" w:lastRowFirstColumn="0" w:lastRowLastColumn="0"/>
             </w:pPr>
             <w:r>
-              <w:t>{{$tr.</w:t>
+              <w:t>{{$</w:t>
+            </w:r>
+            <w:proofErr w:type="spellStart"/>
+            <w:proofErr w:type="gramStart"/>
+            <w:r>
+              <w:t>tr.</w:t>
             </w:r>
             <w:r>
               <w:t>marker</w:t>
             </w:r>
+            <w:proofErr w:type="spellEnd"/>
+            <w:proofErr w:type="gramEnd"/>
             <w:r>
               <w:t>}}</w:t>
             </w:r>
@@ -12009,6 +14915,7 @@
             <w:tcW w:w="1635" w:type="dxa"/>
           </w:tcPr>
           <w:p>
+            <w:proofErr w:type="gramStart"/>
             <w:r>
               <w:rPr>
                 <w:b w:val="0"/>
@@ -12028,14 +14935,38 @@
                 <w:b w:val="0"/>
                 <w:bCs w:val="0"/>
               </w:rPr>
-              <w:t>$tr.</w:t>
-            </w:r>
+              <w:t>$</w:t>
+            </w:r>
+            <w:proofErr w:type="spellStart"/>
             <w:r>
               <w:rPr>
                 <w:b w:val="0"/>
                 <w:bCs w:val="0"/>
               </w:rPr>
-              <w:t xml:space="preserve">grave_id </w:t>
+              <w:t>tr.</w:t>
+            </w:r>
+            <w:r>
+              <w:rPr>
+                <w:b w:val="0"/>
+                <w:bCs w:val="0"/>
+              </w:rPr>
+              <w:t>grave</w:t>
+            </w:r>
+            <w:proofErr w:type="gramEnd"/>
+            <w:r>
+              <w:rPr>
+                <w:b w:val="0"/>
+                <w:bCs w:val="0"/>
+              </w:rPr>
+              <w:t>_id</w:t>
+            </w:r>
+            <w:proofErr w:type="spellEnd"/>
+            <w:r>
+              <w:rPr>
+                <w:b w:val="0"/>
+                <w:bCs w:val="0"/>
+              </w:rPr>
+              <w:t xml:space="preserve"> </w:t>
             </w:r>
             <w:r>
               <w:rPr>
@@ -12054,6 +14985,7 @@
             <w:pPr>
               <w:cnfStyle w:val="000000000000" w:firstRow="0" w:lastRow="0" w:firstColumn="0" w:lastColumn="0" w:oddVBand="0" w:evenVBand="0" w:oddHBand="0" w:evenHBand="0" w:firstRowFirstColumn="0" w:firstRowLastColumn="0" w:lastRowFirstColumn="0" w:lastRowLastColumn="0"/>
             </w:pPr>
+            <w:proofErr w:type="gramStart"/>
             <w:r>
               <w:t>{{</w:t>
             </w:r>
@@ -12065,7 +14997,12 @@
               <w:t xml:space="preserve"> </w:t>
             </w:r>
             <w:r>
-              <w:t>$tr.</w:t>
+              <w:t>$</w:t>
+            </w:r>
+            <w:proofErr w:type="spellStart"/>
+            <w:proofErr w:type="gramEnd"/>
+            <w:r>
+              <w:t>tr.</w:t>
             </w:r>
             <w:r>
               <w:rPr>
@@ -12074,6 +15011,7 @@
               </w:rPr>
               <w:t>ica_option</w:t>
             </w:r>
+            <w:proofErr w:type="spellEnd"/>
             <w:r>
               <w:rPr>
                 <w:b/>
@@ -12150,14 +15088,7 @@
                 <w:b w:val="0"/>
                 <w:bCs w:val="0"/>
               </w:rPr>
-              <w:t>ICA Option</w:t>
-            </w:r>
-            <w:r>
-              <w:rPr>
-                <w:b w:val="0"/>
-                <w:bCs w:val="0"/>
-              </w:rPr>
-              <w:t>s Available</w:t>
+              <w:t>ICA Options Available</w:t>
             </w:r>
           </w:p>
         </w:tc>
@@ -12305,10 +15236,22 @@
       </w:tr>
     </w:tbl>
     <w:p/>
-    <w:p/>
     <w:p>
-      <w:r>
-        <w:t>{{ END-IF }}</w:t>
+      <w:proofErr w:type="gramStart"/>
+      <w:r>
+        <w:t>{{ END</w:t>
+      </w:r>
+      <w:proofErr w:type="gramEnd"/>
+      <w:r>
+        <w:t>-</w:t>
+      </w:r>
+      <w:proofErr w:type="gramStart"/>
+      <w:r>
+        <w:t>IF }</w:t>
+      </w:r>
+      <w:proofErr w:type="gramEnd"/>
+      <w:r>
+        <w:t>}</w:t>
       </w:r>
     </w:p>
     <w:p/>
@@ -12352,8 +15295,13 @@
       <w:r>
         <w:t xml:space="preserve"> </w:t>
       </w:r>
-      <w:r>
-        <w:t>programmes within the following categories</w:t>
+      <w:proofErr w:type="spellStart"/>
+      <w:r>
+        <w:t>programmes</w:t>
+      </w:r>
+      <w:proofErr w:type="spellEnd"/>
+      <w:r>
+        <w:t xml:space="preserve"> within the following categories</w:t>
       </w:r>
       <w:r>
         <w:t>:</w:t>
@@ -12368,13 +15316,23 @@
           <w:bCs/>
         </w:rPr>
       </w:pPr>
+      <w:proofErr w:type="gramStart"/>
       <w:r>
         <w:rPr>
           <w:b/>
           <w:bCs/>
         </w:rPr>
-        <w:t xml:space="preserve">{{ IF </w:t>
-      </w:r>
+        <w:t>{{ IF</w:t>
+      </w:r>
+      <w:proofErr w:type="gramEnd"/>
+      <w:r>
+        <w:rPr>
+          <w:b/>
+          <w:bCs/>
+        </w:rPr>
+        <w:t xml:space="preserve"> </w:t>
+      </w:r>
+      <w:proofErr w:type="spellStart"/>
       <w:r>
         <w:rPr>
           <w:b/>
@@ -12387,8 +15345,17 @@
           <w:b/>
           <w:bCs/>
         </w:rPr>
-        <w:t>lr_agricultural</w:t>
-      </w:r>
+        <w:t>lr_</w:t>
+      </w:r>
+      <w:proofErr w:type="gramStart"/>
+      <w:r>
+        <w:rPr>
+          <w:b/>
+          <w:bCs/>
+        </w:rPr>
+        <w:t>agricultural</w:t>
+      </w:r>
+      <w:proofErr w:type="spellEnd"/>
       <w:r>
         <w:rPr>
           <w:b/>
@@ -12403,19 +15370,13 @@
         </w:rPr>
         <w:t>-</w:t>
       </w:r>
+      <w:proofErr w:type="gramEnd"/>
       <w:r>
         <w:rPr>
           <w:b/>
           <w:bCs/>
         </w:rPr>
-        <w:t xml:space="preserve"> </w:t>
-      </w:r>
-      <w:r>
-        <w:rPr>
-          <w:b/>
-          <w:bCs/>
-        </w:rPr>
-        <w:t>Agricultural Development</w:t>
+        <w:t xml:space="preserve"> Agricultural Development</w:t>
       </w:r>
     </w:p>
     <w:p>
@@ -12432,15 +15393,25 @@
           <w:b/>
           <w:bCs/>
         </w:rPr>
-        <w:t>{{END-IF}}</w:t>
-      </w:r>
+        <w:t>{{END-IF</w:t>
+      </w:r>
+      <w:proofErr w:type="gramStart"/>
       <w:r>
         <w:rPr>
           <w:b/>
           <w:bCs/>
         </w:rPr>
-        <w:t xml:space="preserve">{{ IF </w:t>
-      </w:r>
+        <w:t>}}{{ IF</w:t>
+      </w:r>
+      <w:proofErr w:type="gramEnd"/>
+      <w:r>
+        <w:rPr>
+          <w:b/>
+          <w:bCs/>
+        </w:rPr>
+        <w:t xml:space="preserve"> </w:t>
+      </w:r>
+      <w:proofErr w:type="spellStart"/>
       <w:r>
         <w:rPr>
           <w:b/>
@@ -12455,6 +15426,7 @@
         </w:rPr>
         <w:t>lr_</w:t>
       </w:r>
+      <w:proofErr w:type="gramStart"/>
       <w:r>
         <w:rPr>
           <w:b/>
@@ -12462,6 +15434,7 @@
         </w:rPr>
         <w:t>livestock</w:t>
       </w:r>
+      <w:proofErr w:type="spellEnd"/>
       <w:r>
         <w:rPr>
           <w:b/>
@@ -12476,26 +15449,13 @@
         </w:rPr>
         <w:t>-</w:t>
       </w:r>
+      <w:proofErr w:type="gramEnd"/>
       <w:r>
         <w:rPr>
           <w:b/>
           <w:bCs/>
         </w:rPr>
-        <w:t xml:space="preserve"> Livestock</w:t>
-      </w:r>
-      <w:r>
-        <w:rPr>
-          <w:b/>
-          <w:bCs/>
-        </w:rPr>
-        <w:t xml:space="preserve"> </w:t>
-      </w:r>
-      <w:r>
-        <w:rPr>
-          <w:b/>
-          <w:bCs/>
-        </w:rPr>
-        <w:t>Development</w:t>
+        <w:t xml:space="preserve"> Livestock Development</w:t>
       </w:r>
     </w:p>
     <w:p>
@@ -12512,8 +15472,25 @@
           <w:b/>
           <w:bCs/>
         </w:rPr>
-        <w:t xml:space="preserve">{{END-IF}}{{ IF </w:t>
-      </w:r>
+        <w:t>{{END-IF</w:t>
+      </w:r>
+      <w:proofErr w:type="gramStart"/>
+      <w:r>
+        <w:rPr>
+          <w:b/>
+          <w:bCs/>
+        </w:rPr>
+        <w:t>}}{{ IF</w:t>
+      </w:r>
+      <w:proofErr w:type="gramEnd"/>
+      <w:r>
+        <w:rPr>
+          <w:b/>
+          <w:bCs/>
+        </w:rPr>
+        <w:t xml:space="preserve"> </w:t>
+      </w:r>
+      <w:proofErr w:type="spellStart"/>
       <w:r>
         <w:rPr>
           <w:b/>
@@ -12528,6 +15505,7 @@
         </w:rPr>
         <w:t>lr_</w:t>
       </w:r>
+      <w:proofErr w:type="gramStart"/>
       <w:r>
         <w:rPr>
           <w:b/>
@@ -12535,6 +15513,7 @@
         </w:rPr>
         <w:t>water</w:t>
       </w:r>
+      <w:proofErr w:type="spellEnd"/>
       <w:r>
         <w:rPr>
           <w:b/>
@@ -12549,26 +15528,13 @@
         </w:rPr>
         <w:t>-</w:t>
       </w:r>
+      <w:proofErr w:type="gramEnd"/>
       <w:r>
         <w:rPr>
           <w:b/>
           <w:bCs/>
         </w:rPr>
-        <w:t xml:space="preserve"> Water and</w:t>
-      </w:r>
-      <w:r>
-        <w:rPr>
-          <w:b/>
-          <w:bCs/>
-        </w:rPr>
-        <w:t xml:space="preserve"> </w:t>
-      </w:r>
-      <w:r>
-        <w:rPr>
-          <w:b/>
-          <w:bCs/>
-        </w:rPr>
-        <w:t>Sanitation Support</w:t>
+        <w:t xml:space="preserve"> Water and Sanitation Support</w:t>
       </w:r>
     </w:p>
     <w:p>
@@ -12585,8 +15551,25 @@
           <w:b/>
           <w:bCs/>
         </w:rPr>
-        <w:t xml:space="preserve">{{END-IF}}{{ IF </w:t>
-      </w:r>
+        <w:t>{{END-IF</w:t>
+      </w:r>
+      <w:proofErr w:type="gramStart"/>
+      <w:r>
+        <w:rPr>
+          <w:b/>
+          <w:bCs/>
+        </w:rPr>
+        <w:t>}}{{ IF</w:t>
+      </w:r>
+      <w:proofErr w:type="gramEnd"/>
+      <w:r>
+        <w:rPr>
+          <w:b/>
+          <w:bCs/>
+        </w:rPr>
+        <w:t xml:space="preserve"> </w:t>
+      </w:r>
+      <w:proofErr w:type="spellStart"/>
       <w:r>
         <w:rPr>
           <w:b/>
@@ -12601,6 +15584,7 @@
         </w:rPr>
         <w:t>lr_</w:t>
       </w:r>
+      <w:proofErr w:type="gramStart"/>
       <w:r>
         <w:rPr>
           <w:b/>
@@ -12608,6 +15592,7 @@
         </w:rPr>
         <w:t>fisheries</w:t>
       </w:r>
+      <w:proofErr w:type="spellEnd"/>
       <w:r>
         <w:rPr>
           <w:b/>
@@ -12622,26 +15607,13 @@
         </w:rPr>
         <w:t>-</w:t>
       </w:r>
+      <w:proofErr w:type="gramEnd"/>
       <w:r>
         <w:rPr>
           <w:b/>
           <w:bCs/>
         </w:rPr>
-        <w:t xml:space="preserve"> Fisheries</w:t>
-      </w:r>
-      <w:r>
-        <w:rPr>
-          <w:b/>
-          <w:bCs/>
-        </w:rPr>
-        <w:t xml:space="preserve"> </w:t>
-      </w:r>
-      <w:r>
-        <w:rPr>
-          <w:b/>
-          <w:bCs/>
-        </w:rPr>
-        <w:t>Support</w:t>
+        <w:t xml:space="preserve"> Fisheries Support</w:t>
       </w:r>
     </w:p>
     <w:p>
@@ -12658,8 +15630,25 @@
           <w:b/>
           <w:bCs/>
         </w:rPr>
-        <w:t xml:space="preserve">{{END-IF}}{{ IF </w:t>
-      </w:r>
+        <w:t>{{END-IF</w:t>
+      </w:r>
+      <w:proofErr w:type="gramStart"/>
+      <w:r>
+        <w:rPr>
+          <w:b/>
+          <w:bCs/>
+        </w:rPr>
+        <w:t>}}{{ IF</w:t>
+      </w:r>
+      <w:proofErr w:type="gramEnd"/>
+      <w:r>
+        <w:rPr>
+          <w:b/>
+          <w:bCs/>
+        </w:rPr>
+        <w:t xml:space="preserve"> </w:t>
+      </w:r>
+      <w:proofErr w:type="spellStart"/>
       <w:r>
         <w:rPr>
           <w:b/>
@@ -12674,6 +15663,7 @@
         </w:rPr>
         <w:t>lr_</w:t>
       </w:r>
+      <w:proofErr w:type="gramStart"/>
       <w:r>
         <w:rPr>
           <w:b/>
@@ -12681,6 +15671,7 @@
         </w:rPr>
         <w:t>reedbeds</w:t>
       </w:r>
+      <w:proofErr w:type="spellEnd"/>
       <w:r>
         <w:rPr>
           <w:b/>
@@ -12695,26 +15686,13 @@
         </w:rPr>
         <w:t>-</w:t>
       </w:r>
+      <w:proofErr w:type="gramEnd"/>
       <w:r>
         <w:rPr>
           <w:b/>
           <w:bCs/>
         </w:rPr>
-        <w:t xml:space="preserve"> Reed Beds</w:t>
-      </w:r>
-      <w:r>
-        <w:rPr>
-          <w:b/>
-          <w:bCs/>
-        </w:rPr>
-        <w:t xml:space="preserve"> </w:t>
-      </w:r>
-      <w:r>
-        <w:rPr>
-          <w:b/>
-          <w:bCs/>
-        </w:rPr>
-        <w:t>Support</w:t>
+        <w:t xml:space="preserve"> Reed Beds Support</w:t>
       </w:r>
     </w:p>
     <w:p>
@@ -12731,8 +15709,25 @@
           <w:b/>
           <w:bCs/>
         </w:rPr>
-        <w:t xml:space="preserve">{{END-IF}}{{ IF </w:t>
-      </w:r>
+        <w:t>{{END-IF</w:t>
+      </w:r>
+      <w:proofErr w:type="gramStart"/>
+      <w:r>
+        <w:rPr>
+          <w:b/>
+          <w:bCs/>
+        </w:rPr>
+        <w:t>}}{{ IF</w:t>
+      </w:r>
+      <w:proofErr w:type="gramEnd"/>
+      <w:r>
+        <w:rPr>
+          <w:b/>
+          <w:bCs/>
+        </w:rPr>
+        <w:t xml:space="preserve"> </w:t>
+      </w:r>
+      <w:proofErr w:type="spellStart"/>
       <w:r>
         <w:rPr>
           <w:b/>
@@ -12745,7 +15740,23 @@
           <w:b/>
           <w:bCs/>
         </w:rPr>
-        <w:t>lr_agricultureinputs}}</w:t>
+        <w:t>lr_</w:t>
+      </w:r>
+      <w:proofErr w:type="gramStart"/>
+      <w:r>
+        <w:rPr>
+          <w:b/>
+          <w:bCs/>
+        </w:rPr>
+        <w:t>agricultureinputs</w:t>
+      </w:r>
+      <w:proofErr w:type="spellEnd"/>
+      <w:r>
+        <w:rPr>
+          <w:b/>
+          <w:bCs/>
+        </w:rPr>
+        <w:t>}}</w:t>
       </w:r>
       <w:r>
         <w:rPr>
@@ -12754,26 +15765,13 @@
         </w:rPr>
         <w:t>-</w:t>
       </w:r>
+      <w:proofErr w:type="gramEnd"/>
       <w:r>
         <w:rPr>
           <w:b/>
           <w:bCs/>
         </w:rPr>
-        <w:t xml:space="preserve"> Agriculture Inputs / Credit /</w:t>
-      </w:r>
-      <w:r>
-        <w:rPr>
-          <w:b/>
-          <w:bCs/>
-        </w:rPr>
-        <w:t xml:space="preserve"> </w:t>
-      </w:r>
-      <w:r>
-        <w:rPr>
-          <w:b/>
-          <w:bCs/>
-        </w:rPr>
-        <w:t>Enterprise Development</w:t>
+        <w:t xml:space="preserve"> Agriculture Inputs / Credit / Enterprise Development</w:t>
       </w:r>
     </w:p>
     <w:p>
@@ -12889,17 +15887,37 @@
       <w:pPr>
         <w:jc w:val="both"/>
       </w:pPr>
-      <w:r>
-        <w:t>{{ IF household.</w:t>
-      </w:r>
-      <w:r>
-        <w:t>allowance_</w:t>
-      </w:r>
+      <w:proofErr w:type="gramStart"/>
+      <w:r>
+        <w:t>{{ IF</w:t>
+      </w:r>
+      <w:proofErr w:type="gramEnd"/>
+      <w:r>
+        <w:t xml:space="preserve"> </w:t>
+      </w:r>
+      <w:proofErr w:type="spellStart"/>
+      <w:proofErr w:type="gramStart"/>
+      <w:r>
+        <w:t>household.</w:t>
+      </w:r>
+      <w:r>
+        <w:t>allowance</w:t>
+      </w:r>
+      <w:proofErr w:type="gramEnd"/>
+      <w:r>
+        <w:t>_</w:t>
+      </w:r>
+      <w:proofErr w:type="gramStart"/>
       <w:r>
         <w:t>disturbance</w:t>
       </w:r>
-      <w:r>
-        <w:t xml:space="preserve"> }}</w:t>
+      <w:proofErr w:type="spellEnd"/>
+      <w:r>
+        <w:t xml:space="preserve"> }</w:t>
+      </w:r>
+      <w:proofErr w:type="gramEnd"/>
+      <w:r>
+        <w:t>}</w:t>
       </w:r>
     </w:p>
     <w:p>
@@ -12942,7 +15960,19 @@
         <w:t>Disruption Allowance:</w:t>
       </w:r>
       <w:r>
-        <w:t xml:space="preserve"> {{ household.</w:t>
+        <w:t xml:space="preserve"> </w:t>
+      </w:r>
+      <w:proofErr w:type="gramStart"/>
+      <w:r>
+        <w:t xml:space="preserve">{{ </w:t>
+      </w:r>
+      <w:proofErr w:type="spellStart"/>
+      <w:r>
+        <w:t>household</w:t>
+      </w:r>
+      <w:proofErr w:type="gramEnd"/>
+      <w:r>
+        <w:t>.</w:t>
       </w:r>
       <w:r>
         <w:t>allowance_</w:t>
@@ -12951,10 +15981,19 @@
         <w:t>disturbance</w:t>
       </w:r>
       <w:r>
-        <w:t>_fmt</w:t>
-      </w:r>
-      <w:r>
-        <w:t xml:space="preserve"> }}</w:t>
+        <w:t>_</w:t>
+      </w:r>
+      <w:proofErr w:type="gramStart"/>
+      <w:r>
+        <w:t>fmt</w:t>
+      </w:r>
+      <w:proofErr w:type="spellEnd"/>
+      <w:r>
+        <w:t xml:space="preserve"> }</w:t>
+      </w:r>
+      <w:proofErr w:type="gramEnd"/>
+      <w:r>
+        <w:t>}</w:t>
       </w:r>
     </w:p>
     <w:p>
@@ -12962,16 +16001,39 @@
         <w:jc w:val="both"/>
       </w:pPr>
       <w:r>
-        <w:t>{{END-IF}}{{ IF household.</w:t>
-      </w:r>
-      <w:r>
-        <w:t>allowance_</w:t>
-      </w:r>
+        <w:t>{{END-IF</w:t>
+      </w:r>
+      <w:proofErr w:type="gramStart"/>
+      <w:r>
+        <w:t>}}{{ IF</w:t>
+      </w:r>
+      <w:proofErr w:type="gramEnd"/>
+      <w:r>
+        <w:t xml:space="preserve"> </w:t>
+      </w:r>
+      <w:proofErr w:type="spellStart"/>
+      <w:proofErr w:type="gramStart"/>
+      <w:r>
+        <w:t>household.</w:t>
+      </w:r>
+      <w:r>
+        <w:t>allowance</w:t>
+      </w:r>
+      <w:proofErr w:type="gramEnd"/>
+      <w:r>
+        <w:t>_</w:t>
+      </w:r>
+      <w:proofErr w:type="gramStart"/>
       <w:r>
         <w:t>transitional</w:t>
       </w:r>
-      <w:r>
-        <w:t xml:space="preserve"> }}</w:t>
+      <w:proofErr w:type="spellEnd"/>
+      <w:r>
+        <w:t xml:space="preserve"> }</w:t>
+      </w:r>
+      <w:proofErr w:type="gramEnd"/>
+      <w:r>
+        <w:t>}</w:t>
       </w:r>
     </w:p>
     <w:p>
@@ -13022,8 +16084,17 @@
         </w:rPr>
         <w:t xml:space="preserve">Transitional Allowance: </w:t>
       </w:r>
-      <w:r>
-        <w:t>{{ household.</w:t>
+      <w:proofErr w:type="gramStart"/>
+      <w:r>
+        <w:t xml:space="preserve">{{ </w:t>
+      </w:r>
+      <w:proofErr w:type="spellStart"/>
+      <w:r>
+        <w:t>household</w:t>
+      </w:r>
+      <w:proofErr w:type="gramEnd"/>
+      <w:r>
+        <w:t>.</w:t>
       </w:r>
       <w:r>
         <w:t>allowance_</w:t>
@@ -13032,10 +16103,19 @@
         <w:t>transitional</w:t>
       </w:r>
       <w:r>
-        <w:t>_fmt</w:t>
-      </w:r>
-      <w:r>
-        <w:t xml:space="preserve"> }}</w:t>
+        <w:t>_</w:t>
+      </w:r>
+      <w:proofErr w:type="gramStart"/>
+      <w:r>
+        <w:t>fmt</w:t>
+      </w:r>
+      <w:proofErr w:type="spellEnd"/>
+      <w:r>
+        <w:t xml:space="preserve"> }</w:t>
+      </w:r>
+      <w:proofErr w:type="gramEnd"/>
+      <w:r>
+        <w:t>}</w:t>
       </w:r>
     </w:p>
     <w:p>
@@ -13043,16 +16123,39 @@
         <w:jc w:val="both"/>
       </w:pPr>
       <w:r>
-        <w:t>{{END-IF}}{{ IF household.</w:t>
-      </w:r>
-      <w:r>
-        <w:t>allowance_</w:t>
-      </w:r>
+        <w:t>{{END-IF</w:t>
+      </w:r>
+      <w:proofErr w:type="gramStart"/>
+      <w:r>
+        <w:t>}}{{ IF</w:t>
+      </w:r>
+      <w:proofErr w:type="gramEnd"/>
+      <w:r>
+        <w:t xml:space="preserve"> </w:t>
+      </w:r>
+      <w:proofErr w:type="spellStart"/>
+      <w:proofErr w:type="gramStart"/>
+      <w:r>
+        <w:t>household.</w:t>
+      </w:r>
+      <w:r>
+        <w:t>allowance</w:t>
+      </w:r>
+      <w:proofErr w:type="gramEnd"/>
+      <w:r>
+        <w:t>_</w:t>
+      </w:r>
+      <w:proofErr w:type="gramStart"/>
       <w:r>
         <w:t>transport</w:t>
       </w:r>
-      <w:r>
-        <w:t xml:space="preserve"> }}</w:t>
+      <w:proofErr w:type="spellEnd"/>
+      <w:r>
+        <w:t xml:space="preserve"> }</w:t>
+      </w:r>
+      <w:proofErr w:type="gramEnd"/>
+      <w:r>
+        <w:t>}</w:t>
       </w:r>
     </w:p>
     <w:p>
@@ -13077,13 +16180,29 @@
         <w:t xml:space="preserve"> </w:t>
       </w:r>
       <w:r>
-        <w:t>mortar), by providing EITHER one two-tonne truck load from the nearest accessible site of the existing household to the resettlement site OR a transport allowance. It shall be the responsibility of each asset owner to pack up their</w:t>
+        <w:t>mortar), by providing EITHER one two-</w:t>
+      </w:r>
+      <w:proofErr w:type="spellStart"/>
+      <w:r>
+        <w:t>tonne</w:t>
+      </w:r>
+      <w:proofErr w:type="spellEnd"/>
+      <w:r>
+        <w:t xml:space="preserve"> truck load from the nearest accessible site of the existing household to the resettlement site OR a transport allowance. It shall be the responsibility of each asset owner to pack up their</w:t>
       </w:r>
       <w:r>
         <w:t xml:space="preserve"> </w:t>
       </w:r>
       <w:r>
-        <w:t>moveable household assets and remove them outside their structures, and detach recoverable assets and recoverable</w:t>
+        <w:t xml:space="preserve">moveable household assets and remove them outside their </w:t>
+      </w:r>
+      <w:proofErr w:type="gramStart"/>
+      <w:r>
+        <w:t>structures, and</w:t>
+      </w:r>
+      <w:proofErr w:type="gramEnd"/>
+      <w:r>
+        <w:t xml:space="preserve"> detach recoverable assets and recoverable</w:t>
       </w:r>
       <w:r>
         <w:t xml:space="preserve"> </w:t>
@@ -13149,8 +16268,17 @@
         </w:rPr>
         <w:t xml:space="preserve">Transport Allowance: </w:t>
       </w:r>
-      <w:r>
-        <w:t>{{ household.</w:t>
+      <w:proofErr w:type="gramStart"/>
+      <w:r>
+        <w:t xml:space="preserve">{{ </w:t>
+      </w:r>
+      <w:proofErr w:type="spellStart"/>
+      <w:r>
+        <w:t>household</w:t>
+      </w:r>
+      <w:proofErr w:type="gramEnd"/>
+      <w:r>
+        <w:t>.</w:t>
       </w:r>
       <w:r>
         <w:t>allowance_</w:t>
@@ -13159,10 +16287,19 @@
         <w:t>transport</w:t>
       </w:r>
       <w:r>
-        <w:t>_fmt</w:t>
-      </w:r>
-      <w:r>
-        <w:t xml:space="preserve"> }}</w:t>
+        <w:t>_</w:t>
+      </w:r>
+      <w:proofErr w:type="gramStart"/>
+      <w:r>
+        <w:t>fmt</w:t>
+      </w:r>
+      <w:proofErr w:type="spellEnd"/>
+      <w:r>
+        <w:t xml:space="preserve"> }</w:t>
+      </w:r>
+      <w:proofErr w:type="gramEnd"/>
+      <w:r>
+        <w:t>}</w:t>
       </w:r>
     </w:p>
     <w:p>
@@ -13170,16 +16307,39 @@
         <w:jc w:val="both"/>
       </w:pPr>
       <w:r>
-        <w:t>{{END-IF}}{{ IF household.</w:t>
-      </w:r>
-      <w:r>
-        <w:t>allowance_</w:t>
-      </w:r>
-      <w:r>
-        <w:t xml:space="preserve">landprep </w:t>
-      </w:r>
-      <w:r>
-        <w:t>}}</w:t>
+        <w:t>{{END-IF</w:t>
+      </w:r>
+      <w:proofErr w:type="gramStart"/>
+      <w:r>
+        <w:t>}}{{ IF</w:t>
+      </w:r>
+      <w:proofErr w:type="gramEnd"/>
+      <w:r>
+        <w:t xml:space="preserve"> </w:t>
+      </w:r>
+      <w:proofErr w:type="spellStart"/>
+      <w:proofErr w:type="gramStart"/>
+      <w:r>
+        <w:t>household.</w:t>
+      </w:r>
+      <w:r>
+        <w:t>allowance</w:t>
+      </w:r>
+      <w:proofErr w:type="gramEnd"/>
+      <w:r>
+        <w:t>_</w:t>
+      </w:r>
+      <w:proofErr w:type="gramStart"/>
+      <w:r>
+        <w:t>landprep</w:t>
+      </w:r>
+      <w:proofErr w:type="spellEnd"/>
+      <w:r>
+        <w:t xml:space="preserve"> }</w:t>
+      </w:r>
+      <w:proofErr w:type="gramEnd"/>
+      <w:r>
+        <w:t>}</w:t>
       </w:r>
     </w:p>
     <w:p>
@@ -13221,8 +16381,17 @@
         </w:rPr>
         <w:t xml:space="preserve">Land Preparation Allowance: </w:t>
       </w:r>
-      <w:r>
-        <w:t>{{ household.</w:t>
+      <w:proofErr w:type="gramStart"/>
+      <w:r>
+        <w:t xml:space="preserve">{{ </w:t>
+      </w:r>
+      <w:proofErr w:type="spellStart"/>
+      <w:r>
+        <w:t>household</w:t>
+      </w:r>
+      <w:proofErr w:type="gramEnd"/>
+      <w:r>
+        <w:t>.</w:t>
       </w:r>
       <w:r>
         <w:t>allowance_</w:t>
@@ -13231,10 +16400,19 @@
         <w:t>landprep</w:t>
       </w:r>
       <w:r>
-        <w:t>_fmt</w:t>
-      </w:r>
-      <w:r>
-        <w:t xml:space="preserve"> }}</w:t>
+        <w:t>_</w:t>
+      </w:r>
+      <w:proofErr w:type="gramStart"/>
+      <w:r>
+        <w:t>fmt</w:t>
+      </w:r>
+      <w:proofErr w:type="spellEnd"/>
+      <w:r>
+        <w:t xml:space="preserve"> }</w:t>
+      </w:r>
+      <w:proofErr w:type="gramEnd"/>
+      <w:r>
+        <w:t>}</w:t>
       </w:r>
     </w:p>
     <w:p>
@@ -13242,13 +16420,39 @@
         <w:jc w:val="both"/>
       </w:pPr>
       <w:r>
-        <w:t>{{END-IF}}{{ IF household.</w:t>
-      </w:r>
-      <w:r>
-        <w:t>allowance_business</w:t>
-      </w:r>
-      <w:r>
-        <w:t xml:space="preserve"> }}</w:t>
+        <w:t>{{END-IF</w:t>
+      </w:r>
+      <w:proofErr w:type="gramStart"/>
+      <w:r>
+        <w:t>}}{{ IF</w:t>
+      </w:r>
+      <w:proofErr w:type="gramEnd"/>
+      <w:r>
+        <w:t xml:space="preserve"> </w:t>
+      </w:r>
+      <w:proofErr w:type="spellStart"/>
+      <w:proofErr w:type="gramStart"/>
+      <w:r>
+        <w:t>household.</w:t>
+      </w:r>
+      <w:r>
+        <w:t>allowance</w:t>
+      </w:r>
+      <w:proofErr w:type="gramEnd"/>
+      <w:r>
+        <w:t>_</w:t>
+      </w:r>
+      <w:proofErr w:type="gramStart"/>
+      <w:r>
+        <w:t>business</w:t>
+      </w:r>
+      <w:proofErr w:type="spellEnd"/>
+      <w:r>
+        <w:t xml:space="preserve"> }</w:t>
+      </w:r>
+      <w:proofErr w:type="gramEnd"/>
+      <w:r>
+        <w:t>}</w:t>
       </w:r>
     </w:p>
     <w:p>
@@ -13295,17 +16499,35 @@
         </w:rPr>
         <w:t xml:space="preserve">Business Allowance: </w:t>
       </w:r>
-      <w:r>
-        <w:t>{{ household.</w:t>
+      <w:proofErr w:type="gramStart"/>
+      <w:r>
+        <w:t xml:space="preserve">{{ </w:t>
+      </w:r>
+      <w:proofErr w:type="spellStart"/>
+      <w:r>
+        <w:t>household</w:t>
+      </w:r>
+      <w:proofErr w:type="gramEnd"/>
+      <w:r>
+        <w:t>.</w:t>
       </w:r>
       <w:r>
         <w:t>allowance_business</w:t>
       </w:r>
       <w:r>
-        <w:t>_fmt</w:t>
-      </w:r>
-      <w:r>
-        <w:t xml:space="preserve"> }}</w:t>
+        <w:t>_</w:t>
+      </w:r>
+      <w:proofErr w:type="gramStart"/>
+      <w:r>
+        <w:t>fmt</w:t>
+      </w:r>
+      <w:proofErr w:type="spellEnd"/>
+      <w:r>
+        <w:t xml:space="preserve"> }</w:t>
+      </w:r>
+      <w:proofErr w:type="gramEnd"/>
+      <w:r>
+        <w:t>}</w:t>
       </w:r>
     </w:p>
     <w:p>
@@ -13313,13 +16535,39 @@
         <w:jc w:val="both"/>
       </w:pPr>
       <w:r>
-        <w:t>{{END-IF}}{{ IF household.</w:t>
-      </w:r>
-      <w:r>
-        <w:t>allowance_rental</w:t>
-      </w:r>
-      <w:r>
-        <w:t xml:space="preserve"> }}</w:t>
+        <w:t>{{END-IF</w:t>
+      </w:r>
+      <w:proofErr w:type="gramStart"/>
+      <w:r>
+        <w:t>}}{{ IF</w:t>
+      </w:r>
+      <w:proofErr w:type="gramEnd"/>
+      <w:r>
+        <w:t xml:space="preserve"> </w:t>
+      </w:r>
+      <w:proofErr w:type="spellStart"/>
+      <w:proofErr w:type="gramStart"/>
+      <w:r>
+        <w:t>household.</w:t>
+      </w:r>
+      <w:r>
+        <w:t>allowance</w:t>
+      </w:r>
+      <w:proofErr w:type="gramEnd"/>
+      <w:r>
+        <w:t>_</w:t>
+      </w:r>
+      <w:proofErr w:type="gramStart"/>
+      <w:r>
+        <w:t>rental</w:t>
+      </w:r>
+      <w:proofErr w:type="spellEnd"/>
+      <w:r>
+        <w:t xml:space="preserve"> }</w:t>
+      </w:r>
+      <w:proofErr w:type="gramEnd"/>
+      <w:r>
+        <w:t>}</w:t>
       </w:r>
     </w:p>
     <w:p>
@@ -13365,17 +16613,35 @@
         </w:rPr>
         <w:t xml:space="preserve">Rental Allowance: </w:t>
       </w:r>
-      <w:r>
-        <w:t>{{ household.</w:t>
+      <w:proofErr w:type="gramStart"/>
+      <w:r>
+        <w:t xml:space="preserve">{{ </w:t>
+      </w:r>
+      <w:proofErr w:type="spellStart"/>
+      <w:r>
+        <w:t>household</w:t>
+      </w:r>
+      <w:proofErr w:type="gramEnd"/>
+      <w:r>
+        <w:t>.</w:t>
       </w:r>
       <w:r>
         <w:t>allowance_rental</w:t>
       </w:r>
       <w:r>
-        <w:t>_fmt</w:t>
-      </w:r>
-      <w:r>
-        <w:t xml:space="preserve"> }}</w:t>
+        <w:t>_</w:t>
+      </w:r>
+      <w:proofErr w:type="gramStart"/>
+      <w:r>
+        <w:t>fmt</w:t>
+      </w:r>
+      <w:proofErr w:type="spellEnd"/>
+      <w:r>
+        <w:t xml:space="preserve"> }</w:t>
+      </w:r>
+      <w:proofErr w:type="gramEnd"/>
+      <w:r>
+        <w:t>}</w:t>
       </w:r>
     </w:p>
     <w:p>
@@ -13402,21 +16668,7 @@
           <w:b/>
           <w:bCs/>
         </w:rPr>
-        <w:t>The undersigned household head (and where applicable includes the spouse and family thereof), hereby agrees and</w:t>
-      </w:r>
-      <w:r>
-        <w:rPr>
-          <w:b/>
-          <w:bCs/>
-        </w:rPr>
-        <w:t xml:space="preserve"> </w:t>
-      </w:r>
-      <w:r>
-        <w:rPr>
-          <w:b/>
-          <w:bCs/>
-        </w:rPr>
-        <w:t>acknowledges that:</w:t>
+        <w:t>The undersigned household head (and where applicable includes the spouse and family thereof), hereby agrees and acknowledges that:</w:t>
       </w:r>
     </w:p>
     <w:p>
@@ -13424,7 +16676,23 @@
         <w:pStyle w:val="NoSpacing"/>
       </w:pPr>
       <w:r>
-        <w:t>1. All of the information contained in this compensation agreement, is correct, represents a valid claim and has</w:t>
+        <w:t xml:space="preserve">1. </w:t>
+      </w:r>
+      <w:proofErr w:type="gramStart"/>
+      <w:r>
+        <w:t>All of</w:t>
+      </w:r>
+      <w:proofErr w:type="gramEnd"/>
+      <w:r>
+        <w:t xml:space="preserve"> the information contained in this compensation </w:t>
+      </w:r>
+      <w:proofErr w:type="gramStart"/>
+      <w:r>
+        <w:t>agreement,</w:t>
+      </w:r>
+      <w:proofErr w:type="gramEnd"/>
+      <w:r>
+        <w:t xml:space="preserve"> is correct, represents a valid claim and has</w:t>
       </w:r>
       <w:r>
         <w:t xml:space="preserve"> </w:t>
@@ -13444,7 +16712,15 @@
         <w:t xml:space="preserve"> </w:t>
       </w:r>
       <w:r>
-        <w:t>sub-surface rights, water, water rights, assets or other rights and title which have been or may be impacted by</w:t>
+        <w:t xml:space="preserve">sub-surface rights, water, water rights, assets or other rights and </w:t>
+      </w:r>
+      <w:proofErr w:type="gramStart"/>
+      <w:r>
+        <w:t>title</w:t>
+      </w:r>
+      <w:proofErr w:type="gramEnd"/>
+      <w:r>
+        <w:t xml:space="preserve"> which have been or may be impacted by</w:t>
       </w:r>
       <w:r>
         <w:t xml:space="preserve"> </w:t>
@@ -13464,7 +16740,15 @@
         <w:t xml:space="preserve"> </w:t>
       </w:r>
       <w:r>
-        <w:t>extinguishment of all claims to crops, surface rights, sub-surface rights, water, assets or other rights and title, will</w:t>
+        <w:t xml:space="preserve">extinguishment of all claims to crops, surface rights, sub-surface rights, water, assets or other rights and </w:t>
+      </w:r>
+      <w:proofErr w:type="gramStart"/>
+      <w:r>
+        <w:t>title</w:t>
+      </w:r>
+      <w:proofErr w:type="gramEnd"/>
+      <w:r>
+        <w:t>, will</w:t>
       </w:r>
       <w:r>
         <w:t xml:space="preserve"> </w:t>
@@ -13506,7 +16790,15 @@
         <w:t xml:space="preserve"> </w:t>
       </w:r>
       <w:r>
-        <w:t>within a reasonable time period;</w:t>
+        <w:t xml:space="preserve">within a reasonable </w:t>
+      </w:r>
+      <w:proofErr w:type="gramStart"/>
+      <w:r>
+        <w:t>time period</w:t>
+      </w:r>
+      <w:proofErr w:type="gramEnd"/>
+      <w:r>
+        <w:t>;</w:t>
       </w:r>
     </w:p>
     <w:p>
@@ -13520,7 +16812,15 @@
         <w:t xml:space="preserve"> </w:t>
       </w:r>
       <w:r>
-        <w:t>one calendar year after the payment or handover date of structures / land, with the exception of livelihood</w:t>
+        <w:t xml:space="preserve">one calendar year after the payment or handover date of structures / land, </w:t>
+      </w:r>
+      <w:proofErr w:type="gramStart"/>
+      <w:r>
+        <w:t>with the exception of</w:t>
+      </w:r>
+      <w:proofErr w:type="gramEnd"/>
+      <w:r>
+        <w:t xml:space="preserve"> livelihood</w:t>
       </w:r>
       <w:r>
         <w:t xml:space="preserve"> </w:t>
@@ -13540,13 +16840,29 @@
         <w:pStyle w:val="NoSpacing"/>
       </w:pPr>
       <w:r>
-        <w:t>8. This compensation agreement is a full and final settlement of any and all claims and future claims in relation to</w:t>
+        <w:t xml:space="preserve">8. This compensation agreement is a full and final settlement of </w:t>
+      </w:r>
+      <w:proofErr w:type="gramStart"/>
+      <w:r>
+        <w:t>any and all</w:t>
+      </w:r>
+      <w:proofErr w:type="gramEnd"/>
+      <w:r>
+        <w:t xml:space="preserve"> claims and future claims in relation to</w:t>
       </w:r>
       <w:r>
         <w:t xml:space="preserve"> </w:t>
       </w:r>
       <w:r>
-        <w:t>the matters described herein and may be tendered by WPC as a total defence against any future claims; and</w:t>
+        <w:t xml:space="preserve">the matters described herein and may be tendered by WPC as a total </w:t>
+      </w:r>
+      <w:proofErr w:type="spellStart"/>
+      <w:r>
+        <w:t>defence</w:t>
+      </w:r>
+      <w:proofErr w:type="spellEnd"/>
+      <w:r>
+        <w:t xml:space="preserve"> against any future claims; and</w:t>
       </w:r>
     </w:p>
     <w:p>
@@ -13603,15 +16919,25 @@
                             <w:pPr>
                               <w:jc w:val="center"/>
                             </w:pPr>
-                            <w:r>
-                              <w:t>{{ IF household.</w:t>
-                            </w:r>
-                            <w:r>
-                              <w:t>confidential</w:t>
-                            </w:r>
+                            <w:proofErr w:type="gramStart"/>
+                            <w:r>
+                              <w:t>{{ IF</w:t>
+                            </w:r>
+                            <w:proofErr w:type="gramEnd"/>
+                            <w:r>
+                              <w:t xml:space="preserve"> </w:t>
+                            </w:r>
+                            <w:proofErr w:type="spellStart"/>
+                            <w:proofErr w:type="gramStart"/>
+                            <w:r>
+                              <w:t>household.confidential</w:t>
+                            </w:r>
+                            <w:proofErr w:type="spellEnd"/>
+                            <w:proofErr w:type="gramEnd"/>
                             <w:r>
                               <w:t xml:space="preserve"> }}</w:t>
                             </w:r>
+                            <w:proofErr w:type="gramStart"/>
                             <w:r>
                               <w:rPr>
                                 <w:color w:val="7F7F7F" w:themeColor="text1" w:themeTint="80"/>
@@ -13621,7 +16947,19 @@
                               <w:t>X</w:t>
                             </w:r>
                             <w:r>
-                              <w:t>{{ END-IF }}</w:t>
+                              <w:t>{{ END</w:t>
+                            </w:r>
+                            <w:proofErr w:type="gramEnd"/>
+                            <w:r>
+                              <w:t>-</w:t>
+                            </w:r>
+                            <w:proofErr w:type="gramStart"/>
+                            <w:r>
+                              <w:t>IF }</w:t>
+                            </w:r>
+                            <w:proofErr w:type="gramEnd"/>
+                            <w:r>
+                              <w:t>}</w:t>
                             </w:r>
                           </w:p>
                           <w:p>
@@ -13663,15 +17001,25 @@
                       <w:pPr>
                         <w:jc w:val="center"/>
                       </w:pPr>
-                      <w:r>
-                        <w:t>{{ IF household.</w:t>
-                      </w:r>
-                      <w:r>
-                        <w:t>confidential</w:t>
-                      </w:r>
+                      <w:proofErr w:type="gramStart"/>
+                      <w:r>
+                        <w:t>{{ IF</w:t>
+                      </w:r>
+                      <w:proofErr w:type="gramEnd"/>
+                      <w:r>
+                        <w:t xml:space="preserve"> </w:t>
+                      </w:r>
+                      <w:proofErr w:type="spellStart"/>
+                      <w:proofErr w:type="gramStart"/>
+                      <w:r>
+                        <w:t>household.confidential</w:t>
+                      </w:r>
+                      <w:proofErr w:type="spellEnd"/>
+                      <w:proofErr w:type="gramEnd"/>
                       <w:r>
                         <w:t xml:space="preserve"> }}</w:t>
                       </w:r>
+                      <w:proofErr w:type="gramStart"/>
                       <w:r>
                         <w:rPr>
                           <w:color w:val="7F7F7F" w:themeColor="text1" w:themeTint="80"/>
@@ -13681,7 +17029,19 @@
                         <w:t>X</w:t>
                       </w:r>
                       <w:r>
-                        <w:t>{{ END-IF }}</w:t>
+                        <w:t>{{ END</w:t>
+                      </w:r>
+                      <w:proofErr w:type="gramEnd"/>
+                      <w:r>
+                        <w:t>-</w:t>
+                      </w:r>
+                      <w:proofErr w:type="gramStart"/>
+                      <w:r>
+                        <w:t>IF }</w:t>
+                      </w:r>
+                      <w:proofErr w:type="gramEnd"/>
+                      <w:r>
+                        <w:t>}</w:t>
                       </w:r>
                     </w:p>
                     <w:p>
@@ -14005,7 +17365,7 @@
           </mc:Choice>
           <mc:Fallback>
             <w:pict>
-              <v:rect w14:anchorId="520F35FE" id="Rectangle 15" o:spid="_x0000_s1026" style="position:absolute;margin-left:124.5pt;margin-top:6.9pt;width:172.5pt;height:48.75pt;z-index:252142592;visibility:visible;mso-wrap-style:square;mso-wrap-distance-left:9pt;mso-wrap-distance-top:0;mso-wrap-distance-right:9pt;mso-wrap-distance-bottom:0;mso-position-horizontal:absolute;mso-position-horizontal-relative:text;mso-position-vertical:absolute;mso-position-vertical-relative:text;v-text-anchor:middle" o:gfxdata="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" fillcolor="white [3201]" strokecolor="black [3200]" strokeweight="1pt"/>
+              <v:rect w14:anchorId="41409FF3" id="Rectangle 15" o:spid="_x0000_s1026" style="position:absolute;margin-left:124.5pt;margin-top:6.9pt;width:172.5pt;height:48.75pt;z-index:252142592;visibility:visible;mso-wrap-style:square;mso-wrap-distance-left:9pt;mso-wrap-distance-top:0;mso-wrap-distance-right:9pt;mso-wrap-distance-bottom:0;mso-position-horizontal:absolute;mso-position-horizontal-relative:text;mso-position-vertical:absolute;mso-position-vertical-relative:text;v-text-anchor:middle" o:gfxdata="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" fillcolor="white [3201]" strokecolor="black [3200]" strokeweight="1pt"/>
             </w:pict>
           </mc:Fallback>
         </mc:AlternateContent>
@@ -14072,7 +17432,7 @@
           </mc:Choice>
           <mc:Fallback>
             <w:pict>
-              <v:rect w14:anchorId="513483A1" id="Rectangle 15" o:spid="_x0000_s1026" style="position:absolute;margin-left:297pt;margin-top:6.9pt;width:172.5pt;height:48.75pt;z-index:252161024;visibility:visible;mso-wrap-style:square;mso-wrap-distance-left:9pt;mso-wrap-distance-top:0;mso-wrap-distance-right:9pt;mso-wrap-distance-bottom:0;mso-position-horizontal:absolute;mso-position-horizontal-relative:text;mso-position-vertical:absolute;mso-position-vertical-relative:text;v-text-anchor:middle" o:gfxdata="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" fillcolor="white [3201]" strokecolor="black [3200]" strokeweight="1pt"/>
+              <v:rect w14:anchorId="580AE74B" id="Rectangle 15" o:spid="_x0000_s1026" style="position:absolute;margin-left:297pt;margin-top:6.9pt;width:172.5pt;height:48.75pt;z-index:252161024;visibility:visible;mso-wrap-style:square;mso-wrap-distance-left:9pt;mso-wrap-distance-top:0;mso-wrap-distance-right:9pt;mso-wrap-distance-bottom:0;mso-position-horizontal:absolute;mso-position-horizontal-relative:text;mso-position-vertical:absolute;mso-position-vertical-relative:text;v-text-anchor:middle" o:gfxdata="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" fillcolor="white [3201]" strokecolor="black [3200]" strokeweight="1pt"/>
             </w:pict>
           </mc:Fallback>
         </mc:AlternateContent>
@@ -14173,7 +17533,7 @@
           </mc:Choice>
           <mc:Fallback>
             <w:pict>
-              <v:rect w14:anchorId="59E7E859" id="Rectangle 15" o:spid="_x0000_s1026" style="position:absolute;margin-left:298.5pt;margin-top:7.95pt;width:172.5pt;height:48.75pt;z-index:252204032;visibility:visible;mso-wrap-style:square;mso-wrap-distance-left:9pt;mso-wrap-distance-top:0;mso-wrap-distance-right:9pt;mso-wrap-distance-bottom:0;mso-position-horizontal:absolute;mso-position-horizontal-relative:text;mso-position-vertical:absolute;mso-position-vertical-relative:text;v-text-anchor:middle" o:gfxdata="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" fillcolor="white [3201]" strokecolor="black [3200]" strokeweight="1pt"/>
+              <v:rect w14:anchorId="42CF5A3B" id="Rectangle 15" o:spid="_x0000_s1026" style="position:absolute;margin-left:298.5pt;margin-top:7.95pt;width:172.5pt;height:48.75pt;z-index:252204032;visibility:visible;mso-wrap-style:square;mso-wrap-distance-left:9pt;mso-wrap-distance-top:0;mso-wrap-distance-right:9pt;mso-wrap-distance-bottom:0;mso-position-horizontal:absolute;mso-position-horizontal-relative:text;mso-position-vertical:absolute;mso-position-vertical-relative:text;v-text-anchor:middle" o:gfxdata="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" fillcolor="white [3201]" strokecolor="black [3200]" strokeweight="1pt"/>
             </w:pict>
           </mc:Fallback>
         </mc:AlternateContent>
@@ -14240,7 +17600,7 @@
           </mc:Choice>
           <mc:Fallback>
             <w:pict>
-              <v:rect w14:anchorId="57C8918A" id="Rectangle 15" o:spid="_x0000_s1026" style="position:absolute;margin-left:126pt;margin-top:7.95pt;width:172.5pt;height:48.75pt;z-index:252182528;visibility:visible;mso-wrap-style:square;mso-wrap-distance-left:9pt;mso-wrap-distance-top:0;mso-wrap-distance-right:9pt;mso-wrap-distance-bottom:0;mso-position-horizontal:absolute;mso-position-horizontal-relative:text;mso-position-vertical:absolute;mso-position-vertical-relative:text;v-text-anchor:middle" o:gfxdata="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" fillcolor="white [3201]" strokecolor="black [3200]" strokeweight="1pt"/>
+              <v:rect w14:anchorId="3A6E273B" id="Rectangle 15" o:spid="_x0000_s1026" style="position:absolute;margin-left:126pt;margin-top:7.95pt;width:172.5pt;height:48.75pt;z-index:252182528;visibility:visible;mso-wrap-style:square;mso-wrap-distance-left:9pt;mso-wrap-distance-top:0;mso-wrap-distance-right:9pt;mso-wrap-distance-bottom:0;mso-position-horizontal:absolute;mso-position-horizontal-relative:text;mso-position-vertical:absolute;mso-position-vertical-relative:text;v-text-anchor:middle" o:gfxdata="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" fillcolor="white [3201]" strokecolor="black [3200]" strokeweight="1pt"/>
             </w:pict>
           </mc:Fallback>
         </mc:AlternateContent>
@@ -14347,7 +17707,7 @@
           </mc:Choice>
           <mc:Fallback>
             <w:pict>
-              <v:rect w14:anchorId="082C096D" id="Rectangle 15" o:spid="_x0000_s1026" style="position:absolute;margin-left:298.5pt;margin-top:5.65pt;width:172.5pt;height:48.75pt;z-index:252238848;visibility:visible;mso-wrap-style:square;mso-wrap-distance-left:9pt;mso-wrap-distance-top:0;mso-wrap-distance-right:9pt;mso-wrap-distance-bottom:0;mso-position-horizontal:absolute;mso-position-horizontal-relative:text;mso-position-vertical:absolute;mso-position-vertical-relative:text;v-text-anchor:middle" o:gfxdata="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" fillcolor="white [3201]" strokecolor="black [3200]" strokeweight="1pt"/>
+              <v:rect w14:anchorId="6FCEAF26" id="Rectangle 15" o:spid="_x0000_s1026" style="position:absolute;margin-left:298.5pt;margin-top:5.65pt;width:172.5pt;height:48.75pt;z-index:252238848;visibility:visible;mso-wrap-style:square;mso-wrap-distance-left:9pt;mso-wrap-distance-top:0;mso-wrap-distance-right:9pt;mso-wrap-distance-bottom:0;mso-position-horizontal:absolute;mso-position-horizontal-relative:text;mso-position-vertical:absolute;mso-position-vertical-relative:text;v-text-anchor:middle" o:gfxdata="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" fillcolor="white [3201]" strokecolor="black [3200]" strokeweight="1pt"/>
             </w:pict>
           </mc:Fallback>
         </mc:AlternateContent>
@@ -14414,7 +17774,7 @@
           </mc:Choice>
           <mc:Fallback>
             <w:pict>
-              <v:rect w14:anchorId="2D72579B" id="Rectangle 15" o:spid="_x0000_s1026" style="position:absolute;margin-left:126pt;margin-top:5.65pt;width:172.5pt;height:48.75pt;z-index:252221440;visibility:visible;mso-wrap-style:square;mso-wrap-distance-left:9pt;mso-wrap-distance-top:0;mso-wrap-distance-right:9pt;mso-wrap-distance-bottom:0;mso-position-horizontal:absolute;mso-position-horizontal-relative:text;mso-position-vertical:absolute;mso-position-vertical-relative:text;v-text-anchor:middle" o:gfxdata="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" fillcolor="white [3201]" strokecolor="black [3200]" strokeweight="1pt"/>
+              <v:rect w14:anchorId="0D62C8E7" id="Rectangle 15" o:spid="_x0000_s1026" style="position:absolute;margin-left:126pt;margin-top:5.65pt;width:172.5pt;height:48.75pt;z-index:252221440;visibility:visible;mso-wrap-style:square;mso-wrap-distance-left:9pt;mso-wrap-distance-top:0;mso-wrap-distance-right:9pt;mso-wrap-distance-bottom:0;mso-position-horizontal:absolute;mso-position-horizontal-relative:text;mso-position-vertical:absolute;mso-position-vertical-relative:text;v-text-anchor:middle" o:gfxdata="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" fillcolor="white [3201]" strokecolor="black [3200]" strokeweight="1pt"/>
             </w:pict>
           </mc:Fallback>
         </mc:AlternateContent>
@@ -14515,7 +17875,7 @@
           </mc:Choice>
           <mc:Fallback>
             <w:pict>
-              <v:rect w14:anchorId="663A31D0" id="Rectangle 15" o:spid="_x0000_s1026" style="position:absolute;margin-left:128.25pt;margin-top:6.45pt;width:172.5pt;height:48.75pt;z-index:252257280;visibility:visible;mso-wrap-style:square;mso-wrap-distance-left:9pt;mso-wrap-distance-top:0;mso-wrap-distance-right:9pt;mso-wrap-distance-bottom:0;mso-position-horizontal:absolute;mso-position-horizontal-relative:text;mso-position-vertical:absolute;mso-position-vertical-relative:text;v-text-anchor:middle" o:gfxdata="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" fillcolor="white [3201]" strokecolor="black [3200]" strokeweight="1pt"/>
+              <v:rect w14:anchorId="272A641A" id="Rectangle 15" o:spid="_x0000_s1026" style="position:absolute;margin-left:128.25pt;margin-top:6.45pt;width:172.5pt;height:48.75pt;z-index:252257280;visibility:visible;mso-wrap-style:square;mso-wrap-distance-left:9pt;mso-wrap-distance-top:0;mso-wrap-distance-right:9pt;mso-wrap-distance-bottom:0;mso-position-horizontal:absolute;mso-position-horizontal-relative:text;mso-position-vertical:absolute;mso-position-vertical-relative:text;v-text-anchor:middle" o:gfxdata="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" fillcolor="white [3201]" strokecolor="black [3200]" strokeweight="1pt"/>
             </w:pict>
           </mc:Fallback>
         </mc:AlternateContent>
@@ -14582,7 +17942,7 @@
           </mc:Choice>
           <mc:Fallback>
             <w:pict>
-              <v:rect w14:anchorId="0BBA1918" id="Rectangle 15" o:spid="_x0000_s1026" style="position:absolute;margin-left:300.75pt;margin-top:6.45pt;width:172.5pt;height:48.75pt;z-index:252275712;visibility:visible;mso-wrap-style:square;mso-wrap-distance-left:9pt;mso-wrap-distance-top:0;mso-wrap-distance-right:9pt;mso-wrap-distance-bottom:0;mso-position-horizontal:absolute;mso-position-horizontal-relative:text;mso-position-vertical:absolute;mso-position-vertical-relative:text;v-text-anchor:middle" o:gfxdata="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" fillcolor="white [3201]" strokecolor="black [3200]" strokeweight="1pt"/>
+              <v:rect w14:anchorId="7629F788" id="Rectangle 15" o:spid="_x0000_s1026" style="position:absolute;margin-left:300.75pt;margin-top:6.45pt;width:172.5pt;height:48.75pt;z-index:252275712;visibility:visible;mso-wrap-style:square;mso-wrap-distance-left:9pt;mso-wrap-distance-top:0;mso-wrap-distance-right:9pt;mso-wrap-distance-bottom:0;mso-position-horizontal:absolute;mso-position-horizontal-relative:text;mso-position-vertical:absolute;mso-position-vertical-relative:text;v-text-anchor:middle" o:gfxdata="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" fillcolor="white [3201]" strokecolor="black [3200]" strokeweight="1pt"/>
             </w:pict>
           </mc:Fallback>
         </mc:AlternateContent>
@@ -14682,7 +18042,15 @@
               <w:pStyle w:val="NoSpacing"/>
             </w:pPr>
             <w:r>
-              <w:t>{{FOR line IN debug_lines}}</w:t>
+              <w:t xml:space="preserve">{{FOR line IN </w:t>
+            </w:r>
+            <w:proofErr w:type="spellStart"/>
+            <w:r>
+              <w:t>debug_lines</w:t>
+            </w:r>
+            <w:proofErr w:type="spellEnd"/>
+            <w:r>
+              <w:t>}}</w:t>
             </w:r>
           </w:p>
         </w:tc>
@@ -14889,13 +18257,31 @@
                             </w:r>
                           </w:fldSimple>
                           <w:r>
-                            <w:t xml:space="preserve">. Generated: {{ </w:t>
+                            <w:t xml:space="preserve">. Generated: </w:t>
                           </w:r>
+                          <w:proofErr w:type="gramStart"/>
                           <w:r>
-                            <w:t>generation_date</w:t>
+                            <w:t xml:space="preserve">{{ </w:t>
                           </w:r>
+                          <w:proofErr w:type="spellStart"/>
                           <w:r>
-                            <w:t xml:space="preserve"> }}</w:t>
+                            <w:t>generation</w:t>
+                          </w:r>
+                          <w:proofErr w:type="gramEnd"/>
+                          <w:r>
+                            <w:t>_</w:t>
+                          </w:r>
+                          <w:proofErr w:type="gramStart"/>
+                          <w:r>
+                            <w:t>date</w:t>
+                          </w:r>
+                          <w:proofErr w:type="spellEnd"/>
+                          <w:r>
+                            <w:t xml:space="preserve"> }</w:t>
+                          </w:r>
+                          <w:proofErr w:type="gramEnd"/>
+                          <w:r>
+                            <w:t>}</w:t>
                           </w:r>
                         </w:p>
                       </w:txbxContent>
@@ -14940,13 +18326,31 @@
                       </w:r>
                     </w:fldSimple>
                     <w:r>
-                      <w:t xml:space="preserve">. Generated: {{ </w:t>
+                      <w:t xml:space="preserve">. Generated: </w:t>
                     </w:r>
+                    <w:proofErr w:type="gramStart"/>
                     <w:r>
-                      <w:t>generation_date</w:t>
+                      <w:t xml:space="preserve">{{ </w:t>
                     </w:r>
+                    <w:proofErr w:type="spellStart"/>
                     <w:r>
-                      <w:t xml:space="preserve"> }}</w:t>
+                      <w:t>generation</w:t>
+                    </w:r>
+                    <w:proofErr w:type="gramEnd"/>
+                    <w:r>
+                      <w:t>_</w:t>
+                    </w:r>
+                    <w:proofErr w:type="gramStart"/>
+                    <w:r>
+                      <w:t>date</w:t>
+                    </w:r>
+                    <w:proofErr w:type="spellEnd"/>
+                    <w:r>
+                      <w:t xml:space="preserve"> }</w:t>
+                    </w:r>
+                    <w:proofErr w:type="gramEnd"/>
+                    <w:r>
+                      <w:t>}</w:t>
                     </w:r>
                   </w:p>
                 </w:txbxContent>
@@ -15042,13 +18446,31 @@
                                 </w:r>
                               </w:fldSimple>
                               <w:r>
-                                <w:t xml:space="preserve">. Generated: {{ </w:t>
+                                <w:t xml:space="preserve">. Generated: </w:t>
                               </w:r>
+                              <w:proofErr w:type="gramStart"/>
                               <w:r>
-                                <w:t>generation_date</w:t>
+                                <w:t xml:space="preserve">{{ </w:t>
                               </w:r>
+                              <w:proofErr w:type="spellStart"/>
                               <w:r>
-                                <w:t xml:space="preserve"> }}</w:t>
+                                <w:t>generation</w:t>
+                              </w:r>
+                              <w:proofErr w:type="gramEnd"/>
+                              <w:r>
+                                <w:t>_</w:t>
+                              </w:r>
+                              <w:proofErr w:type="gramStart"/>
+                              <w:r>
+                                <w:t>date</w:t>
+                              </w:r>
+                              <w:proofErr w:type="spellEnd"/>
+                              <w:r>
+                                <w:t xml:space="preserve"> }</w:t>
+                              </w:r>
+                              <w:proofErr w:type="gramEnd"/>
+                              <w:r>
+                                <w:t>}</w:t>
                               </w:r>
                             </w:p>
                           </w:txbxContent>
@@ -15093,13 +18515,31 @@
                           </w:r>
                         </w:fldSimple>
                         <w:r>
-                          <w:t xml:space="preserve">. Generated: {{ </w:t>
+                          <w:t xml:space="preserve">. Generated: </w:t>
                         </w:r>
+                        <w:proofErr w:type="gramStart"/>
                         <w:r>
-                          <w:t>generation_date</w:t>
+                          <w:t xml:space="preserve">{{ </w:t>
                         </w:r>
+                        <w:proofErr w:type="spellStart"/>
                         <w:r>
-                          <w:t xml:space="preserve"> }}</w:t>
+                          <w:t>generation</w:t>
+                        </w:r>
+                        <w:proofErr w:type="gramEnd"/>
+                        <w:r>
+                          <w:t>_</w:t>
+                        </w:r>
+                        <w:proofErr w:type="gramStart"/>
+                        <w:r>
+                          <w:t>date</w:t>
+                        </w:r>
+                        <w:proofErr w:type="spellEnd"/>
+                        <w:r>
+                          <w:t xml:space="preserve"> }</w:t>
+                        </w:r>
+                        <w:proofErr w:type="gramEnd"/>
+                        <w:r>
+                          <w:t>}</w:t>
                         </w:r>
                       </w:p>
                     </w:txbxContent>
@@ -15351,6 +18791,7 @@
                             </w:rPr>
                             <w:t>{{</w:t>
                           </w:r>
+                          <w:proofErr w:type="spellStart"/>
                           <w:r>
                             <w:rPr>
                               <w:b/>
@@ -15367,7 +18808,17 @@
                               <w:sz w:val="28"/>
                               <w:szCs w:val="32"/>
                             </w:rPr>
-                            <w:t>pah}}</w:t>
+                            <w:t>pah</w:t>
+                          </w:r>
+                          <w:proofErr w:type="spellEnd"/>
+                          <w:r>
+                            <w:rPr>
+                              <w:b/>
+                              <w:bCs/>
+                              <w:sz w:val="28"/>
+                              <w:szCs w:val="32"/>
+                            </w:rPr>
+                            <w:t>}}</w:t>
                           </w:r>
                         </w:p>
                       </w:txbxContent>
@@ -15414,6 +18865,7 @@
                       </w:rPr>
                       <w:t>{{</w:t>
                     </w:r>
+                    <w:proofErr w:type="spellStart"/>
                     <w:r>
                       <w:rPr>
                         <w:b/>
@@ -15430,7 +18882,17 @@
                         <w:sz w:val="28"/>
                         <w:szCs w:val="32"/>
                       </w:rPr>
-                      <w:t>pah}}</w:t>
+                      <w:t>pah</w:t>
+                    </w:r>
+                    <w:proofErr w:type="spellEnd"/>
+                    <w:r>
+                      <w:rPr>
+                        <w:b/>
+                        <w:bCs/>
+                        <w:sz w:val="28"/>
+                        <w:szCs w:val="32"/>
+                      </w:rPr>
+                      <w:t>}}</w:t>
                     </w:r>
                   </w:p>
                 </w:txbxContent>
@@ -15808,6 +19270,7 @@
                             </w:rPr>
                             <w:t>{{</w:t>
                           </w:r>
+                          <w:proofErr w:type="spellStart"/>
                           <w:r>
                             <w:rPr>
                               <w:b/>
@@ -15824,7 +19287,17 @@
                               <w:sz w:val="32"/>
                               <w:szCs w:val="36"/>
                             </w:rPr>
-                            <w:t>pah}}</w:t>
+                            <w:t>pah</w:t>
+                          </w:r>
+                          <w:proofErr w:type="spellEnd"/>
+                          <w:r>
+                            <w:rPr>
+                              <w:b/>
+                              <w:bCs/>
+                              <w:sz w:val="32"/>
+                              <w:szCs w:val="36"/>
+                            </w:rPr>
+                            <w:t>}}</w:t>
                           </w:r>
                         </w:p>
                       </w:txbxContent>
@@ -15865,6 +19338,7 @@
                       </w:rPr>
                       <w:t>{{</w:t>
                     </w:r>
+                    <w:proofErr w:type="spellStart"/>
                     <w:r>
                       <w:rPr>
                         <w:b/>
@@ -15881,7 +19355,17 @@
                         <w:sz w:val="32"/>
                         <w:szCs w:val="36"/>
                       </w:rPr>
-                      <w:t>pah}}</w:t>
+                      <w:t>pah</w:t>
+                    </w:r>
+                    <w:proofErr w:type="spellEnd"/>
+                    <w:r>
+                      <w:rPr>
+                        <w:b/>
+                        <w:bCs/>
+                        <w:sz w:val="32"/>
+                        <w:szCs w:val="36"/>
+                      </w:rPr>
+                      <w:t>}}</w:t>
                     </w:r>
                   </w:p>
                 </w:txbxContent>
@@ -16603,7 +20087,7 @@
   <w:style w:type="paragraph" w:default="1" w:styleId="Normal">
     <w:name w:val="Normal"/>
     <w:qFormat/>
-    <w:rsid w:val="00C52E6F"/>
+    <w:rsid w:val="00B23DD0"/>
     <w:rPr>
       <w:rFonts w:ascii="Calibri" w:hAnsi="Calibri"/>
     </w:rPr>
@@ -25736,7 +29220,7 @@
       </w:tcPr>
     </w:tblStylePr>
   </w:style>
-  <w:style w:type="table" w:styleId="ColorfulShading">
+  <w:style w:type="table" w:styleId="ColourfulShading">
     <w:name w:val="Colorful Shading"/>
     <w:basedOn w:val="TableNormal"/>
     <w:uiPriority w:val="71"/>
@@ -25851,7 +29335,7 @@
       </w:rPr>
     </w:tblStylePr>
   </w:style>
-  <w:style w:type="table" w:styleId="ColorfulShading-Accent1">
+  <w:style w:type="table" w:styleId="ColourfulShadingAccent1">
     <w:name w:val="Colorful Shading Accent 1"/>
     <w:basedOn w:val="TableNormal"/>
     <w:uiPriority w:val="71"/>
@@ -25966,7 +29450,7 @@
       </w:rPr>
     </w:tblStylePr>
   </w:style>
-  <w:style w:type="table" w:styleId="ColorfulShading-Accent2">
+  <w:style w:type="table" w:styleId="ColourfulShadingAccent2">
     <w:name w:val="Colorful Shading Accent 2"/>
     <w:basedOn w:val="TableNormal"/>
     <w:uiPriority w:val="71"/>
@@ -26081,7 +29565,7 @@
       </w:rPr>
     </w:tblStylePr>
   </w:style>
-  <w:style w:type="table" w:styleId="ColorfulShading-Accent3">
+  <w:style w:type="table" w:styleId="ColourfulShadingAccent3">
     <w:name w:val="Colorful Shading Accent 3"/>
     <w:basedOn w:val="TableNormal"/>
     <w:uiPriority w:val="71"/>
@@ -26186,7 +29670,7 @@
       </w:tcPr>
     </w:tblStylePr>
   </w:style>
-  <w:style w:type="table" w:styleId="ColorfulShading-Accent4">
+  <w:style w:type="table" w:styleId="ColourfulShadingAccent4">
     <w:name w:val="Colorful Shading Accent 4"/>
     <w:basedOn w:val="TableNormal"/>
     <w:uiPriority w:val="71"/>
@@ -26301,7 +29785,7 @@
       </w:rPr>
     </w:tblStylePr>
   </w:style>
-  <w:style w:type="table" w:styleId="ColorfulShading-Accent5">
+  <w:style w:type="table" w:styleId="ColourfulShadingAccent5">
     <w:name w:val="Colorful Shading Accent 5"/>
     <w:basedOn w:val="TableNormal"/>
     <w:uiPriority w:val="71"/>
@@ -26416,7 +29900,7 @@
       </w:rPr>
     </w:tblStylePr>
   </w:style>
-  <w:style w:type="table" w:styleId="ColorfulShading-Accent6">
+  <w:style w:type="table" w:styleId="ColourfulShadingAccent6">
     <w:name w:val="Colorful Shading Accent 6"/>
     <w:basedOn w:val="TableNormal"/>
     <w:uiPriority w:val="71"/>
@@ -26531,7 +30015,7 @@
       </w:rPr>
     </w:tblStylePr>
   </w:style>
-  <w:style w:type="table" w:styleId="ColorfulList">
+  <w:style w:type="table" w:styleId="ColourfulList">
     <w:name w:val="Colorful List"/>
     <w:basedOn w:val="TableNormal"/>
     <w:uiPriority w:val="72"/>
@@ -26610,7 +30094,7 @@
       </w:tcPr>
     </w:tblStylePr>
   </w:style>
-  <w:style w:type="table" w:styleId="ColorfulList-Accent1">
+  <w:style w:type="table" w:styleId="ColourfulListAccent1">
     <w:name w:val="Colorful List Accent 1"/>
     <w:basedOn w:val="TableNormal"/>
     <w:uiPriority w:val="72"/>
@@ -26689,7 +30173,7 @@
       </w:tcPr>
     </w:tblStylePr>
   </w:style>
-  <w:style w:type="table" w:styleId="ColorfulList-Accent2">
+  <w:style w:type="table" w:styleId="ColourfulListAccent2">
     <w:name w:val="Colorful List Accent 2"/>
     <w:basedOn w:val="TableNormal"/>
     <w:uiPriority w:val="72"/>
@@ -26768,7 +30252,7 @@
       </w:tcPr>
     </w:tblStylePr>
   </w:style>
-  <w:style w:type="table" w:styleId="ColorfulList-Accent3">
+  <w:style w:type="table" w:styleId="ColourfulListAccent3">
     <w:name w:val="Colorful List Accent 3"/>
     <w:basedOn w:val="TableNormal"/>
     <w:uiPriority w:val="72"/>
@@ -26847,7 +30331,7 @@
       </w:tcPr>
     </w:tblStylePr>
   </w:style>
-  <w:style w:type="table" w:styleId="ColorfulList-Accent4">
+  <w:style w:type="table" w:styleId="ColourfulListAccent4">
     <w:name w:val="Colorful List Accent 4"/>
     <w:basedOn w:val="TableNormal"/>
     <w:uiPriority w:val="72"/>
@@ -26926,7 +30410,7 @@
       </w:tcPr>
     </w:tblStylePr>
   </w:style>
-  <w:style w:type="table" w:styleId="ColorfulList-Accent5">
+  <w:style w:type="table" w:styleId="ColourfulListAccent5">
     <w:name w:val="Colorful List Accent 5"/>
     <w:basedOn w:val="TableNormal"/>
     <w:uiPriority w:val="72"/>
@@ -27005,7 +30489,7 @@
       </w:tcPr>
     </w:tblStylePr>
   </w:style>
-  <w:style w:type="table" w:styleId="ColorfulList-Accent6">
+  <w:style w:type="table" w:styleId="ColourfulListAccent6">
     <w:name w:val="Colorful List Accent 6"/>
     <w:basedOn w:val="TableNormal"/>
     <w:uiPriority w:val="72"/>
@@ -27084,7 +30568,7 @@
       </w:tcPr>
     </w:tblStylePr>
   </w:style>
-  <w:style w:type="table" w:styleId="ColorfulGrid">
+  <w:style w:type="table" w:styleId="ColourfulGrid">
     <w:name w:val="Colorful Grid"/>
     <w:basedOn w:val="TableNormal"/>
     <w:uiPriority w:val="73"/>
@@ -27157,7 +30641,7 @@
       </w:tcPr>
     </w:tblStylePr>
   </w:style>
-  <w:style w:type="table" w:styleId="ColorfulGrid-Accent1">
+  <w:style w:type="table" w:styleId="ColourfulGridAccent1">
     <w:name w:val="Colorful Grid Accent 1"/>
     <w:basedOn w:val="TableNormal"/>
     <w:uiPriority w:val="73"/>
@@ -27230,7 +30714,7 @@
       </w:tcPr>
     </w:tblStylePr>
   </w:style>
-  <w:style w:type="table" w:styleId="ColorfulGrid-Accent2">
+  <w:style w:type="table" w:styleId="ColourfulGridAccent2">
     <w:name w:val="Colorful Grid Accent 2"/>
     <w:basedOn w:val="TableNormal"/>
     <w:uiPriority w:val="73"/>
@@ -27303,7 +30787,7 @@
       </w:tcPr>
     </w:tblStylePr>
   </w:style>
-  <w:style w:type="table" w:styleId="ColorfulGrid-Accent3">
+  <w:style w:type="table" w:styleId="ColourfulGridAccent3">
     <w:name w:val="Colorful Grid Accent 3"/>
     <w:basedOn w:val="TableNormal"/>
     <w:uiPriority w:val="73"/>
@@ -27376,7 +30860,7 @@
       </w:tcPr>
     </w:tblStylePr>
   </w:style>
-  <w:style w:type="table" w:styleId="ColorfulGrid-Accent4">
+  <w:style w:type="table" w:styleId="ColourfulGridAccent4">
     <w:name w:val="Colorful Grid Accent 4"/>
     <w:basedOn w:val="TableNormal"/>
     <w:uiPriority w:val="73"/>
@@ -27449,7 +30933,7 @@
       </w:tcPr>
     </w:tblStylePr>
   </w:style>
-  <w:style w:type="table" w:styleId="ColorfulGrid-Accent5">
+  <w:style w:type="table" w:styleId="ColourfulGridAccent5">
     <w:name w:val="Colorful Grid Accent 5"/>
     <w:basedOn w:val="TableNormal"/>
     <w:uiPriority w:val="73"/>
@@ -27522,7 +31006,7 @@
       </w:tcPr>
     </w:tblStylePr>
   </w:style>
-  <w:style w:type="table" w:styleId="ColorfulGrid-Accent6">
+  <w:style w:type="table" w:styleId="ColourfulGridAccent6">
     <w:name w:val="Colorful Grid Accent 6"/>
     <w:basedOn w:val="TableNormal"/>
     <w:uiPriority w:val="73"/>
